--- a/docs/Documentacion_Proyecto_Banking_DWH_Pipeline.docx
+++ b/docs/Documentacion_Proyecto_Banking_DWH_Pipeline.docx
@@ -63,16 +63,7 @@
           <w:i/>
           <w:iCs/>
         </w:rPr>
-        <w:t>Creación e inicialización del proyecto</w:t>
-      </w:r>
-      <w:r>
-        <w:rPr>
-          <w:b/>
-          <w:bCs/>
-          <w:i/>
-          <w:iCs/>
-        </w:rPr>
-        <w:t>.</w:t>
+        <w:t>Creación e inicialización del proyecto.</w:t>
       </w:r>
     </w:p>
     <w:p>
@@ -80,10 +71,7 @@
         <w:ind w:left="360"/>
       </w:pPr>
       <w:r>
-        <w:t>Configuración inicial del repositorio local y conexión con GitHub</w:t>
-      </w:r>
-      <w:r>
-        <w:t>.</w:t>
+        <w:t>Configuración inicial del repositorio local y conexión con GitHub.</w:t>
       </w:r>
     </w:p>
     <w:p>
@@ -7823,6 +7811,4530 @@
         </w:rPr>
         <w:t>Tarea 2: Creación de la estructura inicial del proyecto</w:t>
       </w:r>
+    </w:p>
+    <w:p>
+      <w:pPr>
+        <w:tabs>
+          <w:tab w:val="left" w:pos="916"/>
+          <w:tab w:val="left" w:pos="1832"/>
+          <w:tab w:val="left" w:pos="2748"/>
+          <w:tab w:val="left" w:pos="3664"/>
+          <w:tab w:val="left" w:pos="4580"/>
+          <w:tab w:val="left" w:pos="5496"/>
+          <w:tab w:val="left" w:pos="6412"/>
+          <w:tab w:val="left" w:pos="7328"/>
+          <w:tab w:val="left" w:pos="8244"/>
+          <w:tab w:val="left" w:pos="9160"/>
+          <w:tab w:val="left" w:pos="10076"/>
+          <w:tab w:val="left" w:pos="10992"/>
+          <w:tab w:val="left" w:pos="11908"/>
+          <w:tab w:val="left" w:pos="12824"/>
+          <w:tab w:val="left" w:pos="13740"/>
+          <w:tab w:val="left" w:pos="14656"/>
+        </w:tabs>
+        <w:spacing w:after="0" w:line="240" w:lineRule="auto"/>
+        <w:rPr>
+          <w:rFonts w:ascii="Courier New" w:eastAsia="Times New Roman" w:hAnsi="Courier New" w:cs="Courier New"/>
+          <w:sz w:val="20"/>
+          <w:szCs w:val="20"/>
+          <w:lang w:eastAsia="es-ES"/>
+        </w:rPr>
+      </w:pPr>
+    </w:p>
+    <w:p>
+      <w:pPr>
+        <w:pStyle w:val="Ttulo1"/>
+      </w:pPr>
+      <w:r>
+        <w:t>8. Tarea 2: Creación de la estructura inicial del proyecto</w:t>
+      </w:r>
+    </w:p>
+    <w:p>
+      <w:pPr>
+        <w:pStyle w:val="Ttulo2"/>
+      </w:pPr>
+      <w:r>
+        <w:t>8.1 Objetivo de la tarea</w:t>
+      </w:r>
+    </w:p>
+    <w:p>
+      <w:pPr>
+        <w:pStyle w:val="NormalWeb"/>
+      </w:pPr>
+      <w:r>
+        <w:t>El objetivo de esta tarea fue organizar el repositorio mediante una estructura de carpetas clara y escalable.</w:t>
+      </w:r>
+    </w:p>
+    <w:p>
+      <w:pPr>
+        <w:pStyle w:val="NormalWeb"/>
+      </w:pPr>
+      <w:r>
+        <w:t>Esta organización permitirá separar:</w:t>
+      </w:r>
+    </w:p>
+    <w:p>
+      <w:pPr>
+        <w:numPr>
+          <w:ilvl w:val="0"/>
+          <w:numId w:val="9"/>
+        </w:numPr>
+        <w:spacing w:before="100" w:beforeAutospacing="1" w:after="100" w:afterAutospacing="1" w:line="240" w:lineRule="auto"/>
+      </w:pPr>
+      <w:r>
+        <w:t xml:space="preserve">Archivos fuente. </w:t>
+      </w:r>
+    </w:p>
+    <w:p>
+      <w:pPr>
+        <w:numPr>
+          <w:ilvl w:val="0"/>
+          <w:numId w:val="9"/>
+        </w:numPr>
+        <w:spacing w:before="100" w:beforeAutospacing="1" w:after="100" w:afterAutospacing="1" w:line="240" w:lineRule="auto"/>
+      </w:pPr>
+      <w:r>
+        <w:t xml:space="preserve">Datos procesados. </w:t>
+      </w:r>
+    </w:p>
+    <w:p>
+      <w:pPr>
+        <w:numPr>
+          <w:ilvl w:val="0"/>
+          <w:numId w:val="9"/>
+        </w:numPr>
+        <w:spacing w:before="100" w:beforeAutospacing="1" w:after="100" w:afterAutospacing="1" w:line="240" w:lineRule="auto"/>
+      </w:pPr>
+      <w:r>
+        <w:t xml:space="preserve">Registros rechazados. </w:t>
+      </w:r>
+    </w:p>
+    <w:p>
+      <w:pPr>
+        <w:numPr>
+          <w:ilvl w:val="0"/>
+          <w:numId w:val="9"/>
+        </w:numPr>
+        <w:spacing w:before="100" w:beforeAutospacing="1" w:after="100" w:afterAutospacing="1" w:line="240" w:lineRule="auto"/>
+      </w:pPr>
+      <w:r>
+        <w:t xml:space="preserve">Código </w:t>
+      </w:r>
+      <w:proofErr w:type="spellStart"/>
+      <w:r>
+        <w:t>PySpark</w:t>
+      </w:r>
+      <w:proofErr w:type="spellEnd"/>
+      <w:r>
+        <w:t xml:space="preserve">. </w:t>
+      </w:r>
+    </w:p>
+    <w:p>
+      <w:pPr>
+        <w:numPr>
+          <w:ilvl w:val="0"/>
+          <w:numId w:val="9"/>
+        </w:numPr>
+        <w:spacing w:before="100" w:beforeAutospacing="1" w:after="100" w:afterAutospacing="1" w:line="240" w:lineRule="auto"/>
+      </w:pPr>
+      <w:r>
+        <w:t xml:space="preserve">Notebooks. </w:t>
+      </w:r>
+    </w:p>
+    <w:p>
+      <w:pPr>
+        <w:numPr>
+          <w:ilvl w:val="0"/>
+          <w:numId w:val="9"/>
+        </w:numPr>
+        <w:spacing w:before="100" w:beforeAutospacing="1" w:after="100" w:afterAutospacing="1" w:line="240" w:lineRule="auto"/>
+      </w:pPr>
+      <w:r>
+        <w:t xml:space="preserve">Pruebas. </w:t>
+      </w:r>
+    </w:p>
+    <w:p>
+      <w:pPr>
+        <w:numPr>
+          <w:ilvl w:val="0"/>
+          <w:numId w:val="9"/>
+        </w:numPr>
+        <w:spacing w:before="100" w:beforeAutospacing="1" w:after="100" w:afterAutospacing="1" w:line="240" w:lineRule="auto"/>
+      </w:pPr>
+      <w:r>
+        <w:t xml:space="preserve">Scripts SQL. </w:t>
+      </w:r>
+    </w:p>
+    <w:p>
+      <w:pPr>
+        <w:numPr>
+          <w:ilvl w:val="0"/>
+          <w:numId w:val="9"/>
+        </w:numPr>
+        <w:spacing w:before="100" w:beforeAutospacing="1" w:after="100" w:afterAutospacing="1" w:line="240" w:lineRule="auto"/>
+      </w:pPr>
+      <w:r>
+        <w:t xml:space="preserve">Proyecto </w:t>
+      </w:r>
+      <w:proofErr w:type="spellStart"/>
+      <w:r>
+        <w:t>dbt</w:t>
+      </w:r>
+      <w:proofErr w:type="spellEnd"/>
+      <w:r>
+        <w:t xml:space="preserve">. </w:t>
+      </w:r>
+    </w:p>
+    <w:p>
+      <w:pPr>
+        <w:numPr>
+          <w:ilvl w:val="0"/>
+          <w:numId w:val="9"/>
+        </w:numPr>
+        <w:spacing w:before="100" w:beforeAutospacing="1" w:after="100" w:afterAutospacing="1" w:line="240" w:lineRule="auto"/>
+      </w:pPr>
+      <w:r>
+        <w:t xml:space="preserve">Documentación técnica. </w:t>
+      </w:r>
+    </w:p>
+    <w:p>
+      <w:pPr>
+        <w:pStyle w:val="NormalWeb"/>
+      </w:pPr>
+      <w:r>
+        <w:t>Una estructura ordenada facilita el mantenimiento, la comprensión del proyecto y su presentación en entrevistas laborales.</w:t>
+      </w:r>
+    </w:p>
+    <w:p>
+      <w:r>
+        <w:pict w14:anchorId="460090C3">
+          <v:rect id="_x0000_i1037" style="width:0;height:1.5pt" o:hralign="center" o:hrstd="t" o:hr="t" fillcolor="#a0a0a0" stroked="f"/>
+        </w:pict>
+      </w:r>
+    </w:p>
+    <w:p>
+      <w:pPr>
+        <w:pStyle w:val="Ttulo2"/>
+      </w:pPr>
+      <w:r>
+        <w:lastRenderedPageBreak/>
+        <w:t>8.2 Creación de la carpeta de documentación</w:t>
+      </w:r>
+    </w:p>
+    <w:p>
+      <w:pPr>
+        <w:pStyle w:val="NormalWeb"/>
+      </w:pPr>
+      <w:r>
+        <w:t>Se creó la carpeta:</w:t>
+      </w:r>
+    </w:p>
+    <w:p>
+      <w:pPr>
+        <w:pStyle w:val="HTMLconformatoprevio"/>
+      </w:pPr>
+      <w:proofErr w:type="spellStart"/>
+      <w:r>
+        <w:rPr>
+          <w:rStyle w:val="CdigoHTML"/>
+        </w:rPr>
+        <w:t>docs</w:t>
+      </w:r>
+      <w:proofErr w:type="spellEnd"/>
+    </w:p>
+    <w:p>
+      <w:pPr>
+        <w:pStyle w:val="NormalWeb"/>
+      </w:pPr>
+      <w:r>
+        <w:t>Dentro de esta carpeta se almacenó el documento:</w:t>
+      </w:r>
+    </w:p>
+    <w:p>
+      <w:pPr>
+        <w:pStyle w:val="HTMLconformatoprevio"/>
+      </w:pPr>
+      <w:r>
+        <w:rPr>
+          <w:rStyle w:val="CdigoHTML"/>
+        </w:rPr>
+        <w:t>Documentacion_Proyecto_Banking_DWH_Pipeline.docx</w:t>
+      </w:r>
+    </w:p>
+    <w:p>
+      <w:pPr>
+        <w:pStyle w:val="NormalWeb"/>
+      </w:pPr>
+      <w:r>
+        <w:t>La estructura quedó así:</w:t>
+      </w:r>
+    </w:p>
+    <w:p>
+      <w:pPr>
+        <w:pStyle w:val="HTMLconformatoprevio"/>
+        <w:rPr>
+          <w:rStyle w:val="CdigoHTML"/>
+        </w:rPr>
+      </w:pPr>
+      <w:proofErr w:type="spellStart"/>
+      <w:r>
+        <w:rPr>
+          <w:rStyle w:val="CdigoHTML"/>
+        </w:rPr>
+        <w:t>banking</w:t>
+      </w:r>
+      <w:proofErr w:type="spellEnd"/>
+      <w:r>
+        <w:rPr>
+          <w:rStyle w:val="CdigoHTML"/>
+        </w:rPr>
+        <w:t>-</w:t>
+      </w:r>
+      <w:proofErr w:type="spellStart"/>
+      <w:r>
+        <w:rPr>
+          <w:rStyle w:val="CdigoHTML"/>
+        </w:rPr>
+        <w:t>dwh</w:t>
+      </w:r>
+      <w:proofErr w:type="spellEnd"/>
+      <w:r>
+        <w:rPr>
+          <w:rStyle w:val="CdigoHTML"/>
+        </w:rPr>
+        <w:t>-pipeline</w:t>
+      </w:r>
+    </w:p>
+    <w:p>
+      <w:pPr>
+        <w:pStyle w:val="HTMLconformatoprevio"/>
+        <w:rPr>
+          <w:rStyle w:val="CdigoHTML"/>
+        </w:rPr>
+      </w:pPr>
+      <w:r>
+        <w:rPr>
+          <w:rStyle w:val="CdigoHTML"/>
+        </w:rPr>
+        <w:t xml:space="preserve">└── </w:t>
+      </w:r>
+      <w:proofErr w:type="spellStart"/>
+      <w:r>
+        <w:rPr>
+          <w:rStyle w:val="CdigoHTML"/>
+        </w:rPr>
+        <w:t>docs</w:t>
+      </w:r>
+      <w:proofErr w:type="spellEnd"/>
+    </w:p>
+    <w:p>
+      <w:pPr>
+        <w:pStyle w:val="HTMLconformatoprevio"/>
+      </w:pPr>
+      <w:r>
+        <w:rPr>
+          <w:rStyle w:val="CdigoHTML"/>
+        </w:rPr>
+        <w:t xml:space="preserve">    └── Documentacion_Proyecto_Banking_DWH_Pipeline.docx</w:t>
+      </w:r>
+    </w:p>
+    <w:p>
+      <w:pPr>
+        <w:pStyle w:val="NormalWeb"/>
+      </w:pPr>
+      <w:r>
+        <w:t xml:space="preserve">La carpeta </w:t>
+      </w:r>
+      <w:proofErr w:type="spellStart"/>
+      <w:r>
+        <w:rPr>
+          <w:rStyle w:val="CdigoHTML"/>
+        </w:rPr>
+        <w:t>docs</w:t>
+      </w:r>
+      <w:proofErr w:type="spellEnd"/>
+      <w:r>
+        <w:t xml:space="preserve"> se utilizará para almacenar la documentación técnica, funcional y de aprendizaje del proyecto.</w:t>
+      </w:r>
+    </w:p>
+    <w:p>
+      <w:r>
+        <w:pict w14:anchorId="1EBE7005">
+          <v:rect id="_x0000_i1038" style="width:0;height:1.5pt" o:hralign="center" o:hrstd="t" o:hr="t" fillcolor="#a0a0a0" stroked="f"/>
+        </w:pict>
+      </w:r>
+    </w:p>
+    <w:p>
+      <w:pPr>
+        <w:pStyle w:val="Ttulo2"/>
+      </w:pPr>
+      <w:r>
+        <w:t>8.3 Creación de las carpetas principales</w:t>
+      </w:r>
+    </w:p>
+    <w:p>
+      <w:pPr>
+        <w:pStyle w:val="NormalWeb"/>
+      </w:pPr>
+      <w:r>
+        <w:t>Se crearon las siguientes carpetas:</w:t>
+      </w:r>
+    </w:p>
+    <w:p>
+      <w:pPr>
+        <w:pStyle w:val="HTMLconformatoprevio"/>
+        <w:rPr>
+          <w:rStyle w:val="CdigoHTML"/>
+        </w:rPr>
+      </w:pPr>
+      <w:r>
+        <w:rPr>
+          <w:rStyle w:val="CdigoHTML"/>
+        </w:rPr>
+        <w:t>data</w:t>
+      </w:r>
+    </w:p>
+    <w:p>
+      <w:pPr>
+        <w:pStyle w:val="HTMLconformatoprevio"/>
+        <w:rPr>
+          <w:rStyle w:val="CdigoHTML"/>
+        </w:rPr>
+      </w:pPr>
+      <w:r>
+        <w:rPr>
+          <w:rStyle w:val="CdigoHTML"/>
+        </w:rPr>
+        <w:t>notebooks</w:t>
+      </w:r>
+    </w:p>
+    <w:p>
+      <w:pPr>
+        <w:pStyle w:val="HTMLconformatoprevio"/>
+        <w:rPr>
+          <w:rStyle w:val="CdigoHTML"/>
+        </w:rPr>
+      </w:pPr>
+      <w:proofErr w:type="spellStart"/>
+      <w:r>
+        <w:rPr>
+          <w:rStyle w:val="CdigoHTML"/>
+        </w:rPr>
+        <w:t>src</w:t>
+      </w:r>
+      <w:proofErr w:type="spellEnd"/>
+    </w:p>
+    <w:p>
+      <w:pPr>
+        <w:pStyle w:val="HTMLconformatoprevio"/>
+        <w:rPr>
+          <w:rStyle w:val="CdigoHTML"/>
+        </w:rPr>
+      </w:pPr>
+      <w:proofErr w:type="spellStart"/>
+      <w:r>
+        <w:rPr>
+          <w:rStyle w:val="CdigoHTML"/>
+        </w:rPr>
+        <w:t>tests</w:t>
+      </w:r>
+      <w:proofErr w:type="spellEnd"/>
+    </w:p>
+    <w:p>
+      <w:pPr>
+        <w:pStyle w:val="HTMLconformatoprevio"/>
+        <w:rPr>
+          <w:rStyle w:val="CdigoHTML"/>
+        </w:rPr>
+      </w:pPr>
+      <w:proofErr w:type="spellStart"/>
+      <w:r>
+        <w:rPr>
+          <w:rStyle w:val="CdigoHTML"/>
+        </w:rPr>
+        <w:t>dbt</w:t>
+      </w:r>
+      <w:proofErr w:type="spellEnd"/>
+    </w:p>
+    <w:p>
+      <w:pPr>
+        <w:pStyle w:val="HTMLconformatoprevio"/>
+      </w:pPr>
+      <w:proofErr w:type="spellStart"/>
+      <w:r>
+        <w:rPr>
+          <w:rStyle w:val="CdigoHTML"/>
+        </w:rPr>
+        <w:t>sql</w:t>
+      </w:r>
+      <w:proofErr w:type="spellEnd"/>
+    </w:p>
+    <w:p>
+      <w:pPr>
+        <w:pStyle w:val="NormalWeb"/>
+      </w:pPr>
+      <w:r>
+        <w:t>Para crearlas en un solo comando de PowerShell se utilizó:</w:t>
+      </w:r>
+    </w:p>
+    <w:p>
+      <w:pPr>
+        <w:pStyle w:val="HTMLconformatoprevio"/>
+      </w:pPr>
+      <w:proofErr w:type="spellStart"/>
+      <w:r>
+        <w:rPr>
+          <w:rStyle w:val="l"/>
+        </w:rPr>
+        <w:t>mkdir</w:t>
+      </w:r>
+      <w:proofErr w:type="spellEnd"/>
+      <w:r>
+        <w:rPr>
+          <w:rStyle w:val="CdigoHTML"/>
+        </w:rPr>
+        <w:t xml:space="preserve"> </w:t>
+      </w:r>
+      <w:r>
+        <w:rPr>
+          <w:rStyle w:val="g"/>
+        </w:rPr>
+        <w:t>data</w:t>
+      </w:r>
+      <w:r>
+        <w:rPr>
+          <w:rStyle w:val="CdigoHTML"/>
+        </w:rPr>
+        <w:t xml:space="preserve">, </w:t>
+      </w:r>
+      <w:r>
+        <w:rPr>
+          <w:rStyle w:val="m"/>
+          <w:rFonts w:eastAsiaTheme="majorEastAsia"/>
+        </w:rPr>
+        <w:t>notebooks</w:t>
+      </w:r>
+      <w:r>
+        <w:rPr>
+          <w:rStyle w:val="CdigoHTML"/>
+        </w:rPr>
+        <w:t xml:space="preserve">, </w:t>
+      </w:r>
+      <w:proofErr w:type="spellStart"/>
+      <w:r>
+        <w:rPr>
+          <w:rStyle w:val="m"/>
+          <w:rFonts w:eastAsiaTheme="majorEastAsia"/>
+        </w:rPr>
+        <w:t>src</w:t>
+      </w:r>
+      <w:proofErr w:type="spellEnd"/>
+      <w:r>
+        <w:rPr>
+          <w:rStyle w:val="CdigoHTML"/>
+        </w:rPr>
+        <w:t xml:space="preserve">, </w:t>
+      </w:r>
+      <w:proofErr w:type="spellStart"/>
+      <w:r>
+        <w:rPr>
+          <w:rStyle w:val="m"/>
+          <w:rFonts w:eastAsiaTheme="majorEastAsia"/>
+        </w:rPr>
+        <w:t>tests</w:t>
+      </w:r>
+      <w:proofErr w:type="spellEnd"/>
+      <w:r>
+        <w:rPr>
+          <w:rStyle w:val="CdigoHTML"/>
+        </w:rPr>
+        <w:t xml:space="preserve">, </w:t>
+      </w:r>
+      <w:proofErr w:type="spellStart"/>
+      <w:r>
+        <w:rPr>
+          <w:rStyle w:val="m"/>
+          <w:rFonts w:eastAsiaTheme="majorEastAsia"/>
+        </w:rPr>
+        <w:t>dbt</w:t>
+      </w:r>
+      <w:proofErr w:type="spellEnd"/>
+      <w:r>
+        <w:rPr>
+          <w:rStyle w:val="CdigoHTML"/>
+        </w:rPr>
+        <w:t xml:space="preserve">, </w:t>
+      </w:r>
+      <w:proofErr w:type="spellStart"/>
+      <w:r>
+        <w:rPr>
+          <w:rStyle w:val="m"/>
+          <w:rFonts w:eastAsiaTheme="majorEastAsia"/>
+        </w:rPr>
+        <w:t>sql</w:t>
+      </w:r>
+      <w:proofErr w:type="spellEnd"/>
+    </w:p>
+    <w:p>
+      <w:pPr>
+        <w:pStyle w:val="NormalWeb"/>
+      </w:pPr>
+      <w:r>
+        <w:t xml:space="preserve">El comando </w:t>
+      </w:r>
+      <w:proofErr w:type="spellStart"/>
+      <w:r>
+        <w:rPr>
+          <w:rStyle w:val="CdigoHTML"/>
+        </w:rPr>
+        <w:t>mkdir</w:t>
+      </w:r>
+      <w:proofErr w:type="spellEnd"/>
+      <w:r>
+        <w:t xml:space="preserve"> permite crear carpetas.</w:t>
+      </w:r>
+    </w:p>
+    <w:p>
+      <w:pPr>
+        <w:pStyle w:val="NormalWeb"/>
+      </w:pPr>
+      <w:r>
+        <w:t xml:space="preserve">En PowerShell, </w:t>
+      </w:r>
+      <w:proofErr w:type="spellStart"/>
+      <w:r>
+        <w:rPr>
+          <w:rStyle w:val="CdigoHTML"/>
+        </w:rPr>
+        <w:t>mkdir</w:t>
+      </w:r>
+      <w:proofErr w:type="spellEnd"/>
+      <w:r>
+        <w:t xml:space="preserve"> funciona como un alias de:</w:t>
+      </w:r>
+    </w:p>
+    <w:p>
+      <w:pPr>
+        <w:pStyle w:val="HTMLconformatoprevio"/>
+      </w:pPr>
+      <w:r>
+        <w:rPr>
+          <w:rStyle w:val="l"/>
+        </w:rPr>
+        <w:t>New-</w:t>
+      </w:r>
+      <w:proofErr w:type="spellStart"/>
+      <w:r>
+        <w:rPr>
+          <w:rStyle w:val="l"/>
+        </w:rPr>
+        <w:t>Item</w:t>
+      </w:r>
+      <w:proofErr w:type="spellEnd"/>
+      <w:r>
+        <w:rPr>
+          <w:rStyle w:val="CdigoHTML"/>
+        </w:rPr>
+        <w:t xml:space="preserve"> </w:t>
+      </w:r>
+      <w:r>
+        <w:rPr>
+          <w:rStyle w:val="g"/>
+        </w:rPr>
+        <w:t>-</w:t>
+      </w:r>
+      <w:proofErr w:type="spellStart"/>
+      <w:r>
+        <w:rPr>
+          <w:rStyle w:val="m"/>
+          <w:rFonts w:eastAsiaTheme="majorEastAsia"/>
+        </w:rPr>
+        <w:t>ItemType</w:t>
+      </w:r>
+      <w:proofErr w:type="spellEnd"/>
+      <w:r>
+        <w:rPr>
+          <w:rStyle w:val="CdigoHTML"/>
+        </w:rPr>
+        <w:t xml:space="preserve"> </w:t>
+      </w:r>
+      <w:proofErr w:type="spellStart"/>
+      <w:r>
+        <w:rPr>
+          <w:rStyle w:val="m"/>
+          <w:rFonts w:eastAsiaTheme="majorEastAsia"/>
+        </w:rPr>
+        <w:t>Directory</w:t>
+      </w:r>
+      <w:proofErr w:type="spellEnd"/>
+    </w:p>
+    <w:p>
+      <w:r>
+        <w:pict w14:anchorId="0ADC27DE">
+          <v:rect id="_x0000_i1039" style="width:0;height:1.5pt" o:hralign="center" o:hrstd="t" o:hr="t" fillcolor="#a0a0a0" stroked="f"/>
+        </w:pict>
+      </w:r>
+    </w:p>
+    <w:p>
+      <w:pPr>
+        <w:pStyle w:val="Ttulo2"/>
+      </w:pPr>
+      <w:r>
+        <w:t>8.4 Validación de las carpetas creadas</w:t>
+      </w:r>
+    </w:p>
+    <w:p>
+      <w:pPr>
+        <w:pStyle w:val="NormalWeb"/>
+      </w:pPr>
+      <w:r>
+        <w:t>Para revisar la estructura se utilizó:</w:t>
+      </w:r>
+    </w:p>
+    <w:p>
+      <w:pPr>
+        <w:pStyle w:val="HTMLconformatoprevio"/>
+      </w:pPr>
+      <w:proofErr w:type="spellStart"/>
+      <w:r>
+        <w:rPr>
+          <w:rStyle w:val="l"/>
+        </w:rPr>
+        <w:t>Get-ChildItem</w:t>
+      </w:r>
+      <w:proofErr w:type="spellEnd"/>
+    </w:p>
+    <w:p>
+      <w:pPr>
+        <w:pStyle w:val="NormalWeb"/>
+      </w:pPr>
+      <w:r>
+        <w:t>El resultado obtenido fue:</w:t>
+      </w:r>
+    </w:p>
+    <w:p>
+      <w:pPr>
+        <w:pStyle w:val="HTMLconformatoprevio"/>
+        <w:rPr>
+          <w:rStyle w:val="CdigoHTML"/>
+        </w:rPr>
+      </w:pPr>
+      <w:r>
+        <w:rPr>
+          <w:rStyle w:val="CdigoHTML"/>
+        </w:rPr>
+        <w:lastRenderedPageBreak/>
+        <w:t>data</w:t>
+      </w:r>
+    </w:p>
+    <w:p>
+      <w:pPr>
+        <w:pStyle w:val="HTMLconformatoprevio"/>
+        <w:rPr>
+          <w:rStyle w:val="CdigoHTML"/>
+        </w:rPr>
+      </w:pPr>
+      <w:proofErr w:type="spellStart"/>
+      <w:r>
+        <w:rPr>
+          <w:rStyle w:val="CdigoHTML"/>
+        </w:rPr>
+        <w:t>dbt</w:t>
+      </w:r>
+      <w:proofErr w:type="spellEnd"/>
+    </w:p>
+    <w:p>
+      <w:pPr>
+        <w:pStyle w:val="HTMLconformatoprevio"/>
+        <w:rPr>
+          <w:rStyle w:val="CdigoHTML"/>
+        </w:rPr>
+      </w:pPr>
+      <w:proofErr w:type="spellStart"/>
+      <w:r>
+        <w:rPr>
+          <w:rStyle w:val="CdigoHTML"/>
+        </w:rPr>
+        <w:t>docs</w:t>
+      </w:r>
+      <w:proofErr w:type="spellEnd"/>
+    </w:p>
+    <w:p>
+      <w:pPr>
+        <w:pStyle w:val="HTMLconformatoprevio"/>
+        <w:rPr>
+          <w:rStyle w:val="CdigoHTML"/>
+        </w:rPr>
+      </w:pPr>
+      <w:r>
+        <w:rPr>
+          <w:rStyle w:val="CdigoHTML"/>
+        </w:rPr>
+        <w:t>notebooks</w:t>
+      </w:r>
+    </w:p>
+    <w:p>
+      <w:pPr>
+        <w:pStyle w:val="HTMLconformatoprevio"/>
+        <w:rPr>
+          <w:rStyle w:val="CdigoHTML"/>
+        </w:rPr>
+      </w:pPr>
+      <w:proofErr w:type="spellStart"/>
+      <w:r>
+        <w:rPr>
+          <w:rStyle w:val="CdigoHTML"/>
+        </w:rPr>
+        <w:t>sql</w:t>
+      </w:r>
+      <w:proofErr w:type="spellEnd"/>
+    </w:p>
+    <w:p>
+      <w:pPr>
+        <w:pStyle w:val="HTMLconformatoprevio"/>
+        <w:rPr>
+          <w:rStyle w:val="CdigoHTML"/>
+        </w:rPr>
+      </w:pPr>
+      <w:proofErr w:type="spellStart"/>
+      <w:r>
+        <w:rPr>
+          <w:rStyle w:val="CdigoHTML"/>
+        </w:rPr>
+        <w:t>src</w:t>
+      </w:r>
+      <w:proofErr w:type="spellEnd"/>
+    </w:p>
+    <w:p>
+      <w:pPr>
+        <w:pStyle w:val="HTMLconformatoprevio"/>
+      </w:pPr>
+      <w:proofErr w:type="spellStart"/>
+      <w:r>
+        <w:rPr>
+          <w:rStyle w:val="CdigoHTML"/>
+        </w:rPr>
+        <w:t>tests</w:t>
+      </w:r>
+      <w:proofErr w:type="spellEnd"/>
+    </w:p>
+    <w:p>
+      <w:pPr>
+        <w:pStyle w:val="NormalWeb"/>
+      </w:pPr>
+      <w:r>
+        <w:t>La estructura general del proyecto quedó de la siguiente manera:</w:t>
+      </w:r>
+    </w:p>
+    <w:p>
+      <w:pPr>
+        <w:pStyle w:val="HTMLconformatoprevio"/>
+        <w:rPr>
+          <w:rStyle w:val="CdigoHTML"/>
+        </w:rPr>
+      </w:pPr>
+      <w:proofErr w:type="spellStart"/>
+      <w:r>
+        <w:rPr>
+          <w:rStyle w:val="CdigoHTML"/>
+        </w:rPr>
+        <w:t>banking</w:t>
+      </w:r>
+      <w:proofErr w:type="spellEnd"/>
+      <w:r>
+        <w:rPr>
+          <w:rStyle w:val="CdigoHTML"/>
+        </w:rPr>
+        <w:t>-</w:t>
+      </w:r>
+      <w:proofErr w:type="spellStart"/>
+      <w:r>
+        <w:rPr>
+          <w:rStyle w:val="CdigoHTML"/>
+        </w:rPr>
+        <w:t>dwh</w:t>
+      </w:r>
+      <w:proofErr w:type="spellEnd"/>
+      <w:r>
+        <w:rPr>
+          <w:rStyle w:val="CdigoHTML"/>
+        </w:rPr>
+        <w:t>-pipeline</w:t>
+      </w:r>
+    </w:p>
+    <w:p>
+      <w:pPr>
+        <w:pStyle w:val="HTMLconformatoprevio"/>
+        <w:rPr>
+          <w:rStyle w:val="CdigoHTML"/>
+        </w:rPr>
+      </w:pPr>
+      <w:r>
+        <w:rPr>
+          <w:rStyle w:val="CdigoHTML"/>
+        </w:rPr>
+        <w:t>├── data</w:t>
+      </w:r>
+    </w:p>
+    <w:p>
+      <w:pPr>
+        <w:pStyle w:val="HTMLconformatoprevio"/>
+        <w:rPr>
+          <w:rStyle w:val="CdigoHTML"/>
+        </w:rPr>
+      </w:pPr>
+      <w:r>
+        <w:rPr>
+          <w:rStyle w:val="CdigoHTML"/>
+        </w:rPr>
+        <w:t xml:space="preserve">├── </w:t>
+      </w:r>
+      <w:proofErr w:type="spellStart"/>
+      <w:r>
+        <w:rPr>
+          <w:rStyle w:val="CdigoHTML"/>
+        </w:rPr>
+        <w:t>dbt</w:t>
+      </w:r>
+      <w:proofErr w:type="spellEnd"/>
+    </w:p>
+    <w:p>
+      <w:pPr>
+        <w:pStyle w:val="HTMLconformatoprevio"/>
+        <w:rPr>
+          <w:rStyle w:val="CdigoHTML"/>
+        </w:rPr>
+      </w:pPr>
+      <w:r>
+        <w:rPr>
+          <w:rStyle w:val="CdigoHTML"/>
+        </w:rPr>
+        <w:t xml:space="preserve">├── </w:t>
+      </w:r>
+      <w:proofErr w:type="spellStart"/>
+      <w:r>
+        <w:rPr>
+          <w:rStyle w:val="CdigoHTML"/>
+        </w:rPr>
+        <w:t>docs</w:t>
+      </w:r>
+      <w:proofErr w:type="spellEnd"/>
+    </w:p>
+    <w:p>
+      <w:pPr>
+        <w:pStyle w:val="HTMLconformatoprevio"/>
+        <w:rPr>
+          <w:rStyle w:val="CdigoHTML"/>
+        </w:rPr>
+      </w:pPr>
+      <w:r>
+        <w:rPr>
+          <w:rStyle w:val="CdigoHTML"/>
+        </w:rPr>
+        <w:t>├── notebooks</w:t>
+      </w:r>
+    </w:p>
+    <w:p>
+      <w:pPr>
+        <w:pStyle w:val="HTMLconformatoprevio"/>
+        <w:rPr>
+          <w:rStyle w:val="CdigoHTML"/>
+        </w:rPr>
+      </w:pPr>
+      <w:r>
+        <w:rPr>
+          <w:rStyle w:val="CdigoHTML"/>
+        </w:rPr>
+        <w:t xml:space="preserve">├── </w:t>
+      </w:r>
+      <w:proofErr w:type="spellStart"/>
+      <w:r>
+        <w:rPr>
+          <w:rStyle w:val="CdigoHTML"/>
+        </w:rPr>
+        <w:t>sql</w:t>
+      </w:r>
+      <w:proofErr w:type="spellEnd"/>
+    </w:p>
+    <w:p>
+      <w:pPr>
+        <w:pStyle w:val="HTMLconformatoprevio"/>
+        <w:rPr>
+          <w:rStyle w:val="CdigoHTML"/>
+        </w:rPr>
+      </w:pPr>
+      <w:r>
+        <w:rPr>
+          <w:rStyle w:val="CdigoHTML"/>
+        </w:rPr>
+        <w:t xml:space="preserve">├── </w:t>
+      </w:r>
+      <w:proofErr w:type="spellStart"/>
+      <w:r>
+        <w:rPr>
+          <w:rStyle w:val="CdigoHTML"/>
+        </w:rPr>
+        <w:t>src</w:t>
+      </w:r>
+      <w:proofErr w:type="spellEnd"/>
+    </w:p>
+    <w:p>
+      <w:pPr>
+        <w:pStyle w:val="HTMLconformatoprevio"/>
+      </w:pPr>
+      <w:r>
+        <w:rPr>
+          <w:rStyle w:val="CdigoHTML"/>
+        </w:rPr>
+        <w:t xml:space="preserve">└── </w:t>
+      </w:r>
+      <w:proofErr w:type="spellStart"/>
+      <w:r>
+        <w:rPr>
+          <w:rStyle w:val="CdigoHTML"/>
+        </w:rPr>
+        <w:t>tests</w:t>
+      </w:r>
+      <w:proofErr w:type="spellEnd"/>
+    </w:p>
+    <w:p>
+      <w:r>
+        <w:pict w14:anchorId="3AF21E08">
+          <v:rect id="_x0000_i1040" style="width:0;height:1.5pt" o:hralign="center" o:hrstd="t" o:hr="t" fillcolor="#a0a0a0" stroked="f"/>
+        </w:pict>
+      </w:r>
+    </w:p>
+    <w:p>
+      <w:pPr>
+        <w:pStyle w:val="Ttulo2"/>
+      </w:pPr>
+      <w:r>
+        <w:t>8.5 Propósito de cada carpeta</w:t>
+      </w:r>
+    </w:p>
+    <w:p>
+      <w:pPr>
+        <w:pStyle w:val="Ttulo3"/>
+      </w:pPr>
+      <w:r>
+        <w:rPr>
+          <w:rStyle w:val="CdigoHTML"/>
+        </w:rPr>
+        <w:t>data</w:t>
+      </w:r>
+    </w:p>
+    <w:p>
+      <w:pPr>
+        <w:pStyle w:val="NormalWeb"/>
+      </w:pPr>
+      <w:r>
+        <w:t>Contendrá los archivos de datos utilizados por el proyecto.</w:t>
+      </w:r>
+    </w:p>
+    <w:p>
+      <w:pPr>
+        <w:pStyle w:val="Ttulo3"/>
+      </w:pPr>
+      <w:proofErr w:type="spellStart"/>
+      <w:r>
+        <w:rPr>
+          <w:rStyle w:val="CdigoHTML"/>
+        </w:rPr>
+        <w:t>dbt</w:t>
+      </w:r>
+      <w:proofErr w:type="spellEnd"/>
+    </w:p>
+    <w:p>
+      <w:pPr>
+        <w:pStyle w:val="NormalWeb"/>
+      </w:pPr>
+      <w:r>
+        <w:t xml:space="preserve">Contendrá el proyecto </w:t>
+      </w:r>
+      <w:proofErr w:type="spellStart"/>
+      <w:r>
+        <w:t>dbt</w:t>
+      </w:r>
+      <w:proofErr w:type="spellEnd"/>
+      <w:r>
+        <w:t xml:space="preserve">, incluyendo modelos, pruebas, fuentes y documentación del Data </w:t>
+      </w:r>
+      <w:proofErr w:type="spellStart"/>
+      <w:r>
+        <w:t>Warehouse</w:t>
+      </w:r>
+      <w:proofErr w:type="spellEnd"/>
+      <w:r>
+        <w:t>.</w:t>
+      </w:r>
+    </w:p>
+    <w:p>
+      <w:pPr>
+        <w:pStyle w:val="Ttulo3"/>
+      </w:pPr>
+      <w:proofErr w:type="spellStart"/>
+      <w:r>
+        <w:rPr>
+          <w:rStyle w:val="CdigoHTML"/>
+        </w:rPr>
+        <w:t>docs</w:t>
+      </w:r>
+      <w:proofErr w:type="spellEnd"/>
+    </w:p>
+    <w:p>
+      <w:pPr>
+        <w:pStyle w:val="NormalWeb"/>
+      </w:pPr>
+      <w:r>
+        <w:t>Contendrá la documentación técnica y funcional del proyecto.</w:t>
+      </w:r>
+    </w:p>
+    <w:p>
+      <w:pPr>
+        <w:pStyle w:val="Ttulo3"/>
+      </w:pPr>
+      <w:r>
+        <w:rPr>
+          <w:rStyle w:val="CdigoHTML"/>
+        </w:rPr>
+        <w:t>notebooks</w:t>
+      </w:r>
+    </w:p>
+    <w:p>
+      <w:pPr>
+        <w:pStyle w:val="NormalWeb"/>
+      </w:pPr>
+      <w:r>
+        <w:t xml:space="preserve">Contendrá notebooks utilizados para aprender y practicar </w:t>
+      </w:r>
+      <w:proofErr w:type="spellStart"/>
+      <w:r>
+        <w:t>PySpark</w:t>
+      </w:r>
+      <w:proofErr w:type="spellEnd"/>
+      <w:r>
+        <w:t xml:space="preserve"> de forma progresiva.</w:t>
+      </w:r>
+    </w:p>
+    <w:p>
+      <w:pPr>
+        <w:pStyle w:val="Ttulo3"/>
+      </w:pPr>
+      <w:proofErr w:type="spellStart"/>
+      <w:r>
+        <w:rPr>
+          <w:rStyle w:val="CdigoHTML"/>
+        </w:rPr>
+        <w:t>sql</w:t>
+      </w:r>
+      <w:proofErr w:type="spellEnd"/>
+    </w:p>
+    <w:p>
+      <w:pPr>
+        <w:pStyle w:val="NormalWeb"/>
+      </w:pPr>
+      <w:r>
+        <w:t>Contendrá scripts SQL relacionados con PostgreSQL, como creación de esquemas, tablas y objetos de base de datos.</w:t>
+      </w:r>
+    </w:p>
+    <w:p>
+      <w:pPr>
+        <w:pStyle w:val="Ttulo3"/>
+      </w:pPr>
+      <w:proofErr w:type="spellStart"/>
+      <w:r>
+        <w:rPr>
+          <w:rStyle w:val="CdigoHTML"/>
+        </w:rPr>
+        <w:t>src</w:t>
+      </w:r>
+      <w:proofErr w:type="spellEnd"/>
+    </w:p>
+    <w:p>
+      <w:pPr>
+        <w:pStyle w:val="NormalWeb"/>
+      </w:pPr>
+      <w:r>
+        <w:t xml:space="preserve">Contendrá el código Python y </w:t>
+      </w:r>
+      <w:proofErr w:type="spellStart"/>
+      <w:r>
+        <w:t>PySpark</w:t>
+      </w:r>
+      <w:proofErr w:type="spellEnd"/>
+      <w:r>
+        <w:t xml:space="preserve"> reutilizable del pipeline.</w:t>
+      </w:r>
+    </w:p>
+    <w:p>
+      <w:pPr>
+        <w:pStyle w:val="Ttulo3"/>
+      </w:pPr>
+      <w:proofErr w:type="spellStart"/>
+      <w:r>
+        <w:rPr>
+          <w:rStyle w:val="CdigoHTML"/>
+        </w:rPr>
+        <w:t>tests</w:t>
+      </w:r>
+      <w:proofErr w:type="spellEnd"/>
+    </w:p>
+    <w:p>
+      <w:pPr>
+        <w:pStyle w:val="NormalWeb"/>
+      </w:pPr>
+      <w:r>
+        <w:t>Contendrá pruebas automáticas y validaciones de calidad de datos.</w:t>
+      </w:r>
+    </w:p>
+    <w:p>
+      <w:r>
+        <w:pict w14:anchorId="7576DD17">
+          <v:rect id="_x0000_i1041" style="width:0;height:1.5pt" o:hralign="center" o:hrstd="t" o:hr="t" fillcolor="#a0a0a0" stroked="f"/>
+        </w:pict>
+      </w:r>
+    </w:p>
+    <w:p>
+      <w:pPr>
+        <w:pStyle w:val="Ttulo2"/>
+      </w:pPr>
+      <w:r>
+        <w:lastRenderedPageBreak/>
+        <w:t xml:space="preserve">8.6 Creación de subcarpetas dentro de </w:t>
+      </w:r>
+      <w:r>
+        <w:rPr>
+          <w:rStyle w:val="CdigoHTML"/>
+        </w:rPr>
+        <w:t>data</w:t>
+      </w:r>
+    </w:p>
+    <w:p>
+      <w:pPr>
+        <w:pStyle w:val="NormalWeb"/>
+      </w:pPr>
+      <w:r>
+        <w:t xml:space="preserve">La carpeta </w:t>
+      </w:r>
+      <w:r>
+        <w:rPr>
+          <w:rStyle w:val="CdigoHTML"/>
+        </w:rPr>
+        <w:t>data</w:t>
+      </w:r>
+      <w:r>
+        <w:t xml:space="preserve"> se dividió en tres zonas:</w:t>
+      </w:r>
+    </w:p>
+    <w:p>
+      <w:pPr>
+        <w:pStyle w:val="HTMLconformatoprevio"/>
+        <w:rPr>
+          <w:rStyle w:val="CdigoHTML"/>
+        </w:rPr>
+      </w:pPr>
+      <w:r>
+        <w:rPr>
+          <w:rStyle w:val="CdigoHTML"/>
+        </w:rPr>
+        <w:t>raw</w:t>
+      </w:r>
+    </w:p>
+    <w:p>
+      <w:pPr>
+        <w:pStyle w:val="HTMLconformatoprevio"/>
+        <w:rPr>
+          <w:rStyle w:val="CdigoHTML"/>
+        </w:rPr>
+      </w:pPr>
+      <w:proofErr w:type="spellStart"/>
+      <w:r>
+        <w:rPr>
+          <w:rStyle w:val="CdigoHTML"/>
+        </w:rPr>
+        <w:t>processed</w:t>
+      </w:r>
+      <w:proofErr w:type="spellEnd"/>
+    </w:p>
+    <w:p>
+      <w:pPr>
+        <w:pStyle w:val="HTMLconformatoprevio"/>
+      </w:pPr>
+      <w:proofErr w:type="spellStart"/>
+      <w:r>
+        <w:rPr>
+          <w:rStyle w:val="CdigoHTML"/>
+        </w:rPr>
+        <w:t>rejected</w:t>
+      </w:r>
+      <w:proofErr w:type="spellEnd"/>
+    </w:p>
+    <w:p>
+      <w:pPr>
+        <w:pStyle w:val="NormalWeb"/>
+      </w:pPr>
+      <w:r>
+        <w:t>Para crearlas se utilizó:</w:t>
+      </w:r>
+    </w:p>
+    <w:p>
+      <w:pPr>
+        <w:pStyle w:val="HTMLconformatoprevio"/>
+      </w:pPr>
+      <w:proofErr w:type="spellStart"/>
+      <w:r>
+        <w:rPr>
+          <w:rStyle w:val="l"/>
+        </w:rPr>
+        <w:t>mkdir</w:t>
+      </w:r>
+      <w:proofErr w:type="spellEnd"/>
+      <w:r>
+        <w:rPr>
+          <w:rStyle w:val="CdigoHTML"/>
+        </w:rPr>
+        <w:t xml:space="preserve"> </w:t>
+      </w:r>
+      <w:r>
+        <w:rPr>
+          <w:rStyle w:val="g"/>
+        </w:rPr>
+        <w:t>data</w:t>
+      </w:r>
+      <w:r>
+        <w:rPr>
+          <w:rStyle w:val="CdigoHTML"/>
+        </w:rPr>
+        <w:t>\</w:t>
+      </w:r>
+      <w:r>
+        <w:rPr>
+          <w:rStyle w:val="m"/>
+          <w:rFonts w:eastAsiaTheme="majorEastAsia"/>
+        </w:rPr>
+        <w:t>raw</w:t>
+      </w:r>
+      <w:r>
+        <w:rPr>
+          <w:rStyle w:val="CdigoHTML"/>
+        </w:rPr>
+        <w:t xml:space="preserve">, </w:t>
+      </w:r>
+      <w:r>
+        <w:rPr>
+          <w:rStyle w:val="g"/>
+        </w:rPr>
+        <w:t>data</w:t>
+      </w:r>
+      <w:r>
+        <w:rPr>
+          <w:rStyle w:val="CdigoHTML"/>
+        </w:rPr>
+        <w:t>\</w:t>
+      </w:r>
+      <w:proofErr w:type="spellStart"/>
+      <w:r>
+        <w:rPr>
+          <w:rStyle w:val="m"/>
+          <w:rFonts w:eastAsiaTheme="majorEastAsia"/>
+        </w:rPr>
+        <w:t>processed</w:t>
+      </w:r>
+      <w:proofErr w:type="spellEnd"/>
+      <w:r>
+        <w:rPr>
+          <w:rStyle w:val="CdigoHTML"/>
+        </w:rPr>
+        <w:t xml:space="preserve">, </w:t>
+      </w:r>
+      <w:r>
+        <w:rPr>
+          <w:rStyle w:val="g"/>
+        </w:rPr>
+        <w:t>data</w:t>
+      </w:r>
+      <w:r>
+        <w:rPr>
+          <w:rStyle w:val="CdigoHTML"/>
+        </w:rPr>
+        <w:t>\</w:t>
+      </w:r>
+      <w:proofErr w:type="spellStart"/>
+      <w:r>
+        <w:rPr>
+          <w:rStyle w:val="m"/>
+          <w:rFonts w:eastAsiaTheme="majorEastAsia"/>
+        </w:rPr>
+        <w:t>rejected</w:t>
+      </w:r>
+      <w:proofErr w:type="spellEnd"/>
+    </w:p>
+    <w:p>
+      <w:pPr>
+        <w:pStyle w:val="NormalWeb"/>
+      </w:pPr>
+      <w:r>
+        <w:t>La estructura quedó así:</w:t>
+      </w:r>
+    </w:p>
+    <w:p>
+      <w:pPr>
+        <w:pStyle w:val="HTMLconformatoprevio"/>
+        <w:rPr>
+          <w:rStyle w:val="CdigoHTML"/>
+        </w:rPr>
+      </w:pPr>
+      <w:r>
+        <w:rPr>
+          <w:rStyle w:val="CdigoHTML"/>
+        </w:rPr>
+        <w:t>data</w:t>
+      </w:r>
+    </w:p>
+    <w:p>
+      <w:pPr>
+        <w:pStyle w:val="HTMLconformatoprevio"/>
+        <w:rPr>
+          <w:rStyle w:val="CdigoHTML"/>
+        </w:rPr>
+      </w:pPr>
+      <w:r>
+        <w:rPr>
+          <w:rStyle w:val="CdigoHTML"/>
+        </w:rPr>
+        <w:t>├── raw</w:t>
+      </w:r>
+    </w:p>
+    <w:p>
+      <w:pPr>
+        <w:pStyle w:val="HTMLconformatoprevio"/>
+        <w:rPr>
+          <w:rStyle w:val="CdigoHTML"/>
+        </w:rPr>
+      </w:pPr>
+      <w:r>
+        <w:rPr>
+          <w:rStyle w:val="CdigoHTML"/>
+        </w:rPr>
+        <w:t xml:space="preserve">├── </w:t>
+      </w:r>
+      <w:proofErr w:type="spellStart"/>
+      <w:r>
+        <w:rPr>
+          <w:rStyle w:val="CdigoHTML"/>
+        </w:rPr>
+        <w:t>processed</w:t>
+      </w:r>
+      <w:proofErr w:type="spellEnd"/>
+    </w:p>
+    <w:p>
+      <w:pPr>
+        <w:pStyle w:val="HTMLconformatoprevio"/>
+      </w:pPr>
+      <w:r>
+        <w:rPr>
+          <w:rStyle w:val="CdigoHTML"/>
+        </w:rPr>
+        <w:t xml:space="preserve">└── </w:t>
+      </w:r>
+      <w:proofErr w:type="spellStart"/>
+      <w:r>
+        <w:rPr>
+          <w:rStyle w:val="CdigoHTML"/>
+        </w:rPr>
+        <w:t>rejected</w:t>
+      </w:r>
+      <w:proofErr w:type="spellEnd"/>
+    </w:p>
+    <w:p>
+      <w:r>
+        <w:pict w14:anchorId="6C0CA06E">
+          <v:rect id="_x0000_i1042" style="width:0;height:1.5pt" o:hralign="center" o:hrstd="t" o:hr="t" fillcolor="#a0a0a0" stroked="f"/>
+        </w:pict>
+      </w:r>
+    </w:p>
+    <w:p>
+      <w:pPr>
+        <w:pStyle w:val="Ttulo2"/>
+      </w:pPr>
+      <w:r>
+        <w:t>8.7 Función de las zonas de datos</w:t>
+      </w:r>
+    </w:p>
+    <w:p>
+      <w:pPr>
+        <w:pStyle w:val="Ttulo3"/>
+      </w:pPr>
+      <w:r>
+        <w:rPr>
+          <w:rStyle w:val="CdigoHTML"/>
+        </w:rPr>
+        <w:t>data\raw</w:t>
+      </w:r>
+    </w:p>
+    <w:p>
+      <w:pPr>
+        <w:pStyle w:val="NormalWeb"/>
+      </w:pPr>
+      <w:r>
+        <w:t>Contendrá los archivos CSV originales.</w:t>
+      </w:r>
+    </w:p>
+    <w:p>
+      <w:pPr>
+        <w:pStyle w:val="NormalWeb"/>
+      </w:pPr>
+      <w:r>
+        <w:t>Estos archivos deben conservarse sin modificaciones, ya que representan la fuente recibida por el pipeline.</w:t>
+      </w:r>
+    </w:p>
+    <w:p>
+      <w:pPr>
+        <w:pStyle w:val="NormalWeb"/>
+      </w:pPr>
+      <w:r>
+        <w:t>Ejemplos:</w:t>
+      </w:r>
+    </w:p>
+    <w:p>
+      <w:pPr>
+        <w:pStyle w:val="HTMLconformatoprevio"/>
+        <w:rPr>
+          <w:rStyle w:val="CdigoHTML"/>
+        </w:rPr>
+      </w:pPr>
+      <w:r>
+        <w:rPr>
+          <w:rStyle w:val="CdigoHTML"/>
+        </w:rPr>
+        <w:t>customers.csv</w:t>
+      </w:r>
+    </w:p>
+    <w:p>
+      <w:pPr>
+        <w:pStyle w:val="HTMLconformatoprevio"/>
+        <w:rPr>
+          <w:rStyle w:val="CdigoHTML"/>
+        </w:rPr>
+      </w:pPr>
+      <w:r>
+        <w:rPr>
+          <w:rStyle w:val="CdigoHTML"/>
+        </w:rPr>
+        <w:t>accounts.csv</w:t>
+      </w:r>
+    </w:p>
+    <w:p>
+      <w:pPr>
+        <w:pStyle w:val="HTMLconformatoprevio"/>
+        <w:rPr>
+          <w:rStyle w:val="CdigoHTML"/>
+        </w:rPr>
+      </w:pPr>
+      <w:r>
+        <w:rPr>
+          <w:rStyle w:val="CdigoHTML"/>
+        </w:rPr>
+        <w:t>transactions.csv</w:t>
+      </w:r>
+    </w:p>
+    <w:p>
+      <w:pPr>
+        <w:pStyle w:val="HTMLconformatoprevio"/>
+        <w:rPr>
+          <w:rStyle w:val="CdigoHTML"/>
+        </w:rPr>
+      </w:pPr>
+      <w:r>
+        <w:rPr>
+          <w:rStyle w:val="CdigoHTML"/>
+        </w:rPr>
+        <w:t>branches.csv</w:t>
+      </w:r>
+    </w:p>
+    <w:p>
+      <w:pPr>
+        <w:pStyle w:val="HTMLconformatoprevio"/>
+      </w:pPr>
+      <w:r>
+        <w:rPr>
+          <w:rStyle w:val="CdigoHTML"/>
+        </w:rPr>
+        <w:t>products.csv</w:t>
+      </w:r>
+    </w:p>
+    <w:p>
+      <w:pPr>
+        <w:pStyle w:val="Ttulo3"/>
+      </w:pPr>
+      <w:r>
+        <w:rPr>
+          <w:rStyle w:val="CdigoHTML"/>
+        </w:rPr>
+        <w:t>data\</w:t>
+      </w:r>
+      <w:proofErr w:type="spellStart"/>
+      <w:r>
+        <w:rPr>
+          <w:rStyle w:val="CdigoHTML"/>
+        </w:rPr>
+        <w:t>processed</w:t>
+      </w:r>
+      <w:proofErr w:type="spellEnd"/>
+    </w:p>
+    <w:p>
+      <w:pPr>
+        <w:pStyle w:val="NormalWeb"/>
+      </w:pPr>
+      <w:r>
+        <w:t xml:space="preserve">Contendrá datos que ya hayan sido limpiados, transformados o convertidos a formatos más eficientes, como </w:t>
+      </w:r>
+      <w:proofErr w:type="spellStart"/>
+      <w:r>
+        <w:t>Parquet</w:t>
+      </w:r>
+      <w:proofErr w:type="spellEnd"/>
+      <w:r>
+        <w:t>.</w:t>
+      </w:r>
+    </w:p>
+    <w:p>
+      <w:pPr>
+        <w:pStyle w:val="Ttulo3"/>
+      </w:pPr>
+      <w:r>
+        <w:rPr>
+          <w:rStyle w:val="CdigoHTML"/>
+        </w:rPr>
+        <w:t>data\</w:t>
+      </w:r>
+      <w:proofErr w:type="spellStart"/>
+      <w:r>
+        <w:rPr>
+          <w:rStyle w:val="CdigoHTML"/>
+        </w:rPr>
+        <w:t>rejected</w:t>
+      </w:r>
+      <w:proofErr w:type="spellEnd"/>
+    </w:p>
+    <w:p>
+      <w:pPr>
+        <w:pStyle w:val="NormalWeb"/>
+      </w:pPr>
+      <w:r>
+        <w:t>Contendrá registros que no cumplan con las reglas de calidad definidas en el pipeline.</w:t>
+      </w:r>
+    </w:p>
+    <w:p>
+      <w:pPr>
+        <w:pStyle w:val="NormalWeb"/>
+      </w:pPr>
+      <w:r>
+        <w:t>Por ejemplo:</w:t>
+      </w:r>
+    </w:p>
+    <w:p>
+      <w:pPr>
+        <w:numPr>
+          <w:ilvl w:val="0"/>
+          <w:numId w:val="10"/>
+        </w:numPr>
+        <w:spacing w:before="100" w:beforeAutospacing="1" w:after="100" w:afterAutospacing="1" w:line="240" w:lineRule="auto"/>
+      </w:pPr>
+      <w:r>
+        <w:t xml:space="preserve">Llaves nulas. </w:t>
+      </w:r>
+    </w:p>
+    <w:p>
+      <w:pPr>
+        <w:numPr>
+          <w:ilvl w:val="0"/>
+          <w:numId w:val="10"/>
+        </w:numPr>
+        <w:spacing w:before="100" w:beforeAutospacing="1" w:after="100" w:afterAutospacing="1" w:line="240" w:lineRule="auto"/>
+      </w:pPr>
+      <w:r>
+        <w:t xml:space="preserve">Fechas inválidas. </w:t>
+      </w:r>
+    </w:p>
+    <w:p>
+      <w:pPr>
+        <w:numPr>
+          <w:ilvl w:val="0"/>
+          <w:numId w:val="10"/>
+        </w:numPr>
+        <w:spacing w:before="100" w:beforeAutospacing="1" w:after="100" w:afterAutospacing="1" w:line="240" w:lineRule="auto"/>
+      </w:pPr>
+      <w:r>
+        <w:t xml:space="preserve">Duplicados no permitidos. </w:t>
+      </w:r>
+    </w:p>
+    <w:p>
+      <w:pPr>
+        <w:numPr>
+          <w:ilvl w:val="0"/>
+          <w:numId w:val="10"/>
+        </w:numPr>
+        <w:spacing w:before="100" w:beforeAutospacing="1" w:after="100" w:afterAutospacing="1" w:line="240" w:lineRule="auto"/>
+      </w:pPr>
+      <w:r>
+        <w:t xml:space="preserve">Valores fuera de catálogo. </w:t>
+      </w:r>
+    </w:p>
+    <w:p>
+      <w:pPr>
+        <w:numPr>
+          <w:ilvl w:val="0"/>
+          <w:numId w:val="10"/>
+        </w:numPr>
+        <w:spacing w:before="100" w:beforeAutospacing="1" w:after="100" w:afterAutospacing="1" w:line="240" w:lineRule="auto"/>
+      </w:pPr>
+      <w:r>
+        <w:lastRenderedPageBreak/>
+        <w:t xml:space="preserve">Montos con formato incorrecto. </w:t>
+      </w:r>
+    </w:p>
+    <w:p>
+      <w:pPr>
+        <w:spacing w:after="0"/>
+      </w:pPr>
+      <w:r>
+        <w:pict w14:anchorId="3B739D83">
+          <v:rect id="_x0000_i1043" style="width:0;height:1.5pt" o:hralign="center" o:hrstd="t" o:hr="t" fillcolor="#a0a0a0" stroked="f"/>
+        </w:pict>
+      </w:r>
+    </w:p>
+    <w:p>
+      <w:pPr>
+        <w:pStyle w:val="Ttulo2"/>
+      </w:pPr>
+      <w:r>
+        <w:t>8.8 Ubicación de los archivos fuente</w:t>
+      </w:r>
+    </w:p>
+    <w:p>
+      <w:pPr>
+        <w:pStyle w:val="NormalWeb"/>
+      </w:pPr>
+      <w:r>
+        <w:t>Los archivos CSV originales deben almacenarse en:</w:t>
+      </w:r>
+    </w:p>
+    <w:p>
+      <w:pPr>
+        <w:pStyle w:val="HTMLconformatoprevio"/>
+      </w:pPr>
+      <w:r>
+        <w:rPr>
+          <w:rStyle w:val="CdigoHTML"/>
+        </w:rPr>
+        <w:t>C:\Users\CES\Documents\DATA_ENGINEER\banking-dwh-pipeline\data\raw</w:t>
+      </w:r>
+    </w:p>
+    <w:p>
+      <w:pPr>
+        <w:pStyle w:val="NormalWeb"/>
+      </w:pPr>
+      <w:r>
+        <w:t>La regla del proyecto será:</w:t>
+      </w:r>
+    </w:p>
+    <w:p>
+      <w:pPr>
+        <w:pStyle w:val="HTMLconformatoprevio"/>
+        <w:rPr>
+          <w:rStyle w:val="CdigoHTML"/>
+        </w:rPr>
+      </w:pPr>
+      <w:r>
+        <w:rPr>
+          <w:rStyle w:val="CdigoHTML"/>
+        </w:rPr>
+        <w:t>raw       → datos originales</w:t>
+      </w:r>
+    </w:p>
+    <w:p>
+      <w:pPr>
+        <w:pStyle w:val="HTMLconformatoprevio"/>
+        <w:rPr>
+          <w:rStyle w:val="CdigoHTML"/>
+        </w:rPr>
+      </w:pPr>
+      <w:proofErr w:type="spellStart"/>
+      <w:r>
+        <w:rPr>
+          <w:rStyle w:val="CdigoHTML"/>
+        </w:rPr>
+        <w:t>processed</w:t>
+      </w:r>
+      <w:proofErr w:type="spellEnd"/>
+      <w:r>
+        <w:rPr>
+          <w:rStyle w:val="CdigoHTML"/>
+        </w:rPr>
+        <w:t xml:space="preserve"> → datos transformados</w:t>
+      </w:r>
+    </w:p>
+    <w:p>
+      <w:pPr>
+        <w:pStyle w:val="HTMLconformatoprevio"/>
+      </w:pPr>
+      <w:proofErr w:type="spellStart"/>
+      <w:proofErr w:type="gramStart"/>
+      <w:r>
+        <w:rPr>
+          <w:rStyle w:val="CdigoHTML"/>
+        </w:rPr>
+        <w:t>rejected</w:t>
+      </w:r>
+      <w:proofErr w:type="spellEnd"/>
+      <w:r>
+        <w:rPr>
+          <w:rStyle w:val="CdigoHTML"/>
+        </w:rPr>
+        <w:t xml:space="preserve">  →</w:t>
+      </w:r>
+      <w:proofErr w:type="gramEnd"/>
+      <w:r>
+        <w:rPr>
+          <w:rStyle w:val="CdigoHTML"/>
+        </w:rPr>
+        <w:t xml:space="preserve"> datos con errores</w:t>
+      </w:r>
+    </w:p>
+    <w:p>
+      <w:r>
+        <w:pict w14:anchorId="5D6E86AD">
+          <v:rect id="_x0000_i1044" style="width:0;height:1.5pt" o:hralign="center" o:hrstd="t" o:hr="t" fillcolor="#a0a0a0" stroked="f"/>
+        </w:pict>
+      </w:r>
+    </w:p>
+    <w:p>
+      <w:pPr>
+        <w:pStyle w:val="Ttulo2"/>
+      </w:pPr>
+      <w:r>
+        <w:t>8.9 Estado actual de la estructura</w:t>
+      </w:r>
+    </w:p>
+    <w:p>
+      <w:pPr>
+        <w:pStyle w:val="NormalWeb"/>
+      </w:pPr>
+      <w:r>
+        <w:t>Hasta este punto, el proyecto cuenta con la siguiente organización:</w:t>
+      </w:r>
+    </w:p>
+    <w:p>
+      <w:pPr>
+        <w:pStyle w:val="HTMLconformatoprevio"/>
+        <w:rPr>
+          <w:rStyle w:val="CdigoHTML"/>
+        </w:rPr>
+      </w:pPr>
+      <w:proofErr w:type="spellStart"/>
+      <w:r>
+        <w:rPr>
+          <w:rStyle w:val="CdigoHTML"/>
+        </w:rPr>
+        <w:t>banking</w:t>
+      </w:r>
+      <w:proofErr w:type="spellEnd"/>
+      <w:r>
+        <w:rPr>
+          <w:rStyle w:val="CdigoHTML"/>
+        </w:rPr>
+        <w:t>-</w:t>
+      </w:r>
+      <w:proofErr w:type="spellStart"/>
+      <w:r>
+        <w:rPr>
+          <w:rStyle w:val="CdigoHTML"/>
+        </w:rPr>
+        <w:t>dwh</w:t>
+      </w:r>
+      <w:proofErr w:type="spellEnd"/>
+      <w:r>
+        <w:rPr>
+          <w:rStyle w:val="CdigoHTML"/>
+        </w:rPr>
+        <w:t>-pipeline</w:t>
+      </w:r>
+    </w:p>
+    <w:p>
+      <w:pPr>
+        <w:pStyle w:val="HTMLconformatoprevio"/>
+        <w:rPr>
+          <w:rStyle w:val="CdigoHTML"/>
+        </w:rPr>
+      </w:pPr>
+      <w:r>
+        <w:rPr>
+          <w:rStyle w:val="CdigoHTML"/>
+        </w:rPr>
+        <w:t>├── data</w:t>
+      </w:r>
+    </w:p>
+    <w:p>
+      <w:pPr>
+        <w:pStyle w:val="HTMLconformatoprevio"/>
+        <w:rPr>
+          <w:rStyle w:val="CdigoHTML"/>
+        </w:rPr>
+      </w:pPr>
+      <w:r>
+        <w:rPr>
+          <w:rStyle w:val="CdigoHTML"/>
+        </w:rPr>
+        <w:t>│   ├── raw</w:t>
+      </w:r>
+    </w:p>
+    <w:p>
+      <w:pPr>
+        <w:pStyle w:val="HTMLconformatoprevio"/>
+        <w:rPr>
+          <w:rStyle w:val="CdigoHTML"/>
+        </w:rPr>
+      </w:pPr>
+      <w:r>
+        <w:rPr>
+          <w:rStyle w:val="CdigoHTML"/>
+        </w:rPr>
+        <w:t xml:space="preserve">│   ├── </w:t>
+      </w:r>
+      <w:proofErr w:type="spellStart"/>
+      <w:r>
+        <w:rPr>
+          <w:rStyle w:val="CdigoHTML"/>
+        </w:rPr>
+        <w:t>processed</w:t>
+      </w:r>
+      <w:proofErr w:type="spellEnd"/>
+    </w:p>
+    <w:p>
+      <w:pPr>
+        <w:pStyle w:val="HTMLconformatoprevio"/>
+        <w:rPr>
+          <w:rStyle w:val="CdigoHTML"/>
+        </w:rPr>
+      </w:pPr>
+      <w:r>
+        <w:rPr>
+          <w:rStyle w:val="CdigoHTML"/>
+        </w:rPr>
+        <w:t xml:space="preserve">│   └── </w:t>
+      </w:r>
+      <w:proofErr w:type="spellStart"/>
+      <w:r>
+        <w:rPr>
+          <w:rStyle w:val="CdigoHTML"/>
+        </w:rPr>
+        <w:t>rejected</w:t>
+      </w:r>
+      <w:proofErr w:type="spellEnd"/>
+    </w:p>
+    <w:p>
+      <w:pPr>
+        <w:pStyle w:val="HTMLconformatoprevio"/>
+        <w:rPr>
+          <w:rStyle w:val="CdigoHTML"/>
+        </w:rPr>
+      </w:pPr>
+      <w:r>
+        <w:rPr>
+          <w:rStyle w:val="CdigoHTML"/>
+        </w:rPr>
+        <w:t xml:space="preserve">├── </w:t>
+      </w:r>
+      <w:proofErr w:type="spellStart"/>
+      <w:r>
+        <w:rPr>
+          <w:rStyle w:val="CdigoHTML"/>
+        </w:rPr>
+        <w:t>dbt</w:t>
+      </w:r>
+      <w:proofErr w:type="spellEnd"/>
+    </w:p>
+    <w:p>
+      <w:pPr>
+        <w:pStyle w:val="HTMLconformatoprevio"/>
+        <w:rPr>
+          <w:rStyle w:val="CdigoHTML"/>
+        </w:rPr>
+      </w:pPr>
+      <w:r>
+        <w:rPr>
+          <w:rStyle w:val="CdigoHTML"/>
+        </w:rPr>
+        <w:t xml:space="preserve">├── </w:t>
+      </w:r>
+      <w:proofErr w:type="spellStart"/>
+      <w:r>
+        <w:rPr>
+          <w:rStyle w:val="CdigoHTML"/>
+        </w:rPr>
+        <w:t>docs</w:t>
+      </w:r>
+      <w:proofErr w:type="spellEnd"/>
+    </w:p>
+    <w:p>
+      <w:pPr>
+        <w:pStyle w:val="HTMLconformatoprevio"/>
+        <w:rPr>
+          <w:rStyle w:val="CdigoHTML"/>
+        </w:rPr>
+      </w:pPr>
+      <w:r>
+        <w:rPr>
+          <w:rStyle w:val="CdigoHTML"/>
+        </w:rPr>
+        <w:t>│   └── Documentacion_Proyecto_Banking_DWH_Pipeline.docx</w:t>
+      </w:r>
+    </w:p>
+    <w:p>
+      <w:pPr>
+        <w:pStyle w:val="HTMLconformatoprevio"/>
+        <w:rPr>
+          <w:rStyle w:val="CdigoHTML"/>
+        </w:rPr>
+      </w:pPr>
+      <w:r>
+        <w:rPr>
+          <w:rStyle w:val="CdigoHTML"/>
+        </w:rPr>
+        <w:t>├── notebooks</w:t>
+      </w:r>
+    </w:p>
+    <w:p>
+      <w:pPr>
+        <w:pStyle w:val="HTMLconformatoprevio"/>
+        <w:rPr>
+          <w:rStyle w:val="CdigoHTML"/>
+        </w:rPr>
+      </w:pPr>
+      <w:r>
+        <w:rPr>
+          <w:rStyle w:val="CdigoHTML"/>
+        </w:rPr>
+        <w:t xml:space="preserve">├── </w:t>
+      </w:r>
+      <w:proofErr w:type="spellStart"/>
+      <w:r>
+        <w:rPr>
+          <w:rStyle w:val="CdigoHTML"/>
+        </w:rPr>
+        <w:t>sql</w:t>
+      </w:r>
+      <w:proofErr w:type="spellEnd"/>
+    </w:p>
+    <w:p>
+      <w:pPr>
+        <w:pStyle w:val="HTMLconformatoprevio"/>
+        <w:rPr>
+          <w:rStyle w:val="CdigoHTML"/>
+        </w:rPr>
+      </w:pPr>
+      <w:r>
+        <w:rPr>
+          <w:rStyle w:val="CdigoHTML"/>
+        </w:rPr>
+        <w:t xml:space="preserve">├── </w:t>
+      </w:r>
+      <w:proofErr w:type="spellStart"/>
+      <w:r>
+        <w:rPr>
+          <w:rStyle w:val="CdigoHTML"/>
+        </w:rPr>
+        <w:t>src</w:t>
+      </w:r>
+      <w:proofErr w:type="spellEnd"/>
+    </w:p>
+    <w:p>
+      <w:pPr>
+        <w:pStyle w:val="HTMLconformatoprevio"/>
+      </w:pPr>
+      <w:r>
+        <w:rPr>
+          <w:rStyle w:val="CdigoHTML"/>
+        </w:rPr>
+        <w:t xml:space="preserve">└── </w:t>
+      </w:r>
+      <w:proofErr w:type="spellStart"/>
+      <w:r>
+        <w:rPr>
+          <w:rStyle w:val="CdigoHTML"/>
+        </w:rPr>
+        <w:t>tests</w:t>
+      </w:r>
+      <w:proofErr w:type="spellEnd"/>
+    </w:p>
+    <w:p>
+      <w:pPr>
+        <w:pStyle w:val="NormalWeb"/>
+      </w:pPr>
+      <w:r>
+        <w:t>Esta estructura servirá como base para las siguientes etapas del proyecto.</w:t>
+      </w:r>
+    </w:p>
+    <w:p>
+      <w:r>
+        <w:pict w14:anchorId="74317DC0">
+          <v:rect id="_x0000_i1045" style="width:0;height:1.5pt" o:hralign="center" o:hrstd="t" o:hr="t" fillcolor="#a0a0a0" stroked="f"/>
+        </w:pict>
+      </w:r>
+    </w:p>
+    <w:p>
+      <w:pPr>
+        <w:pStyle w:val="Ttulo2"/>
+      </w:pPr>
+      <w:r>
+        <w:t>8.10 Resultado de la tarea</w:t>
+      </w:r>
+    </w:p>
+    <w:p>
+      <w:pPr>
+        <w:pStyle w:val="NormalWeb"/>
+      </w:pPr>
+      <w:r>
+        <w:t>La Tarea 2 fue completada satisfactoriamente.</w:t>
+      </w:r>
+    </w:p>
+    <w:p>
+      <w:pPr>
+        <w:pStyle w:val="NormalWeb"/>
+      </w:pPr>
+      <w:r>
+        <w:t>Se logró crear una estructura organizada, comprensible y alineada con un proyecto real de ingeniería de datos.</w:t>
+      </w:r>
+    </w:p>
+    <w:p>
+      <w:pPr>
+        <w:pStyle w:val="Ttulo1"/>
+      </w:pPr>
+      <w:r>
+        <w:t>9. Tarea 3: Configuración del entorno de Python</w:t>
+      </w:r>
+    </w:p>
+    <w:p>
+      <w:pPr>
+        <w:pStyle w:val="Ttulo2"/>
+      </w:pPr>
+      <w:r>
+        <w:t>9.1 Objetivo de la tarea</w:t>
+      </w:r>
+    </w:p>
+    <w:p>
+      <w:pPr>
+        <w:pStyle w:val="NormalWeb"/>
+      </w:pPr>
+      <w:r>
+        <w:lastRenderedPageBreak/>
+        <w:t xml:space="preserve">El objetivo de esta tarea fue preparar un entorno aislado de Python para el proyecto </w:t>
+      </w:r>
+      <w:proofErr w:type="spellStart"/>
+      <w:r>
+        <w:rPr>
+          <w:rStyle w:val="CdigoHTML"/>
+        </w:rPr>
+        <w:t>banking</w:t>
+      </w:r>
+      <w:proofErr w:type="spellEnd"/>
+      <w:r>
+        <w:rPr>
+          <w:rStyle w:val="CdigoHTML"/>
+        </w:rPr>
+        <w:t>-</w:t>
+      </w:r>
+      <w:proofErr w:type="spellStart"/>
+      <w:r>
+        <w:rPr>
+          <w:rStyle w:val="CdigoHTML"/>
+        </w:rPr>
+        <w:t>dwh</w:t>
+      </w:r>
+      <w:proofErr w:type="spellEnd"/>
+      <w:r>
+        <w:rPr>
+          <w:rStyle w:val="CdigoHTML"/>
+        </w:rPr>
+        <w:t>-pipeline</w:t>
+      </w:r>
+      <w:r>
+        <w:t>.</w:t>
+      </w:r>
+    </w:p>
+    <w:p>
+      <w:pPr>
+        <w:pStyle w:val="NormalWeb"/>
+      </w:pPr>
+      <w:r>
+        <w:t>El entorno virtual permite instalar librerías específicas para este proyecto sin afectar otras instalaciones de Python ni mezclar dependencias con proyectos anteriores.</w:t>
+      </w:r>
+    </w:p>
+    <w:p>
+      <w:r>
+        <w:pict w14:anchorId="584A8B32">
+          <v:rect id="_x0000_i1055" style="width:0;height:1.5pt" o:hralign="center" o:hrstd="t" o:hr="t" fillcolor="#a0a0a0" stroked="f"/>
+        </w:pict>
+      </w:r>
+    </w:p>
+    <w:p>
+      <w:pPr>
+        <w:pStyle w:val="Ttulo2"/>
+      </w:pPr>
+      <w:r>
+        <w:t>9.2 Validación de la versión de Python</w:t>
+      </w:r>
+    </w:p>
+    <w:p>
+      <w:pPr>
+        <w:pStyle w:val="NormalWeb"/>
+      </w:pPr>
+      <w:r>
+        <w:t>Se verificó la versión instalada mediante:</w:t>
+      </w:r>
+    </w:p>
+    <w:p>
+      <w:pPr>
+        <w:pStyle w:val="HTMLconformatoprevio"/>
+      </w:pPr>
+      <w:proofErr w:type="spellStart"/>
+      <w:r>
+        <w:rPr>
+          <w:rStyle w:val="m"/>
+        </w:rPr>
+        <w:t>python</w:t>
+      </w:r>
+      <w:proofErr w:type="spellEnd"/>
+      <w:r>
+        <w:rPr>
+          <w:rStyle w:val="CdigoHTML"/>
+        </w:rPr>
+        <w:t xml:space="preserve"> </w:t>
+      </w:r>
+      <w:r>
+        <w:rPr>
+          <w:rStyle w:val="g"/>
+        </w:rPr>
+        <w:t>--</w:t>
+      </w:r>
+      <w:proofErr w:type="spellStart"/>
+      <w:r>
+        <w:rPr>
+          <w:rStyle w:val="m"/>
+        </w:rPr>
+        <w:t>version</w:t>
+      </w:r>
+      <w:proofErr w:type="spellEnd"/>
+    </w:p>
+    <w:p>
+      <w:pPr>
+        <w:pStyle w:val="NormalWeb"/>
+      </w:pPr>
+      <w:r>
+        <w:t>El resultado fue:</w:t>
+      </w:r>
+    </w:p>
+    <w:p>
+      <w:pPr>
+        <w:pStyle w:val="HTMLconformatoprevio"/>
+      </w:pPr>
+      <w:r>
+        <w:rPr>
+          <w:rStyle w:val="CdigoHTML"/>
+        </w:rPr>
+        <w:t>Python 3.11.9</w:t>
+      </w:r>
+    </w:p>
+    <w:p>
+      <w:pPr>
+        <w:pStyle w:val="NormalWeb"/>
+      </w:pPr>
+      <w:r>
+        <w:t xml:space="preserve">Esta versión será utilizada como base para ejecutar </w:t>
+      </w:r>
+      <w:proofErr w:type="spellStart"/>
+      <w:r>
+        <w:t>PySpark</w:t>
+      </w:r>
+      <w:proofErr w:type="spellEnd"/>
+      <w:r>
+        <w:t xml:space="preserve"> y las demás herramientas de Python del proyecto.</w:t>
+      </w:r>
+    </w:p>
+    <w:p>
+      <w:r>
+        <w:pict w14:anchorId="3ECAEC6F">
+          <v:rect id="_x0000_i1056" style="width:0;height:1.5pt" o:hralign="center" o:hrstd="t" o:hr="t" fillcolor="#a0a0a0" stroked="f"/>
+        </w:pict>
+      </w:r>
+    </w:p>
+    <w:p>
+      <w:pPr>
+        <w:pStyle w:val="Ttulo2"/>
+      </w:pPr>
+      <w:r>
+        <w:t>9.3 Creación del entorno virtual</w:t>
+      </w:r>
+    </w:p>
+    <w:p>
+      <w:pPr>
+        <w:pStyle w:val="NormalWeb"/>
+      </w:pPr>
+      <w:r>
+        <w:t>Se creó un entorno virtual dentro del proyecto con el siguiente comando:</w:t>
+      </w:r>
+    </w:p>
+    <w:p>
+      <w:pPr>
+        <w:pStyle w:val="HTMLconformatoprevio"/>
+      </w:pPr>
+      <w:proofErr w:type="spellStart"/>
+      <w:r>
+        <w:rPr>
+          <w:rStyle w:val="m"/>
+        </w:rPr>
+        <w:t>python</w:t>
+      </w:r>
+      <w:proofErr w:type="spellEnd"/>
+      <w:r>
+        <w:rPr>
+          <w:rStyle w:val="CdigoHTML"/>
+        </w:rPr>
+        <w:t xml:space="preserve"> </w:t>
+      </w:r>
+      <w:r>
+        <w:rPr>
+          <w:rStyle w:val="g"/>
+        </w:rPr>
+        <w:t>-</w:t>
+      </w:r>
+      <w:r>
+        <w:rPr>
+          <w:rStyle w:val="m"/>
+        </w:rPr>
+        <w:t>m</w:t>
+      </w:r>
+      <w:r>
+        <w:rPr>
+          <w:rStyle w:val="CdigoHTML"/>
+        </w:rPr>
+        <w:t xml:space="preserve"> </w:t>
+      </w:r>
+      <w:proofErr w:type="spellStart"/>
+      <w:proofErr w:type="gramStart"/>
+      <w:r>
+        <w:rPr>
+          <w:rStyle w:val="m"/>
+        </w:rPr>
+        <w:t>venv</w:t>
+      </w:r>
+      <w:proofErr w:type="spellEnd"/>
+      <w:r>
+        <w:rPr>
+          <w:rStyle w:val="CdigoHTML"/>
+        </w:rPr>
+        <w:t xml:space="preserve"> .</w:t>
+      </w:r>
+      <w:proofErr w:type="spellStart"/>
+      <w:r>
+        <w:rPr>
+          <w:rStyle w:val="m"/>
+        </w:rPr>
+        <w:t>venv</w:t>
+      </w:r>
+      <w:proofErr w:type="spellEnd"/>
+      <w:proofErr w:type="gramEnd"/>
+    </w:p>
+    <w:p>
+      <w:pPr>
+        <w:pStyle w:val="NormalWeb"/>
+      </w:pPr>
+      <w:r>
+        <w:t>La carpeta generada fue:</w:t>
+      </w:r>
+    </w:p>
+    <w:p>
+      <w:pPr>
+        <w:pStyle w:val="HTMLconformatoprevio"/>
+      </w:pPr>
+      <w:proofErr w:type="gramStart"/>
+      <w:r>
+        <w:rPr>
+          <w:rStyle w:val="CdigoHTML"/>
+        </w:rPr>
+        <w:t>.</w:t>
+      </w:r>
+      <w:proofErr w:type="spellStart"/>
+      <w:r>
+        <w:rPr>
+          <w:rStyle w:val="CdigoHTML"/>
+        </w:rPr>
+        <w:t>venv</w:t>
+      </w:r>
+      <w:proofErr w:type="spellEnd"/>
+      <w:proofErr w:type="gramEnd"/>
+    </w:p>
+    <w:p>
+      <w:pPr>
+        <w:pStyle w:val="NormalWeb"/>
+      </w:pPr>
+      <w:r>
+        <w:t>Esta carpeta contiene una instalación aislada de Python y las dependencias que serán instaladas posteriormente.</w:t>
+      </w:r>
+    </w:p>
+    <w:p>
+      <w:r>
+        <w:pict w14:anchorId="09DD450E">
+          <v:rect id="_x0000_i1057" style="width:0;height:1.5pt" o:hralign="center" o:hrstd="t" o:hr="t" fillcolor="#a0a0a0" stroked="f"/>
+        </w:pict>
+      </w:r>
+    </w:p>
+    <w:p>
+      <w:pPr>
+        <w:pStyle w:val="Ttulo2"/>
+      </w:pPr>
+      <w:r>
+        <w:t>9.4 Activación del entorno virtual</w:t>
+      </w:r>
+    </w:p>
+    <w:p>
+      <w:pPr>
+        <w:pStyle w:val="NormalWeb"/>
+      </w:pPr>
+      <w:r>
+        <w:t>El entorno virtual se activó mediante:</w:t>
+      </w:r>
+    </w:p>
+    <w:p>
+      <w:pPr>
+        <w:pStyle w:val="HTMLconformatoprevio"/>
+      </w:pPr>
+      <w:r>
+        <w:rPr>
+          <w:rStyle w:val="CdigoHTML"/>
+        </w:rPr>
+        <w:t>.\.</w:t>
+      </w:r>
+      <w:proofErr w:type="spellStart"/>
+      <w:r>
+        <w:rPr>
+          <w:rStyle w:val="m"/>
+        </w:rPr>
+        <w:t>venv</w:t>
+      </w:r>
+      <w:proofErr w:type="spellEnd"/>
+      <w:r>
+        <w:rPr>
+          <w:rStyle w:val="CdigoHTML"/>
+        </w:rPr>
+        <w:t>\</w:t>
+      </w:r>
+      <w:r>
+        <w:rPr>
+          <w:rStyle w:val="m"/>
+        </w:rPr>
+        <w:t>Scripts</w:t>
+      </w:r>
+      <w:r>
+        <w:rPr>
+          <w:rStyle w:val="CdigoHTML"/>
+        </w:rPr>
+        <w:t>\</w:t>
+      </w:r>
+      <w:r>
+        <w:rPr>
+          <w:rStyle w:val="m"/>
+        </w:rPr>
+        <w:t>Activate</w:t>
+      </w:r>
+      <w:r>
+        <w:rPr>
+          <w:rStyle w:val="CdigoHTML"/>
+        </w:rPr>
+        <w:t>.</w:t>
+      </w:r>
+      <w:r>
+        <w:rPr>
+          <w:rStyle w:val="m"/>
+        </w:rPr>
+        <w:t>ps1</w:t>
+      </w:r>
+    </w:p>
+    <w:p>
+      <w:pPr>
+        <w:pStyle w:val="NormalWeb"/>
+      </w:pPr>
+      <w:r>
+        <w:t>Cuando el entorno se encuentra activo, la terminal muestra el prefijo:</w:t>
+      </w:r>
+    </w:p>
+    <w:p>
+      <w:pPr>
+        <w:pStyle w:val="HTMLconformatoprevio"/>
+      </w:pPr>
+      <w:r>
+        <w:rPr>
+          <w:rStyle w:val="CdigoHTML"/>
+        </w:rPr>
+        <w:t>(.</w:t>
+      </w:r>
+      <w:proofErr w:type="spellStart"/>
+      <w:r>
+        <w:rPr>
+          <w:rStyle w:val="CdigoHTML"/>
+        </w:rPr>
+        <w:t>venv</w:t>
+      </w:r>
+      <w:proofErr w:type="spellEnd"/>
+      <w:r>
+        <w:rPr>
+          <w:rStyle w:val="CdigoHTML"/>
+        </w:rPr>
+        <w:t>)</w:t>
+      </w:r>
+    </w:p>
+    <w:p>
+      <w:pPr>
+        <w:pStyle w:val="NormalWeb"/>
+      </w:pPr>
+      <w:r>
+        <w:t>Ejemplo:</w:t>
+      </w:r>
+    </w:p>
+    <w:p>
+      <w:pPr>
+        <w:pStyle w:val="HTMLconformatoprevio"/>
+      </w:pPr>
+      <w:r>
+        <w:rPr>
+          <w:rStyle w:val="CdigoHTML"/>
+        </w:rPr>
+        <w:lastRenderedPageBreak/>
+        <w:t>(.</w:t>
+      </w:r>
+      <w:proofErr w:type="spellStart"/>
+      <w:r>
+        <w:rPr>
+          <w:rStyle w:val="CdigoHTML"/>
+        </w:rPr>
+        <w:t>venv</w:t>
+      </w:r>
+      <w:proofErr w:type="spellEnd"/>
+      <w:r>
+        <w:rPr>
+          <w:rStyle w:val="CdigoHTML"/>
+        </w:rPr>
+        <w:t>) PS C:\Users\CES\Documents\DATA_ENGINEER\banking-dwh-pipeline&gt;</w:t>
+      </w:r>
+    </w:p>
+    <w:p>
+      <w:r>
+        <w:pict w14:anchorId="08AEDEB0">
+          <v:rect id="_x0000_i1058" style="width:0;height:1.5pt" o:hralign="center" o:hrstd="t" o:hr="t" fillcolor="#a0a0a0" stroked="f"/>
+        </w:pict>
+      </w:r>
+    </w:p>
+    <w:p>
+      <w:pPr>
+        <w:pStyle w:val="Ttulo2"/>
+      </w:pPr>
+      <w:r>
+        <w:t>9.5 Validación del entorno activo</w:t>
+      </w:r>
+    </w:p>
+    <w:p>
+      <w:pPr>
+        <w:pStyle w:val="NormalWeb"/>
+      </w:pPr>
+      <w:r>
+        <w:t>Se verificó la ruta del entorno virtual con:</w:t>
+      </w:r>
+    </w:p>
+    <w:p>
+      <w:pPr>
+        <w:pStyle w:val="HTMLconformatoprevio"/>
+      </w:pPr>
+      <w:r>
+        <w:rPr>
+          <w:rStyle w:val="m"/>
+        </w:rPr>
+        <w:t>$</w:t>
+      </w:r>
+      <w:proofErr w:type="spellStart"/>
+      <w:proofErr w:type="gramStart"/>
+      <w:r>
+        <w:rPr>
+          <w:rStyle w:val="m"/>
+        </w:rPr>
+        <w:t>env:VIRTUAL</w:t>
+      </w:r>
+      <w:proofErr w:type="gramEnd"/>
+      <w:r>
+        <w:rPr>
+          <w:rStyle w:val="m"/>
+        </w:rPr>
+        <w:t>_ENV</w:t>
+      </w:r>
+      <w:proofErr w:type="spellEnd"/>
+    </w:p>
+    <w:p>
+      <w:pPr>
+        <w:pStyle w:val="NormalWeb"/>
+      </w:pPr>
+      <w:r>
+        <w:t>El resultado fue:</w:t>
+      </w:r>
+    </w:p>
+    <w:p>
+      <w:pPr>
+        <w:pStyle w:val="HTMLconformatoprevio"/>
+      </w:pPr>
+      <w:r>
+        <w:rPr>
+          <w:rStyle w:val="CdigoHTML"/>
+        </w:rPr>
+        <w:t>C:\Users\CES\Documents\DATA_ENGINEER\banking-dwh-pipeline\.venv</w:t>
+      </w:r>
+    </w:p>
+    <w:p>
+      <w:pPr>
+        <w:pStyle w:val="NormalWeb"/>
+      </w:pPr>
+      <w:r>
+        <w:t>También se validó el ejecutable de Python mediante:</w:t>
+      </w:r>
+    </w:p>
+    <w:p>
+      <w:pPr>
+        <w:pStyle w:val="HTMLconformatoprevio"/>
+      </w:pPr>
+      <w:proofErr w:type="spellStart"/>
+      <w:r>
+        <w:rPr>
+          <w:rStyle w:val="l"/>
+          <w:rFonts w:eastAsiaTheme="majorEastAsia"/>
+        </w:rPr>
+        <w:t>Get-Command</w:t>
+      </w:r>
+      <w:proofErr w:type="spellEnd"/>
+      <w:r>
+        <w:rPr>
+          <w:rStyle w:val="CdigoHTML"/>
+        </w:rPr>
+        <w:t xml:space="preserve"> </w:t>
+      </w:r>
+      <w:proofErr w:type="spellStart"/>
+      <w:r>
+        <w:rPr>
+          <w:rStyle w:val="m"/>
+        </w:rPr>
+        <w:t>python</w:t>
+      </w:r>
+      <w:proofErr w:type="spellEnd"/>
+      <w:r>
+        <w:rPr>
+          <w:rStyle w:val="CdigoHTML"/>
+        </w:rPr>
+        <w:t xml:space="preserve"> </w:t>
+      </w:r>
+      <w:r>
+        <w:rPr>
+          <w:rStyle w:val="g"/>
+        </w:rPr>
+        <w:t>|</w:t>
+      </w:r>
+      <w:r>
+        <w:rPr>
+          <w:rStyle w:val="CdigoHTML"/>
+        </w:rPr>
+        <w:t xml:space="preserve"> </w:t>
+      </w:r>
+      <w:proofErr w:type="spellStart"/>
+      <w:r>
+        <w:rPr>
+          <w:rStyle w:val="l"/>
+          <w:rFonts w:eastAsiaTheme="majorEastAsia"/>
+        </w:rPr>
+        <w:t>Select-Object</w:t>
+      </w:r>
+      <w:proofErr w:type="spellEnd"/>
+      <w:r>
+        <w:rPr>
+          <w:rStyle w:val="CdigoHTML"/>
+        </w:rPr>
+        <w:t xml:space="preserve"> </w:t>
+      </w:r>
+      <w:proofErr w:type="spellStart"/>
+      <w:r>
+        <w:rPr>
+          <w:rStyle w:val="m"/>
+        </w:rPr>
+        <w:t>Source</w:t>
+      </w:r>
+      <w:proofErr w:type="spellEnd"/>
+    </w:p>
+    <w:p>
+      <w:pPr>
+        <w:pStyle w:val="NormalWeb"/>
+      </w:pPr>
+      <w:r>
+        <w:t>El resultado confirmó que Python se ejecutaba desde:</w:t>
+      </w:r>
+    </w:p>
+    <w:p>
+      <w:pPr>
+        <w:pStyle w:val="HTMLconformatoprevio"/>
+      </w:pPr>
+      <w:r>
+        <w:rPr>
+          <w:rStyle w:val="CdigoHTML"/>
+        </w:rPr>
+        <w:t>C:\Users\CES\Documents\DATA_ENGINEER\banking-dwh-pipeline\.venv\Scripts\python.exe</w:t>
+      </w:r>
+    </w:p>
+    <w:p>
+      <w:pPr>
+        <w:pStyle w:val="NormalWeb"/>
+      </w:pPr>
+      <w:r>
+        <w:t>Esto garantiza que las futuras instalaciones se realizarán dentro del entorno correcto.</w:t>
+      </w:r>
+    </w:p>
+    <w:p>
+      <w:r>
+        <w:pict w14:anchorId="37A1CD0C">
+          <v:rect id="_x0000_i1059" style="width:0;height:1.5pt" o:hralign="center" o:hrstd="t" o:hr="t" fillcolor="#a0a0a0" stroked="f"/>
+        </w:pict>
+      </w:r>
+    </w:p>
+    <w:p>
+      <w:pPr>
+        <w:pStyle w:val="Ttulo2"/>
+      </w:pPr>
+      <w:r>
+        <w:t xml:space="preserve">9.6 Actualización de </w:t>
+      </w:r>
+      <w:proofErr w:type="spellStart"/>
+      <w:r>
+        <w:t>pip</w:t>
+      </w:r>
+      <w:proofErr w:type="spellEnd"/>
+    </w:p>
+    <w:p>
+      <w:pPr>
+        <w:pStyle w:val="NormalWeb"/>
+      </w:pPr>
+      <w:r>
+        <w:t>Se actualizó el gestor de paquetes de Python con:</w:t>
+      </w:r>
+    </w:p>
+    <w:p>
+      <w:pPr>
+        <w:pStyle w:val="HTMLconformatoprevio"/>
+      </w:pPr>
+      <w:proofErr w:type="spellStart"/>
+      <w:r>
+        <w:rPr>
+          <w:rStyle w:val="m"/>
+        </w:rPr>
+        <w:t>python</w:t>
+      </w:r>
+      <w:proofErr w:type="spellEnd"/>
+      <w:r>
+        <w:rPr>
+          <w:rStyle w:val="CdigoHTML"/>
+        </w:rPr>
+        <w:t xml:space="preserve"> </w:t>
+      </w:r>
+      <w:r>
+        <w:rPr>
+          <w:rStyle w:val="g"/>
+        </w:rPr>
+        <w:t>-</w:t>
+      </w:r>
+      <w:r>
+        <w:rPr>
+          <w:rStyle w:val="m"/>
+        </w:rPr>
+        <w:t>m</w:t>
+      </w:r>
+      <w:r>
+        <w:rPr>
+          <w:rStyle w:val="CdigoHTML"/>
+        </w:rPr>
+        <w:t xml:space="preserve"> </w:t>
+      </w:r>
+      <w:proofErr w:type="spellStart"/>
+      <w:r>
+        <w:rPr>
+          <w:rStyle w:val="m"/>
+        </w:rPr>
+        <w:t>pip</w:t>
+      </w:r>
+      <w:proofErr w:type="spellEnd"/>
+      <w:r>
+        <w:rPr>
+          <w:rStyle w:val="CdigoHTML"/>
+        </w:rPr>
+        <w:t xml:space="preserve"> </w:t>
+      </w:r>
+      <w:proofErr w:type="spellStart"/>
+      <w:r>
+        <w:rPr>
+          <w:rStyle w:val="m"/>
+        </w:rPr>
+        <w:t>install</w:t>
+      </w:r>
+      <w:proofErr w:type="spellEnd"/>
+      <w:r>
+        <w:rPr>
+          <w:rStyle w:val="CdigoHTML"/>
+        </w:rPr>
+        <w:t xml:space="preserve"> </w:t>
+      </w:r>
+      <w:r>
+        <w:rPr>
+          <w:rStyle w:val="g"/>
+        </w:rPr>
+        <w:t>--</w:t>
+      </w:r>
+      <w:proofErr w:type="spellStart"/>
+      <w:r>
+        <w:rPr>
+          <w:rStyle w:val="m"/>
+        </w:rPr>
+        <w:t>upgrade</w:t>
+      </w:r>
+      <w:proofErr w:type="spellEnd"/>
+      <w:r>
+        <w:rPr>
+          <w:rStyle w:val="CdigoHTML"/>
+        </w:rPr>
+        <w:t xml:space="preserve"> </w:t>
+      </w:r>
+      <w:proofErr w:type="spellStart"/>
+      <w:r>
+        <w:rPr>
+          <w:rStyle w:val="m"/>
+        </w:rPr>
+        <w:t>pip</w:t>
+      </w:r>
+      <w:proofErr w:type="spellEnd"/>
+    </w:p>
+    <w:p>
+      <w:pPr>
+        <w:pStyle w:val="NormalWeb"/>
+      </w:pPr>
+      <w:r>
+        <w:t>Después se validó la versión mediante:</w:t>
+      </w:r>
+    </w:p>
+    <w:p>
+      <w:pPr>
+        <w:pStyle w:val="HTMLconformatoprevio"/>
+      </w:pPr>
+      <w:proofErr w:type="spellStart"/>
+      <w:r>
+        <w:rPr>
+          <w:rStyle w:val="m"/>
+        </w:rPr>
+        <w:t>pip</w:t>
+      </w:r>
+      <w:proofErr w:type="spellEnd"/>
+      <w:r>
+        <w:rPr>
+          <w:rStyle w:val="CdigoHTML"/>
+        </w:rPr>
+        <w:t xml:space="preserve"> </w:t>
+      </w:r>
+      <w:r>
+        <w:rPr>
+          <w:rStyle w:val="g"/>
+        </w:rPr>
+        <w:t>--</w:t>
+      </w:r>
+      <w:proofErr w:type="spellStart"/>
+      <w:r>
+        <w:rPr>
+          <w:rStyle w:val="m"/>
+        </w:rPr>
+        <w:t>version</w:t>
+      </w:r>
+      <w:proofErr w:type="spellEnd"/>
+    </w:p>
+    <w:p>
+      <w:pPr>
+        <w:pStyle w:val="NormalWeb"/>
+      </w:pPr>
+      <w:r>
+        <w:t>El resultado fue:</w:t>
+      </w:r>
+    </w:p>
+    <w:p>
+      <w:pPr>
+        <w:pStyle w:val="HTMLconformatoprevio"/>
+      </w:pPr>
+      <w:proofErr w:type="spellStart"/>
+      <w:r>
+        <w:rPr>
+          <w:rStyle w:val="CdigoHTML"/>
+        </w:rPr>
+        <w:t>pip</w:t>
+      </w:r>
+      <w:proofErr w:type="spellEnd"/>
+      <w:r>
+        <w:rPr>
+          <w:rStyle w:val="CdigoHTML"/>
+        </w:rPr>
+        <w:t xml:space="preserve"> 26.1.2 </w:t>
+      </w:r>
+      <w:proofErr w:type="spellStart"/>
+      <w:r>
+        <w:rPr>
+          <w:rStyle w:val="CdigoHTML"/>
+        </w:rPr>
+        <w:t>from</w:t>
+      </w:r>
+      <w:proofErr w:type="spellEnd"/>
+      <w:r>
+        <w:rPr>
+          <w:rStyle w:val="CdigoHTML"/>
+        </w:rPr>
+        <w:t xml:space="preserve"> C:\Users\CES\Documents\DATA_ENGINEER\banking-dwh-pipeline\.venv\Lib\site-packages\pip</w:t>
+      </w:r>
+    </w:p>
+    <w:p>
+      <w:pPr>
+        <w:pStyle w:val="NormalWeb"/>
+      </w:pPr>
+      <w:r>
+        <w:t xml:space="preserve">Esto confirmó que </w:t>
+      </w:r>
+      <w:proofErr w:type="spellStart"/>
+      <w:r>
+        <w:rPr>
+          <w:rStyle w:val="CdigoHTML"/>
+        </w:rPr>
+        <w:t>pip</w:t>
+      </w:r>
+      <w:proofErr w:type="spellEnd"/>
+      <w:r>
+        <w:t xml:space="preserve"> también estaba asociado al entorno virtual del proyecto.</w:t>
+      </w:r>
+    </w:p>
+    <w:p>
+      <w:r>
+        <w:pict w14:anchorId="5544074C">
+          <v:rect id="_x0000_i1060" style="width:0;height:1.5pt" o:hralign="center" o:hrstd="t" o:hr="t" fillcolor="#a0a0a0" stroked="f"/>
+        </w:pict>
+      </w:r>
+    </w:p>
+    <w:p>
+      <w:pPr>
+        <w:pStyle w:val="Ttulo2"/>
+      </w:pPr>
+      <w:r>
+        <w:t xml:space="preserve">9.7 Creación del </w:t>
+      </w:r>
+      <w:proofErr w:type="gramStart"/>
+      <w:r>
+        <w:t xml:space="preserve">archivo </w:t>
+      </w:r>
+      <w:r>
+        <w:rPr>
+          <w:rStyle w:val="CdigoHTML"/>
+        </w:rPr>
+        <w:t>.</w:t>
+      </w:r>
+      <w:proofErr w:type="spellStart"/>
+      <w:r>
+        <w:rPr>
+          <w:rStyle w:val="CdigoHTML"/>
+        </w:rPr>
+        <w:t>gitignore</w:t>
+      </w:r>
+      <w:proofErr w:type="spellEnd"/>
+      <w:proofErr w:type="gramEnd"/>
+    </w:p>
+    <w:p>
+      <w:pPr>
+        <w:pStyle w:val="NormalWeb"/>
+      </w:pPr>
+      <w:r>
+        <w:t>Se creó el archivo:</w:t>
+      </w:r>
+    </w:p>
+    <w:p>
+      <w:pPr>
+        <w:pStyle w:val="HTMLconformatoprevio"/>
+      </w:pPr>
+      <w:proofErr w:type="gramStart"/>
+      <w:r>
+        <w:rPr>
+          <w:rStyle w:val="CdigoHTML"/>
+        </w:rPr>
+        <w:t>.</w:t>
+      </w:r>
+      <w:proofErr w:type="spellStart"/>
+      <w:r>
+        <w:rPr>
+          <w:rStyle w:val="CdigoHTML"/>
+        </w:rPr>
+        <w:t>gitignore</w:t>
+      </w:r>
+      <w:proofErr w:type="spellEnd"/>
+      <w:proofErr w:type="gramEnd"/>
+    </w:p>
+    <w:p>
+      <w:pPr>
+        <w:pStyle w:val="NormalWeb"/>
+      </w:pPr>
+      <w:r>
+        <w:lastRenderedPageBreak/>
+        <w:t>Este archivo indica a Git qué elementos no deben enviarse al repositorio remoto.</w:t>
+      </w:r>
+    </w:p>
+    <w:p>
+      <w:pPr>
+        <w:pStyle w:val="NormalWeb"/>
+      </w:pPr>
+      <w:r>
+        <w:t>El contenido agregado fue:</w:t>
+      </w:r>
+    </w:p>
+    <w:p>
+      <w:pPr>
+        <w:pStyle w:val="HTMLconformatoprevio"/>
+        <w:rPr>
+          <w:rStyle w:val="CdigoHTML"/>
+        </w:rPr>
+      </w:pPr>
+      <w:r>
+        <w:rPr>
+          <w:rStyle w:val="CdigoHTML"/>
+        </w:rPr>
+        <w:t># Entorno virtual</w:t>
+      </w:r>
+    </w:p>
+    <w:p>
+      <w:pPr>
+        <w:pStyle w:val="HTMLconformatoprevio"/>
+        <w:rPr>
+          <w:rStyle w:val="CdigoHTML"/>
+        </w:rPr>
+      </w:pPr>
+      <w:proofErr w:type="gramStart"/>
+      <w:r>
+        <w:rPr>
+          <w:rStyle w:val="CdigoHTML"/>
+        </w:rPr>
+        <w:t>.</w:t>
+      </w:r>
+      <w:proofErr w:type="spellStart"/>
+      <w:r>
+        <w:rPr>
+          <w:rStyle w:val="CdigoHTML"/>
+        </w:rPr>
+        <w:t>venv</w:t>
+      </w:r>
+      <w:proofErr w:type="spellEnd"/>
+      <w:proofErr w:type="gramEnd"/>
+      <w:r>
+        <w:rPr>
+          <w:rStyle w:val="CdigoHTML"/>
+        </w:rPr>
+        <w:t>/</w:t>
+      </w:r>
+    </w:p>
+    <w:p>
+      <w:pPr>
+        <w:pStyle w:val="HTMLconformatoprevio"/>
+        <w:rPr>
+          <w:rStyle w:val="CdigoHTML"/>
+        </w:rPr>
+      </w:pPr>
+    </w:p>
+    <w:p>
+      <w:pPr>
+        <w:pStyle w:val="HTMLconformatoprevio"/>
+        <w:rPr>
+          <w:rStyle w:val="CdigoHTML"/>
+        </w:rPr>
+      </w:pPr>
+      <w:r>
+        <w:rPr>
+          <w:rStyle w:val="CdigoHTML"/>
+        </w:rPr>
+        <w:t># Caché de Python</w:t>
+      </w:r>
+    </w:p>
+    <w:p>
+      <w:pPr>
+        <w:pStyle w:val="HTMLconformatoprevio"/>
+        <w:rPr>
+          <w:rStyle w:val="CdigoHTML"/>
+        </w:rPr>
+      </w:pPr>
+      <w:r>
+        <w:rPr>
+          <w:rStyle w:val="CdigoHTML"/>
+        </w:rPr>
+        <w:t>__</w:t>
+      </w:r>
+      <w:proofErr w:type="spellStart"/>
+      <w:r>
+        <w:rPr>
+          <w:rStyle w:val="CdigoHTML"/>
+        </w:rPr>
+        <w:t>pycache</w:t>
+      </w:r>
+      <w:proofErr w:type="spellEnd"/>
+      <w:r>
+        <w:rPr>
+          <w:rStyle w:val="CdigoHTML"/>
+        </w:rPr>
+        <w:t>__/</w:t>
+      </w:r>
+    </w:p>
+    <w:p>
+      <w:pPr>
+        <w:pStyle w:val="HTMLconformatoprevio"/>
+        <w:rPr>
+          <w:rStyle w:val="CdigoHTML"/>
+        </w:rPr>
+      </w:pPr>
+      <w:r>
+        <w:rPr>
+          <w:rStyle w:val="CdigoHTML"/>
+        </w:rPr>
+        <w:t>*.</w:t>
+      </w:r>
+      <w:proofErr w:type="spellStart"/>
+      <w:r>
+        <w:rPr>
+          <w:rStyle w:val="CdigoHTML"/>
+        </w:rPr>
+        <w:t>pyc</w:t>
+      </w:r>
+      <w:proofErr w:type="spellEnd"/>
+    </w:p>
+    <w:p>
+      <w:pPr>
+        <w:pStyle w:val="HTMLconformatoprevio"/>
+        <w:rPr>
+          <w:rStyle w:val="CdigoHTML"/>
+        </w:rPr>
+      </w:pPr>
+    </w:p>
+    <w:p>
+      <w:pPr>
+        <w:pStyle w:val="HTMLconformatoprevio"/>
+        <w:rPr>
+          <w:rStyle w:val="CdigoHTML"/>
+        </w:rPr>
+      </w:pPr>
+      <w:r>
+        <w:rPr>
+          <w:rStyle w:val="CdigoHTML"/>
+        </w:rPr>
+        <w:t xml:space="preserve"># Archivos temporales de </w:t>
+      </w:r>
+      <w:proofErr w:type="spellStart"/>
+      <w:r>
+        <w:rPr>
+          <w:rStyle w:val="CdigoHTML"/>
+        </w:rPr>
+        <w:t>Jupyter</w:t>
+      </w:r>
+      <w:proofErr w:type="spellEnd"/>
+    </w:p>
+    <w:p>
+      <w:pPr>
+        <w:pStyle w:val="HTMLconformatoprevio"/>
+        <w:rPr>
+          <w:rStyle w:val="CdigoHTML"/>
+        </w:rPr>
+      </w:pPr>
+      <w:proofErr w:type="gramStart"/>
+      <w:r>
+        <w:rPr>
+          <w:rStyle w:val="CdigoHTML"/>
+        </w:rPr>
+        <w:t>.</w:t>
+      </w:r>
+      <w:proofErr w:type="spellStart"/>
+      <w:r>
+        <w:rPr>
+          <w:rStyle w:val="CdigoHTML"/>
+        </w:rPr>
+        <w:t>ipynb</w:t>
+      </w:r>
+      <w:proofErr w:type="gramEnd"/>
+      <w:r>
+        <w:rPr>
+          <w:rStyle w:val="CdigoHTML"/>
+        </w:rPr>
+        <w:t>_checkpoints</w:t>
+      </w:r>
+      <w:proofErr w:type="spellEnd"/>
+      <w:r>
+        <w:rPr>
+          <w:rStyle w:val="CdigoHTML"/>
+        </w:rPr>
+        <w:t>/</w:t>
+      </w:r>
+    </w:p>
+    <w:p>
+      <w:pPr>
+        <w:pStyle w:val="HTMLconformatoprevio"/>
+        <w:rPr>
+          <w:rStyle w:val="CdigoHTML"/>
+        </w:rPr>
+      </w:pPr>
+    </w:p>
+    <w:p>
+      <w:pPr>
+        <w:pStyle w:val="HTMLconformatoprevio"/>
+        <w:rPr>
+          <w:rStyle w:val="CdigoHTML"/>
+        </w:rPr>
+      </w:pPr>
+      <w:r>
+        <w:rPr>
+          <w:rStyle w:val="CdigoHTML"/>
+        </w:rPr>
+        <w:t xml:space="preserve"># Configuración local de VS </w:t>
+      </w:r>
+      <w:proofErr w:type="spellStart"/>
+      <w:r>
+        <w:rPr>
+          <w:rStyle w:val="CdigoHTML"/>
+        </w:rPr>
+        <w:t>Code</w:t>
+      </w:r>
+      <w:proofErr w:type="spellEnd"/>
+    </w:p>
+    <w:p>
+      <w:pPr>
+        <w:pStyle w:val="HTMLconformatoprevio"/>
+        <w:rPr>
+          <w:rStyle w:val="CdigoHTML"/>
+        </w:rPr>
+      </w:pPr>
+      <w:proofErr w:type="gramStart"/>
+      <w:r>
+        <w:rPr>
+          <w:rStyle w:val="CdigoHTML"/>
+        </w:rPr>
+        <w:t>.</w:t>
+      </w:r>
+      <w:proofErr w:type="spellStart"/>
+      <w:r>
+        <w:rPr>
+          <w:rStyle w:val="CdigoHTML"/>
+        </w:rPr>
+        <w:t>vscode</w:t>
+      </w:r>
+      <w:proofErr w:type="spellEnd"/>
+      <w:proofErr w:type="gramEnd"/>
+      <w:r>
+        <w:rPr>
+          <w:rStyle w:val="CdigoHTML"/>
+        </w:rPr>
+        <w:t>/</w:t>
+      </w:r>
+    </w:p>
+    <w:p>
+      <w:pPr>
+        <w:pStyle w:val="HTMLconformatoprevio"/>
+        <w:rPr>
+          <w:rStyle w:val="CdigoHTML"/>
+        </w:rPr>
+      </w:pPr>
+    </w:p>
+    <w:p>
+      <w:pPr>
+        <w:pStyle w:val="HTMLconformatoprevio"/>
+        <w:rPr>
+          <w:rStyle w:val="CdigoHTML"/>
+        </w:rPr>
+      </w:pPr>
+      <w:r>
+        <w:rPr>
+          <w:rStyle w:val="CdigoHTML"/>
+        </w:rPr>
+        <w:t># Variables de entorno</w:t>
+      </w:r>
+    </w:p>
+    <w:p>
+      <w:pPr>
+        <w:pStyle w:val="HTMLconformatoprevio"/>
+        <w:rPr>
+          <w:rStyle w:val="CdigoHTML"/>
+        </w:rPr>
+      </w:pPr>
+      <w:proofErr w:type="gramStart"/>
+      <w:r>
+        <w:rPr>
+          <w:rStyle w:val="CdigoHTML"/>
+        </w:rPr>
+        <w:t>.</w:t>
+      </w:r>
+      <w:proofErr w:type="spellStart"/>
+      <w:r>
+        <w:rPr>
+          <w:rStyle w:val="CdigoHTML"/>
+        </w:rPr>
+        <w:t>env</w:t>
+      </w:r>
+      <w:proofErr w:type="spellEnd"/>
+      <w:proofErr w:type="gramEnd"/>
+    </w:p>
+    <w:p>
+      <w:pPr>
+        <w:pStyle w:val="HTMLconformatoprevio"/>
+        <w:rPr>
+          <w:rStyle w:val="CdigoHTML"/>
+        </w:rPr>
+      </w:pPr>
+    </w:p>
+    <w:p>
+      <w:pPr>
+        <w:pStyle w:val="HTMLconformatoprevio"/>
+        <w:rPr>
+          <w:rStyle w:val="CdigoHTML"/>
+        </w:rPr>
+      </w:pPr>
+      <w:r>
+        <w:rPr>
+          <w:rStyle w:val="CdigoHTML"/>
+        </w:rPr>
+        <w:t># Archivos temporales de Word</w:t>
+      </w:r>
+    </w:p>
+    <w:p>
+      <w:pPr>
+        <w:pStyle w:val="HTMLconformatoprevio"/>
+      </w:pPr>
+      <w:r>
+        <w:rPr>
+          <w:rStyle w:val="CdigoHTML"/>
+        </w:rPr>
+        <w:t>~$*.docx</w:t>
+      </w:r>
+    </w:p>
+    <w:p>
+      <w:pPr>
+        <w:pStyle w:val="NormalWeb"/>
+      </w:pPr>
+      <w:r>
+        <w:t>La regla más importante en esta etapa fue:</w:t>
+      </w:r>
+    </w:p>
+    <w:p>
+      <w:pPr>
+        <w:pStyle w:val="HTMLconformatoprevio"/>
+      </w:pPr>
+      <w:proofErr w:type="gramStart"/>
+      <w:r>
+        <w:rPr>
+          <w:rStyle w:val="CdigoHTML"/>
+        </w:rPr>
+        <w:t>.</w:t>
+      </w:r>
+      <w:proofErr w:type="spellStart"/>
+      <w:r>
+        <w:rPr>
+          <w:rStyle w:val="CdigoHTML"/>
+        </w:rPr>
+        <w:t>venv</w:t>
+      </w:r>
+      <w:proofErr w:type="spellEnd"/>
+      <w:proofErr w:type="gramEnd"/>
+      <w:r>
+        <w:rPr>
+          <w:rStyle w:val="CdigoHTML"/>
+        </w:rPr>
+        <w:t>/</w:t>
+      </w:r>
+    </w:p>
+    <w:p>
+      <w:pPr>
+        <w:pStyle w:val="NormalWeb"/>
+      </w:pPr>
+      <w:r>
+        <w:t>Esta configuración evita subir el entorno virtual a GitHub.</w:t>
+      </w:r>
+    </w:p>
+    <w:p>
+      <w:r>
+        <w:pict w14:anchorId="2DD8C275">
+          <v:rect id="_x0000_i1061" style="width:0;height:1.5pt" o:hralign="center" o:hrstd="t" o:hr="t" fillcolor="#a0a0a0" stroked="f"/>
+        </w:pict>
+      </w:r>
+    </w:p>
+    <w:p>
+      <w:pPr>
+        <w:pStyle w:val="Ttulo2"/>
+      </w:pPr>
+      <w:r>
+        <w:t xml:space="preserve">9.8 Creación del archivo </w:t>
+      </w:r>
+      <w:r>
+        <w:rPr>
+          <w:rStyle w:val="CdigoHTML"/>
+        </w:rPr>
+        <w:t>requirements.txt</w:t>
+      </w:r>
+    </w:p>
+    <w:p>
+      <w:pPr>
+        <w:pStyle w:val="NormalWeb"/>
+      </w:pPr>
+      <w:r>
+        <w:t>Se creó el archivo:</w:t>
+      </w:r>
+    </w:p>
+    <w:p>
+      <w:pPr>
+        <w:pStyle w:val="HTMLconformatoprevio"/>
+      </w:pPr>
+      <w:r>
+        <w:rPr>
+          <w:rStyle w:val="CdigoHTML"/>
+        </w:rPr>
+        <w:t>requirements.txt</w:t>
+      </w:r>
+    </w:p>
+    <w:p>
+      <w:pPr>
+        <w:pStyle w:val="NormalWeb"/>
+      </w:pPr>
+      <w:r>
+        <w:t>Este archivo se utilizará para registrar las librerías y versiones requeridas por el proyecto.</w:t>
+      </w:r>
+    </w:p>
+    <w:p>
+      <w:pPr>
+        <w:pStyle w:val="NormalWeb"/>
+      </w:pPr>
+      <w:r>
+        <w:t xml:space="preserve">En esta etapa se dejó vacío porque </w:t>
+      </w:r>
+      <w:proofErr w:type="spellStart"/>
+      <w:r>
+        <w:t>PySpark</w:t>
+      </w:r>
+      <w:proofErr w:type="spellEnd"/>
+      <w:r>
+        <w:t xml:space="preserve">, </w:t>
+      </w:r>
+      <w:proofErr w:type="spellStart"/>
+      <w:r>
+        <w:t>dbt</w:t>
+      </w:r>
+      <w:proofErr w:type="spellEnd"/>
+      <w:r>
+        <w:t xml:space="preserve"> y las demás dependencias todavía no habían sido instaladas.</w:t>
+      </w:r>
+    </w:p>
+    <w:p>
+      <w:r>
+        <w:pict w14:anchorId="6FA8BFCB">
+          <v:rect id="_x0000_i1062" style="width:0;height:1.5pt" o:hralign="center" o:hrstd="t" o:hr="t" fillcolor="#a0a0a0" stroked="f"/>
+        </w:pict>
+      </w:r>
+    </w:p>
+    <w:p>
+      <w:pPr>
+        <w:pStyle w:val="Ttulo2"/>
+      </w:pPr>
+      <w:r>
+        <w:t xml:space="preserve">9.9 Conservación de carpetas vacías </w:t>
+      </w:r>
+      <w:proofErr w:type="gramStart"/>
+      <w:r>
+        <w:t xml:space="preserve">con </w:t>
+      </w:r>
+      <w:r>
+        <w:rPr>
+          <w:rStyle w:val="CdigoHTML"/>
+        </w:rPr>
+        <w:t>.</w:t>
+      </w:r>
+      <w:proofErr w:type="spellStart"/>
+      <w:r>
+        <w:rPr>
+          <w:rStyle w:val="CdigoHTML"/>
+        </w:rPr>
+        <w:t>gitkeep</w:t>
+      </w:r>
+      <w:proofErr w:type="spellEnd"/>
+      <w:proofErr w:type="gramEnd"/>
+    </w:p>
+    <w:p>
+      <w:pPr>
+        <w:pStyle w:val="NormalWeb"/>
+      </w:pPr>
+      <w:r>
+        <w:t>Git no almacena carpetas vacías. Por esta razón, se crearon archivos vacíos llamados:</w:t>
+      </w:r>
+    </w:p>
+    <w:p>
+      <w:pPr>
+        <w:pStyle w:val="HTMLconformatoprevio"/>
+      </w:pPr>
+      <w:proofErr w:type="gramStart"/>
+      <w:r>
+        <w:rPr>
+          <w:rStyle w:val="CdigoHTML"/>
+        </w:rPr>
+        <w:t>.</w:t>
+      </w:r>
+      <w:proofErr w:type="spellStart"/>
+      <w:r>
+        <w:rPr>
+          <w:rStyle w:val="CdigoHTML"/>
+        </w:rPr>
+        <w:t>gitkeep</w:t>
+      </w:r>
+      <w:proofErr w:type="spellEnd"/>
+      <w:proofErr w:type="gramEnd"/>
+    </w:p>
+    <w:p>
+      <w:pPr>
+        <w:pStyle w:val="NormalWeb"/>
+      </w:pPr>
+      <w:r>
+        <w:t>Estos archivos fueron agregados en:</w:t>
+      </w:r>
+    </w:p>
+    <w:p>
+      <w:pPr>
+        <w:pStyle w:val="HTMLconformatoprevio"/>
+        <w:rPr>
+          <w:rStyle w:val="CdigoHTML"/>
+        </w:rPr>
+      </w:pPr>
+      <w:r>
+        <w:rPr>
+          <w:rStyle w:val="CdigoHTML"/>
+        </w:rPr>
+        <w:lastRenderedPageBreak/>
+        <w:t>data</w:t>
+      </w:r>
+    </w:p>
+    <w:p>
+      <w:pPr>
+        <w:pStyle w:val="HTMLconformatoprevio"/>
+        <w:rPr>
+          <w:rStyle w:val="CdigoHTML"/>
+        </w:rPr>
+      </w:pPr>
+      <w:r>
+        <w:rPr>
+          <w:rStyle w:val="CdigoHTML"/>
+        </w:rPr>
+        <w:t>data/raw</w:t>
+      </w:r>
+    </w:p>
+    <w:p>
+      <w:pPr>
+        <w:pStyle w:val="HTMLconformatoprevio"/>
+        <w:rPr>
+          <w:rStyle w:val="CdigoHTML"/>
+        </w:rPr>
+      </w:pPr>
+      <w:r>
+        <w:rPr>
+          <w:rStyle w:val="CdigoHTML"/>
+        </w:rPr>
+        <w:t>data/</w:t>
+      </w:r>
+      <w:proofErr w:type="spellStart"/>
+      <w:r>
+        <w:rPr>
+          <w:rStyle w:val="CdigoHTML"/>
+        </w:rPr>
+        <w:t>processed</w:t>
+      </w:r>
+      <w:proofErr w:type="spellEnd"/>
+    </w:p>
+    <w:p>
+      <w:pPr>
+        <w:pStyle w:val="HTMLconformatoprevio"/>
+        <w:rPr>
+          <w:rStyle w:val="CdigoHTML"/>
+        </w:rPr>
+      </w:pPr>
+      <w:r>
+        <w:rPr>
+          <w:rStyle w:val="CdigoHTML"/>
+        </w:rPr>
+        <w:t>data/</w:t>
+      </w:r>
+      <w:proofErr w:type="spellStart"/>
+      <w:r>
+        <w:rPr>
+          <w:rStyle w:val="CdigoHTML"/>
+        </w:rPr>
+        <w:t>rejected</w:t>
+      </w:r>
+      <w:proofErr w:type="spellEnd"/>
+    </w:p>
+    <w:p>
+      <w:pPr>
+        <w:pStyle w:val="HTMLconformatoprevio"/>
+        <w:rPr>
+          <w:rStyle w:val="CdigoHTML"/>
+        </w:rPr>
+      </w:pPr>
+      <w:proofErr w:type="spellStart"/>
+      <w:r>
+        <w:rPr>
+          <w:rStyle w:val="CdigoHTML"/>
+        </w:rPr>
+        <w:t>dbt</w:t>
+      </w:r>
+      <w:proofErr w:type="spellEnd"/>
+    </w:p>
+    <w:p>
+      <w:pPr>
+        <w:pStyle w:val="HTMLconformatoprevio"/>
+        <w:rPr>
+          <w:rStyle w:val="CdigoHTML"/>
+        </w:rPr>
+      </w:pPr>
+      <w:r>
+        <w:rPr>
+          <w:rStyle w:val="CdigoHTML"/>
+        </w:rPr>
+        <w:t>notebooks</w:t>
+      </w:r>
+    </w:p>
+    <w:p>
+      <w:pPr>
+        <w:pStyle w:val="HTMLconformatoprevio"/>
+        <w:rPr>
+          <w:rStyle w:val="CdigoHTML"/>
+        </w:rPr>
+      </w:pPr>
+      <w:proofErr w:type="spellStart"/>
+      <w:r>
+        <w:rPr>
+          <w:rStyle w:val="CdigoHTML"/>
+        </w:rPr>
+        <w:t>sql</w:t>
+      </w:r>
+      <w:proofErr w:type="spellEnd"/>
+    </w:p>
+    <w:p>
+      <w:pPr>
+        <w:pStyle w:val="HTMLconformatoprevio"/>
+        <w:rPr>
+          <w:rStyle w:val="CdigoHTML"/>
+        </w:rPr>
+      </w:pPr>
+      <w:proofErr w:type="spellStart"/>
+      <w:r>
+        <w:rPr>
+          <w:rStyle w:val="CdigoHTML"/>
+        </w:rPr>
+        <w:t>src</w:t>
+      </w:r>
+      <w:proofErr w:type="spellEnd"/>
+    </w:p>
+    <w:p>
+      <w:pPr>
+        <w:pStyle w:val="HTMLconformatoprevio"/>
+      </w:pPr>
+      <w:proofErr w:type="spellStart"/>
+      <w:r>
+        <w:rPr>
+          <w:rStyle w:val="CdigoHTML"/>
+        </w:rPr>
+        <w:t>tests</w:t>
+      </w:r>
+      <w:proofErr w:type="spellEnd"/>
+    </w:p>
+    <w:p>
+      <w:pPr>
+        <w:pStyle w:val="NormalWeb"/>
+      </w:pPr>
+      <w:r>
+        <w:t xml:space="preserve">El </w:t>
+      </w:r>
+      <w:proofErr w:type="gramStart"/>
+      <w:r>
+        <w:t xml:space="preserve">archivo </w:t>
+      </w:r>
+      <w:r>
+        <w:rPr>
+          <w:rStyle w:val="CdigoHTML"/>
+        </w:rPr>
+        <w:t>.</w:t>
+      </w:r>
+      <w:proofErr w:type="spellStart"/>
+      <w:r>
+        <w:rPr>
+          <w:rStyle w:val="CdigoHTML"/>
+        </w:rPr>
+        <w:t>gitkeep</w:t>
+      </w:r>
+      <w:proofErr w:type="spellEnd"/>
+      <w:proofErr w:type="gramEnd"/>
+      <w:r>
+        <w:t xml:space="preserve"> no es una función nativa de Git. Es una convención utilizada para permitir que una carpeta vacía sea incluida en el repositorio.</w:t>
+      </w:r>
+    </w:p>
+    <w:p>
+      <w:r>
+        <w:pict w14:anchorId="37D2BEEA">
+          <v:rect id="_x0000_i1063" style="width:0;height:1.5pt" o:hralign="center" o:hrstd="t" o:hr="t" fillcolor="#a0a0a0" stroked="f"/>
+        </w:pict>
+      </w:r>
+    </w:p>
+    <w:p>
+      <w:pPr>
+        <w:pStyle w:val="Ttulo2"/>
+      </w:pPr>
+      <w:r>
+        <w:t xml:space="preserve">9.10 Preparación de archivos para el </w:t>
+      </w:r>
+      <w:proofErr w:type="spellStart"/>
+      <w:r>
+        <w:t>commit</w:t>
+      </w:r>
+      <w:proofErr w:type="spellEnd"/>
+    </w:p>
+    <w:p>
+      <w:pPr>
+        <w:pStyle w:val="NormalWeb"/>
+      </w:pPr>
+      <w:r>
+        <w:t>Se ejecutó:</w:t>
+      </w:r>
+    </w:p>
+    <w:p>
+      <w:pPr>
+        <w:pStyle w:val="HTMLconformatoprevio"/>
+      </w:pPr>
+      <w:proofErr w:type="spellStart"/>
+      <w:r>
+        <w:rPr>
+          <w:rStyle w:val="m"/>
+        </w:rPr>
+        <w:t>git</w:t>
+      </w:r>
+      <w:proofErr w:type="spellEnd"/>
+      <w:r>
+        <w:rPr>
+          <w:rStyle w:val="CdigoHTML"/>
+        </w:rPr>
+        <w:t xml:space="preserve"> </w:t>
+      </w:r>
+      <w:proofErr w:type="spellStart"/>
+      <w:proofErr w:type="gramStart"/>
+      <w:r>
+        <w:rPr>
+          <w:rStyle w:val="m"/>
+        </w:rPr>
+        <w:t>add</w:t>
+      </w:r>
+      <w:proofErr w:type="spellEnd"/>
+      <w:r>
+        <w:rPr>
+          <w:rStyle w:val="CdigoHTML"/>
+        </w:rPr>
+        <w:t xml:space="preserve"> .</w:t>
+      </w:r>
+      <w:proofErr w:type="gramEnd"/>
+    </w:p>
+    <w:p>
+      <w:pPr>
+        <w:pStyle w:val="NormalWeb"/>
+      </w:pPr>
+      <w:r>
+        <w:t xml:space="preserve">Este comando preparó todos los archivos nuevos para ser incluidos en el primer </w:t>
+      </w:r>
+      <w:proofErr w:type="spellStart"/>
+      <w:r>
+        <w:t>commit</w:t>
+      </w:r>
+      <w:proofErr w:type="spellEnd"/>
+      <w:r>
+        <w:t>.</w:t>
+      </w:r>
+    </w:p>
+    <w:p>
+      <w:pPr>
+        <w:pStyle w:val="NormalWeb"/>
+      </w:pPr>
+      <w:r>
+        <w:t>Posteriormente, se validó el estado con:</w:t>
+      </w:r>
+    </w:p>
+    <w:p>
+      <w:pPr>
+        <w:pStyle w:val="HTMLconformatoprevio"/>
+      </w:pPr>
+      <w:proofErr w:type="spellStart"/>
+      <w:r>
+        <w:rPr>
+          <w:rStyle w:val="m"/>
+        </w:rPr>
+        <w:t>git</w:t>
+      </w:r>
+      <w:proofErr w:type="spellEnd"/>
+      <w:r>
+        <w:rPr>
+          <w:rStyle w:val="CdigoHTML"/>
+        </w:rPr>
+        <w:t xml:space="preserve"> </w:t>
+      </w:r>
+      <w:r>
+        <w:rPr>
+          <w:rStyle w:val="m"/>
+        </w:rPr>
+        <w:t>status</w:t>
+      </w:r>
+    </w:p>
+    <w:p>
+      <w:pPr>
+        <w:pStyle w:val="NormalWeb"/>
+      </w:pPr>
+      <w:r>
+        <w:t>La validación permitió confirmar que:</w:t>
+      </w:r>
+    </w:p>
+    <w:p>
+      <w:pPr>
+        <w:numPr>
+          <w:ilvl w:val="0"/>
+          <w:numId w:val="11"/>
+        </w:numPr>
+        <w:spacing w:before="100" w:beforeAutospacing="1" w:after="100" w:afterAutospacing="1" w:line="240" w:lineRule="auto"/>
+      </w:pPr>
+      <w:r>
+        <w:t xml:space="preserve">La estructura del proyecto estaba preparada. </w:t>
+      </w:r>
+    </w:p>
+    <w:p>
+      <w:pPr>
+        <w:numPr>
+          <w:ilvl w:val="0"/>
+          <w:numId w:val="11"/>
+        </w:numPr>
+        <w:spacing w:before="100" w:beforeAutospacing="1" w:after="100" w:afterAutospacing="1" w:line="240" w:lineRule="auto"/>
+      </w:pPr>
+      <w:r>
+        <w:t xml:space="preserve">El documento Word estaba incluido. </w:t>
+      </w:r>
+    </w:p>
+    <w:p>
+      <w:pPr>
+        <w:numPr>
+          <w:ilvl w:val="0"/>
+          <w:numId w:val="11"/>
+        </w:numPr>
+        <w:spacing w:before="100" w:beforeAutospacing="1" w:after="100" w:afterAutospacing="1" w:line="240" w:lineRule="auto"/>
+      </w:pPr>
+      <w:r>
+        <w:t xml:space="preserve">El </w:t>
+      </w:r>
+      <w:proofErr w:type="gramStart"/>
+      <w:r>
+        <w:t xml:space="preserve">archivo </w:t>
+      </w:r>
+      <w:r>
+        <w:rPr>
+          <w:rStyle w:val="CdigoHTML"/>
+          <w:rFonts w:eastAsiaTheme="minorHAnsi"/>
+        </w:rPr>
+        <w:t>.</w:t>
+      </w:r>
+      <w:proofErr w:type="spellStart"/>
+      <w:r>
+        <w:rPr>
+          <w:rStyle w:val="CdigoHTML"/>
+          <w:rFonts w:eastAsiaTheme="minorHAnsi"/>
+        </w:rPr>
+        <w:t>gitignore</w:t>
+      </w:r>
+      <w:proofErr w:type="spellEnd"/>
+      <w:proofErr w:type="gramEnd"/>
+      <w:r>
+        <w:t xml:space="preserve"> estaba incluido. </w:t>
+      </w:r>
+    </w:p>
+    <w:p>
+      <w:pPr>
+        <w:numPr>
+          <w:ilvl w:val="0"/>
+          <w:numId w:val="11"/>
+        </w:numPr>
+        <w:spacing w:before="100" w:beforeAutospacing="1" w:after="100" w:afterAutospacing="1" w:line="240" w:lineRule="auto"/>
+      </w:pPr>
+      <w:r>
+        <w:t xml:space="preserve">El archivo </w:t>
+      </w:r>
+      <w:r>
+        <w:rPr>
+          <w:rStyle w:val="CdigoHTML"/>
+          <w:rFonts w:eastAsiaTheme="minorHAnsi"/>
+        </w:rPr>
+        <w:t>requirements.txt</w:t>
+      </w:r>
+      <w:r>
+        <w:t xml:space="preserve"> estaba incluido. </w:t>
+      </w:r>
+    </w:p>
+    <w:p>
+      <w:pPr>
+        <w:numPr>
+          <w:ilvl w:val="0"/>
+          <w:numId w:val="11"/>
+        </w:numPr>
+        <w:spacing w:before="100" w:beforeAutospacing="1" w:after="100" w:afterAutospacing="1" w:line="240" w:lineRule="auto"/>
+      </w:pPr>
+      <w:r>
+        <w:t xml:space="preserve">La </w:t>
+      </w:r>
+      <w:proofErr w:type="gramStart"/>
+      <w:r>
+        <w:t xml:space="preserve">carpeta </w:t>
+      </w:r>
+      <w:r>
+        <w:rPr>
+          <w:rStyle w:val="CdigoHTML"/>
+          <w:rFonts w:eastAsiaTheme="minorHAnsi"/>
+        </w:rPr>
+        <w:t>.</w:t>
+      </w:r>
+      <w:proofErr w:type="spellStart"/>
+      <w:r>
+        <w:rPr>
+          <w:rStyle w:val="CdigoHTML"/>
+          <w:rFonts w:eastAsiaTheme="minorHAnsi"/>
+        </w:rPr>
+        <w:t>venv</w:t>
+      </w:r>
+      <w:proofErr w:type="spellEnd"/>
+      <w:proofErr w:type="gramEnd"/>
+      <w:r>
+        <w:t xml:space="preserve"> no estaba incluida. </w:t>
+      </w:r>
+    </w:p>
+    <w:p>
+      <w:pPr>
+        <w:spacing w:after="0"/>
+      </w:pPr>
+      <w:r>
+        <w:pict w14:anchorId="2AF2EDB4">
+          <v:rect id="_x0000_i1064" style="width:0;height:1.5pt" o:hralign="center" o:hrstd="t" o:hr="t" fillcolor="#a0a0a0" stroked="f"/>
+        </w:pict>
+      </w:r>
+    </w:p>
+    <w:p>
+      <w:pPr>
+        <w:pStyle w:val="Ttulo2"/>
+      </w:pPr>
+      <w:r>
+        <w:t xml:space="preserve">9.11 Creación del primer </w:t>
+      </w:r>
+      <w:proofErr w:type="spellStart"/>
+      <w:r>
+        <w:t>commit</w:t>
+      </w:r>
+      <w:proofErr w:type="spellEnd"/>
+    </w:p>
+    <w:p>
+      <w:pPr>
+        <w:pStyle w:val="NormalWeb"/>
+      </w:pPr>
+      <w:r>
+        <w:t xml:space="preserve">Se creó el primer </w:t>
+      </w:r>
+      <w:proofErr w:type="spellStart"/>
+      <w:r>
+        <w:t>commit</w:t>
+      </w:r>
+      <w:proofErr w:type="spellEnd"/>
+      <w:r>
+        <w:t xml:space="preserve"> con:</w:t>
+      </w:r>
+    </w:p>
+    <w:p>
+      <w:pPr>
+        <w:pStyle w:val="HTMLconformatoprevio"/>
+      </w:pPr>
+      <w:proofErr w:type="spellStart"/>
+      <w:r>
+        <w:rPr>
+          <w:rStyle w:val="m"/>
+        </w:rPr>
+        <w:t>git</w:t>
+      </w:r>
+      <w:proofErr w:type="spellEnd"/>
+      <w:r>
+        <w:rPr>
+          <w:rStyle w:val="CdigoHTML"/>
+        </w:rPr>
+        <w:t xml:space="preserve"> </w:t>
+      </w:r>
+      <w:proofErr w:type="spellStart"/>
+      <w:r>
+        <w:rPr>
+          <w:rStyle w:val="m"/>
+        </w:rPr>
+        <w:t>commit</w:t>
+      </w:r>
+      <w:proofErr w:type="spellEnd"/>
+      <w:r>
+        <w:rPr>
+          <w:rStyle w:val="CdigoHTML"/>
+        </w:rPr>
+        <w:t xml:space="preserve"> </w:t>
+      </w:r>
+      <w:r>
+        <w:rPr>
+          <w:rStyle w:val="g"/>
+        </w:rPr>
+        <w:t>-</w:t>
+      </w:r>
+      <w:r>
+        <w:rPr>
+          <w:rStyle w:val="m"/>
+        </w:rPr>
+        <w:t>m</w:t>
+      </w:r>
+      <w:r>
+        <w:rPr>
+          <w:rStyle w:val="CdigoHTML"/>
+        </w:rPr>
+        <w:t xml:space="preserve"> </w:t>
+      </w:r>
+      <w:r>
+        <w:rPr>
+          <w:rStyle w:val="k"/>
+        </w:rPr>
+        <w:t xml:space="preserve">"chore: </w:t>
+      </w:r>
+      <w:proofErr w:type="spellStart"/>
+      <w:r>
+        <w:rPr>
+          <w:rStyle w:val="k"/>
+        </w:rPr>
+        <w:t>initialize</w:t>
+      </w:r>
+      <w:proofErr w:type="spellEnd"/>
+      <w:r>
+        <w:rPr>
+          <w:rStyle w:val="k"/>
+        </w:rPr>
+        <w:t xml:space="preserve"> </w:t>
+      </w:r>
+      <w:proofErr w:type="spellStart"/>
+      <w:r>
+        <w:rPr>
+          <w:rStyle w:val="k"/>
+        </w:rPr>
+        <w:t>project</w:t>
+      </w:r>
+      <w:proofErr w:type="spellEnd"/>
+      <w:r>
+        <w:rPr>
+          <w:rStyle w:val="k"/>
+        </w:rPr>
+        <w:t xml:space="preserve"> </w:t>
+      </w:r>
+      <w:proofErr w:type="spellStart"/>
+      <w:r>
+        <w:rPr>
+          <w:rStyle w:val="k"/>
+        </w:rPr>
+        <w:t>structure</w:t>
+      </w:r>
+      <w:proofErr w:type="spellEnd"/>
+      <w:r>
+        <w:rPr>
+          <w:rStyle w:val="k"/>
+        </w:rPr>
+        <w:t xml:space="preserve"> and Python </w:t>
+      </w:r>
+      <w:proofErr w:type="spellStart"/>
+      <w:r>
+        <w:rPr>
+          <w:rStyle w:val="k"/>
+        </w:rPr>
+        <w:t>environment</w:t>
+      </w:r>
+      <w:proofErr w:type="spellEnd"/>
+      <w:r>
+        <w:rPr>
+          <w:rStyle w:val="k"/>
+        </w:rPr>
+        <w:t>"</w:t>
+      </w:r>
+    </w:p>
+    <w:p>
+      <w:pPr>
+        <w:pStyle w:val="NormalWeb"/>
+      </w:pPr>
+      <w:r>
+        <w:t xml:space="preserve">Este </w:t>
+      </w:r>
+      <w:proofErr w:type="spellStart"/>
+      <w:r>
+        <w:t>commit</w:t>
+      </w:r>
+      <w:proofErr w:type="spellEnd"/>
+      <w:r>
+        <w:t xml:space="preserve"> registró la estructura inicial del proyecto y la configuración base del entorno de Python.</w:t>
+      </w:r>
+    </w:p>
+    <w:p>
+      <w:r>
+        <w:pict w14:anchorId="4495CBF0">
+          <v:rect id="_x0000_i1065" style="width:0;height:1.5pt" o:hralign="center" o:hrstd="t" o:hr="t" fillcolor="#a0a0a0" stroked="f"/>
+        </w:pict>
+      </w:r>
+    </w:p>
+    <w:p>
+      <w:pPr>
+        <w:pStyle w:val="Ttulo2"/>
+      </w:pPr>
+      <w:r>
+        <w:t>9.12 Envío del proyecto a GitHub</w:t>
+      </w:r>
+    </w:p>
+    <w:p>
+      <w:pPr>
+        <w:pStyle w:val="NormalWeb"/>
+      </w:pPr>
+      <w:r>
+        <w:lastRenderedPageBreak/>
+        <w:t>Se enviaron los cambios al repositorio remoto mediante:</w:t>
+      </w:r>
+    </w:p>
+    <w:p>
+      <w:pPr>
+        <w:pStyle w:val="HTMLconformatoprevio"/>
+      </w:pPr>
+      <w:proofErr w:type="spellStart"/>
+      <w:r>
+        <w:rPr>
+          <w:rStyle w:val="m"/>
+        </w:rPr>
+        <w:t>git</w:t>
+      </w:r>
+      <w:proofErr w:type="spellEnd"/>
+      <w:r>
+        <w:rPr>
+          <w:rStyle w:val="CdigoHTML"/>
+        </w:rPr>
+        <w:t xml:space="preserve"> </w:t>
+      </w:r>
+      <w:proofErr w:type="spellStart"/>
+      <w:r>
+        <w:rPr>
+          <w:rStyle w:val="m"/>
+        </w:rPr>
+        <w:t>push</w:t>
+      </w:r>
+      <w:proofErr w:type="spellEnd"/>
+      <w:r>
+        <w:rPr>
+          <w:rStyle w:val="CdigoHTML"/>
+        </w:rPr>
+        <w:t xml:space="preserve"> </w:t>
+      </w:r>
+      <w:r>
+        <w:rPr>
+          <w:rStyle w:val="g"/>
+        </w:rPr>
+        <w:t>-</w:t>
+      </w:r>
+      <w:r>
+        <w:rPr>
+          <w:rStyle w:val="m"/>
+        </w:rPr>
+        <w:t>u</w:t>
+      </w:r>
+      <w:r>
+        <w:rPr>
+          <w:rStyle w:val="CdigoHTML"/>
+        </w:rPr>
+        <w:t xml:space="preserve"> </w:t>
+      </w:r>
+      <w:proofErr w:type="spellStart"/>
+      <w:r>
+        <w:rPr>
+          <w:rStyle w:val="m"/>
+        </w:rPr>
+        <w:t>origin</w:t>
+      </w:r>
+      <w:proofErr w:type="spellEnd"/>
+      <w:r>
+        <w:rPr>
+          <w:rStyle w:val="CdigoHTML"/>
+        </w:rPr>
+        <w:t xml:space="preserve"> </w:t>
+      </w:r>
+      <w:proofErr w:type="spellStart"/>
+      <w:r>
+        <w:rPr>
+          <w:rStyle w:val="m"/>
+        </w:rPr>
+        <w:t>main</w:t>
+      </w:r>
+      <w:proofErr w:type="spellEnd"/>
+    </w:p>
+    <w:p>
+      <w:pPr>
+        <w:pStyle w:val="NormalWeb"/>
+      </w:pPr>
+      <w:r>
+        <w:t xml:space="preserve">Este comando publicó la rama </w:t>
+      </w:r>
+      <w:proofErr w:type="spellStart"/>
+      <w:r>
+        <w:rPr>
+          <w:rStyle w:val="CdigoHTML"/>
+        </w:rPr>
+        <w:t>main</w:t>
+      </w:r>
+      <w:proofErr w:type="spellEnd"/>
+      <w:r>
+        <w:t xml:space="preserve"> en GitHub.</w:t>
+      </w:r>
+    </w:p>
+    <w:p>
+      <w:pPr>
+        <w:pStyle w:val="NormalWeb"/>
+      </w:pPr>
+      <w:r>
+        <w:t>La opción:</w:t>
+      </w:r>
+    </w:p>
+    <w:p>
+      <w:pPr>
+        <w:pStyle w:val="HTMLconformatoprevio"/>
+      </w:pPr>
+      <w:r>
+        <w:rPr>
+          <w:rStyle w:val="CdigoHTML"/>
+        </w:rPr>
+        <w:t>-u</w:t>
+      </w:r>
+    </w:p>
+    <w:p>
+      <w:pPr>
+        <w:pStyle w:val="NormalWeb"/>
+      </w:pPr>
+      <w:r>
+        <w:t xml:space="preserve">establece la relación entre la rama local </w:t>
+      </w:r>
+      <w:proofErr w:type="spellStart"/>
+      <w:r>
+        <w:rPr>
+          <w:rStyle w:val="CdigoHTML"/>
+        </w:rPr>
+        <w:t>main</w:t>
+      </w:r>
+      <w:proofErr w:type="spellEnd"/>
+      <w:r>
+        <w:t xml:space="preserve"> y la rama remota </w:t>
+      </w:r>
+      <w:proofErr w:type="spellStart"/>
+      <w:r>
+        <w:rPr>
+          <w:rStyle w:val="CdigoHTML"/>
+        </w:rPr>
+        <w:t>origin</w:t>
+      </w:r>
+      <w:proofErr w:type="spellEnd"/>
+      <w:r>
+        <w:rPr>
+          <w:rStyle w:val="CdigoHTML"/>
+        </w:rPr>
+        <w:t>/</w:t>
+      </w:r>
+      <w:proofErr w:type="spellStart"/>
+      <w:r>
+        <w:rPr>
+          <w:rStyle w:val="CdigoHTML"/>
+        </w:rPr>
+        <w:t>main</w:t>
+      </w:r>
+      <w:proofErr w:type="spellEnd"/>
+      <w:r>
+        <w:t>.</w:t>
+      </w:r>
+    </w:p>
+    <w:p>
+      <w:pPr>
+        <w:pStyle w:val="NormalWeb"/>
+      </w:pPr>
+      <w:r>
+        <w:t>Después de esta configuración, los siguientes envíos podrán realizarse simplemente con:</w:t>
+      </w:r>
+    </w:p>
+    <w:p>
+      <w:pPr>
+        <w:pStyle w:val="HTMLconformatoprevio"/>
+      </w:pPr>
+      <w:proofErr w:type="spellStart"/>
+      <w:r>
+        <w:rPr>
+          <w:rStyle w:val="m"/>
+        </w:rPr>
+        <w:t>git</w:t>
+      </w:r>
+      <w:proofErr w:type="spellEnd"/>
+      <w:r>
+        <w:rPr>
+          <w:rStyle w:val="CdigoHTML"/>
+        </w:rPr>
+        <w:t xml:space="preserve"> </w:t>
+      </w:r>
+      <w:proofErr w:type="spellStart"/>
+      <w:r>
+        <w:rPr>
+          <w:rStyle w:val="m"/>
+        </w:rPr>
+        <w:t>push</w:t>
+      </w:r>
+      <w:proofErr w:type="spellEnd"/>
+    </w:p>
+    <w:p>
+      <w:r>
+        <w:pict w14:anchorId="41BD7CD8">
+          <v:rect id="_x0000_i1066" style="width:0;height:1.5pt" o:hralign="center" o:hrstd="t" o:hr="t" fillcolor="#a0a0a0" stroked="f"/>
+        </w:pict>
+      </w:r>
+    </w:p>
+    <w:p>
+      <w:pPr>
+        <w:pStyle w:val="Ttulo2"/>
+      </w:pPr>
+      <w:r>
+        <w:t>9.13 Estado final de la tarea</w:t>
+      </w:r>
+    </w:p>
+    <w:p>
+      <w:pPr>
+        <w:pStyle w:val="NormalWeb"/>
+      </w:pPr>
+      <w:r>
+        <w:t>Al finalizar la tarea, el proyecto quedó con:</w:t>
+      </w:r>
+    </w:p>
+    <w:p>
+      <w:pPr>
+        <w:numPr>
+          <w:ilvl w:val="0"/>
+          <w:numId w:val="12"/>
+        </w:numPr>
+        <w:spacing w:before="100" w:beforeAutospacing="1" w:after="100" w:afterAutospacing="1" w:line="240" w:lineRule="auto"/>
+      </w:pPr>
+      <w:r>
+        <w:t xml:space="preserve">Python 3.11.9 validado. </w:t>
+      </w:r>
+    </w:p>
+    <w:p>
+      <w:pPr>
+        <w:numPr>
+          <w:ilvl w:val="0"/>
+          <w:numId w:val="12"/>
+        </w:numPr>
+        <w:spacing w:before="100" w:beforeAutospacing="1" w:after="100" w:afterAutospacing="1" w:line="240" w:lineRule="auto"/>
+      </w:pPr>
+      <w:r>
+        <w:t xml:space="preserve">Entorno virtual creado y activo. </w:t>
+      </w:r>
+    </w:p>
+    <w:p>
+      <w:pPr>
+        <w:numPr>
+          <w:ilvl w:val="0"/>
+          <w:numId w:val="12"/>
+        </w:numPr>
+        <w:spacing w:before="100" w:beforeAutospacing="1" w:after="100" w:afterAutospacing="1" w:line="240" w:lineRule="auto"/>
+      </w:pPr>
+      <w:proofErr w:type="spellStart"/>
+      <w:r>
+        <w:rPr>
+          <w:rStyle w:val="CdigoHTML"/>
+          <w:rFonts w:eastAsiaTheme="minorHAnsi"/>
+        </w:rPr>
+        <w:t>pip</w:t>
+      </w:r>
+      <w:proofErr w:type="spellEnd"/>
+      <w:r>
+        <w:t xml:space="preserve"> actualizado. </w:t>
+      </w:r>
+    </w:p>
+    <w:p>
+      <w:pPr>
+        <w:numPr>
+          <w:ilvl w:val="0"/>
+          <w:numId w:val="12"/>
+        </w:numPr>
+        <w:spacing w:before="100" w:beforeAutospacing="1" w:after="100" w:afterAutospacing="1" w:line="240" w:lineRule="auto"/>
+      </w:pPr>
+      <w:proofErr w:type="gramStart"/>
+      <w:r>
+        <w:t xml:space="preserve">Archivo </w:t>
+      </w:r>
+      <w:r>
+        <w:rPr>
+          <w:rStyle w:val="CdigoHTML"/>
+          <w:rFonts w:eastAsiaTheme="minorHAnsi"/>
+        </w:rPr>
+        <w:t>.</w:t>
+      </w:r>
+      <w:proofErr w:type="spellStart"/>
+      <w:r>
+        <w:rPr>
+          <w:rStyle w:val="CdigoHTML"/>
+          <w:rFonts w:eastAsiaTheme="minorHAnsi"/>
+        </w:rPr>
+        <w:t>gitignore</w:t>
+      </w:r>
+      <w:proofErr w:type="spellEnd"/>
+      <w:proofErr w:type="gramEnd"/>
+      <w:r>
+        <w:t xml:space="preserve"> configurado. </w:t>
+      </w:r>
+    </w:p>
+    <w:p>
+      <w:pPr>
+        <w:numPr>
+          <w:ilvl w:val="0"/>
+          <w:numId w:val="12"/>
+        </w:numPr>
+        <w:spacing w:before="100" w:beforeAutospacing="1" w:after="100" w:afterAutospacing="1" w:line="240" w:lineRule="auto"/>
+      </w:pPr>
+      <w:r>
+        <w:t xml:space="preserve">Archivo </w:t>
+      </w:r>
+      <w:r>
+        <w:rPr>
+          <w:rStyle w:val="CdigoHTML"/>
+          <w:rFonts w:eastAsiaTheme="minorHAnsi"/>
+        </w:rPr>
+        <w:t>requirements.txt</w:t>
+      </w:r>
+      <w:r>
+        <w:t xml:space="preserve"> creado. </w:t>
+      </w:r>
+    </w:p>
+    <w:p>
+      <w:pPr>
+        <w:numPr>
+          <w:ilvl w:val="0"/>
+          <w:numId w:val="12"/>
+        </w:numPr>
+        <w:spacing w:before="100" w:beforeAutospacing="1" w:after="100" w:afterAutospacing="1" w:line="240" w:lineRule="auto"/>
+      </w:pPr>
+      <w:r>
+        <w:t xml:space="preserve">Carpetas vacías conservadas </w:t>
+      </w:r>
+      <w:proofErr w:type="gramStart"/>
+      <w:r>
+        <w:t xml:space="preserve">mediante </w:t>
+      </w:r>
+      <w:r>
+        <w:rPr>
+          <w:rStyle w:val="CdigoHTML"/>
+          <w:rFonts w:eastAsiaTheme="minorHAnsi"/>
+        </w:rPr>
+        <w:t>.</w:t>
+      </w:r>
+      <w:proofErr w:type="spellStart"/>
+      <w:r>
+        <w:rPr>
+          <w:rStyle w:val="CdigoHTML"/>
+          <w:rFonts w:eastAsiaTheme="minorHAnsi"/>
+        </w:rPr>
+        <w:t>gitkeep</w:t>
+      </w:r>
+      <w:proofErr w:type="spellEnd"/>
+      <w:proofErr w:type="gramEnd"/>
+      <w:r>
+        <w:t xml:space="preserve">. </w:t>
+      </w:r>
+    </w:p>
+    <w:p>
+      <w:pPr>
+        <w:numPr>
+          <w:ilvl w:val="0"/>
+          <w:numId w:val="12"/>
+        </w:numPr>
+        <w:spacing w:before="100" w:beforeAutospacing="1" w:after="100" w:afterAutospacing="1" w:line="240" w:lineRule="auto"/>
+      </w:pPr>
+      <w:r>
+        <w:t xml:space="preserve">Primer </w:t>
+      </w:r>
+      <w:proofErr w:type="spellStart"/>
+      <w:r>
+        <w:t>commit</w:t>
+      </w:r>
+      <w:proofErr w:type="spellEnd"/>
+      <w:r>
+        <w:t xml:space="preserve"> creado. </w:t>
+      </w:r>
+    </w:p>
+    <w:p>
+      <w:pPr>
+        <w:numPr>
+          <w:ilvl w:val="0"/>
+          <w:numId w:val="12"/>
+        </w:numPr>
+        <w:spacing w:before="100" w:beforeAutospacing="1" w:after="100" w:afterAutospacing="1" w:line="240" w:lineRule="auto"/>
+      </w:pPr>
+      <w:r>
+        <w:t xml:space="preserve">Cambios publicados en GitHub. </w:t>
+      </w:r>
+    </w:p>
+    <w:p>
+      <w:pPr>
+        <w:pStyle w:val="NormalWeb"/>
+      </w:pPr>
+      <w:r>
+        <w:t>La siguiente tarea será:</w:t>
+      </w:r>
+    </w:p>
+    <w:p>
+      <w:pPr>
+        <w:tabs>
+          <w:tab w:val="left" w:pos="916"/>
+          <w:tab w:val="left" w:pos="1832"/>
+          <w:tab w:val="left" w:pos="2748"/>
+          <w:tab w:val="left" w:pos="3664"/>
+          <w:tab w:val="left" w:pos="4580"/>
+          <w:tab w:val="left" w:pos="5496"/>
+          <w:tab w:val="left" w:pos="6412"/>
+          <w:tab w:val="left" w:pos="7328"/>
+          <w:tab w:val="left" w:pos="8244"/>
+          <w:tab w:val="left" w:pos="9160"/>
+          <w:tab w:val="left" w:pos="10076"/>
+          <w:tab w:val="left" w:pos="10992"/>
+          <w:tab w:val="left" w:pos="11908"/>
+          <w:tab w:val="left" w:pos="12824"/>
+          <w:tab w:val="left" w:pos="13740"/>
+          <w:tab w:val="left" w:pos="14656"/>
+        </w:tabs>
+        <w:spacing w:after="0" w:line="240" w:lineRule="auto"/>
+        <w:rPr>
+          <w:rFonts w:ascii="Courier New" w:eastAsia="Times New Roman" w:hAnsi="Courier New" w:cs="Courier New"/>
+          <w:sz w:val="20"/>
+          <w:szCs w:val="20"/>
+          <w:lang w:eastAsia="es-ES"/>
+        </w:rPr>
+      </w:pPr>
     </w:p>
     <w:p>
       <w:pPr>
@@ -8146,9 +12658,9 @@
     </w:lvl>
   </w:abstractNum>
   <w:abstractNum w:abstractNumId="2" w15:restartNumberingAfterBreak="0">
-    <w:nsid w:val="19C70A4E"/>
+    <w:nsid w:val="189660C2"/>
     <w:multiLevelType w:val="multilevel"/>
-    <w:tmpl w:val="0458E1AE"/>
+    <w:tmpl w:val="6A7ECC1C"/>
     <w:lvl w:ilvl="0">
       <w:start w:val="1"/>
       <w:numFmt w:val="bullet"/>
@@ -8295,98 +12807,9 @@
     </w:lvl>
   </w:abstractNum>
   <w:abstractNum w:abstractNumId="3" w15:restartNumberingAfterBreak="0">
-    <w:nsid w:val="1B996596"/>
-    <w:multiLevelType w:val="hybridMultilevel"/>
-    <w:tmpl w:val="D21C2A1E"/>
-    <w:lvl w:ilvl="0" w:tplc="0C0A000F">
-      <w:start w:val="1"/>
-      <w:numFmt w:val="decimal"/>
-      <w:lvlText w:val="%1."/>
-      <w:lvlJc w:val="left"/>
-      <w:pPr>
-        <w:ind w:left="720" w:hanging="360"/>
-      </w:pPr>
-      <w:rPr>
-        <w:rFonts w:hint="default"/>
-      </w:rPr>
-    </w:lvl>
-    <w:lvl w:ilvl="1" w:tplc="0C0A0019" w:tentative="1">
-      <w:start w:val="1"/>
-      <w:numFmt w:val="lowerLetter"/>
-      <w:lvlText w:val="%2."/>
-      <w:lvlJc w:val="left"/>
-      <w:pPr>
-        <w:ind w:left="1440" w:hanging="360"/>
-      </w:pPr>
-    </w:lvl>
-    <w:lvl w:ilvl="2" w:tplc="0C0A001B" w:tentative="1">
-      <w:start w:val="1"/>
-      <w:numFmt w:val="lowerRoman"/>
-      <w:lvlText w:val="%3."/>
-      <w:lvlJc w:val="right"/>
-      <w:pPr>
-        <w:ind w:left="2160" w:hanging="180"/>
-      </w:pPr>
-    </w:lvl>
-    <w:lvl w:ilvl="3" w:tplc="0C0A000F" w:tentative="1">
-      <w:start w:val="1"/>
-      <w:numFmt w:val="decimal"/>
-      <w:lvlText w:val="%4."/>
-      <w:lvlJc w:val="left"/>
-      <w:pPr>
-        <w:ind w:left="2880" w:hanging="360"/>
-      </w:pPr>
-    </w:lvl>
-    <w:lvl w:ilvl="4" w:tplc="0C0A0019" w:tentative="1">
-      <w:start w:val="1"/>
-      <w:numFmt w:val="lowerLetter"/>
-      <w:lvlText w:val="%5."/>
-      <w:lvlJc w:val="left"/>
-      <w:pPr>
-        <w:ind w:left="3600" w:hanging="360"/>
-      </w:pPr>
-    </w:lvl>
-    <w:lvl w:ilvl="5" w:tplc="0C0A001B" w:tentative="1">
-      <w:start w:val="1"/>
-      <w:numFmt w:val="lowerRoman"/>
-      <w:lvlText w:val="%6."/>
-      <w:lvlJc w:val="right"/>
-      <w:pPr>
-        <w:ind w:left="4320" w:hanging="180"/>
-      </w:pPr>
-    </w:lvl>
-    <w:lvl w:ilvl="6" w:tplc="0C0A000F" w:tentative="1">
-      <w:start w:val="1"/>
-      <w:numFmt w:val="decimal"/>
-      <w:lvlText w:val="%7."/>
-      <w:lvlJc w:val="left"/>
-      <w:pPr>
-        <w:ind w:left="5040" w:hanging="360"/>
-      </w:pPr>
-    </w:lvl>
-    <w:lvl w:ilvl="7" w:tplc="0C0A0019" w:tentative="1">
-      <w:start w:val="1"/>
-      <w:numFmt w:val="lowerLetter"/>
-      <w:lvlText w:val="%8."/>
-      <w:lvlJc w:val="left"/>
-      <w:pPr>
-        <w:ind w:left="5760" w:hanging="360"/>
-      </w:pPr>
-    </w:lvl>
-    <w:lvl w:ilvl="8" w:tplc="0C0A001B" w:tentative="1">
-      <w:start w:val="1"/>
-      <w:numFmt w:val="lowerRoman"/>
-      <w:lvlText w:val="%9."/>
-      <w:lvlJc w:val="right"/>
-      <w:pPr>
-        <w:ind w:left="6480" w:hanging="180"/>
-      </w:pPr>
-    </w:lvl>
-  </w:abstractNum>
-  <w:abstractNum w:abstractNumId="4" w15:restartNumberingAfterBreak="0">
-    <w:nsid w:val="32827110"/>
+    <w:nsid w:val="19C70A4E"/>
     <w:multiLevelType w:val="multilevel"/>
-    <w:tmpl w:val="89B696B4"/>
+    <w:tmpl w:val="0458E1AE"/>
     <w:lvl w:ilvl="0">
       <w:start w:val="1"/>
       <w:numFmt w:val="bullet"/>
@@ -8532,10 +12955,99 @@
       </w:rPr>
     </w:lvl>
   </w:abstractNum>
+  <w:abstractNum w:abstractNumId="4" w15:restartNumberingAfterBreak="0">
+    <w:nsid w:val="1B996596"/>
+    <w:multiLevelType w:val="hybridMultilevel"/>
+    <w:tmpl w:val="D21C2A1E"/>
+    <w:lvl w:ilvl="0" w:tplc="0C0A000F">
+      <w:start w:val="1"/>
+      <w:numFmt w:val="decimal"/>
+      <w:lvlText w:val="%1."/>
+      <w:lvlJc w:val="left"/>
+      <w:pPr>
+        <w:ind w:left="720" w:hanging="360"/>
+      </w:pPr>
+      <w:rPr>
+        <w:rFonts w:hint="default"/>
+      </w:rPr>
+    </w:lvl>
+    <w:lvl w:ilvl="1" w:tplc="0C0A0019" w:tentative="1">
+      <w:start w:val="1"/>
+      <w:numFmt w:val="lowerLetter"/>
+      <w:lvlText w:val="%2."/>
+      <w:lvlJc w:val="left"/>
+      <w:pPr>
+        <w:ind w:left="1440" w:hanging="360"/>
+      </w:pPr>
+    </w:lvl>
+    <w:lvl w:ilvl="2" w:tplc="0C0A001B" w:tentative="1">
+      <w:start w:val="1"/>
+      <w:numFmt w:val="lowerRoman"/>
+      <w:lvlText w:val="%3."/>
+      <w:lvlJc w:val="right"/>
+      <w:pPr>
+        <w:ind w:left="2160" w:hanging="180"/>
+      </w:pPr>
+    </w:lvl>
+    <w:lvl w:ilvl="3" w:tplc="0C0A000F" w:tentative="1">
+      <w:start w:val="1"/>
+      <w:numFmt w:val="decimal"/>
+      <w:lvlText w:val="%4."/>
+      <w:lvlJc w:val="left"/>
+      <w:pPr>
+        <w:ind w:left="2880" w:hanging="360"/>
+      </w:pPr>
+    </w:lvl>
+    <w:lvl w:ilvl="4" w:tplc="0C0A0019" w:tentative="1">
+      <w:start w:val="1"/>
+      <w:numFmt w:val="lowerLetter"/>
+      <w:lvlText w:val="%5."/>
+      <w:lvlJc w:val="left"/>
+      <w:pPr>
+        <w:ind w:left="3600" w:hanging="360"/>
+      </w:pPr>
+    </w:lvl>
+    <w:lvl w:ilvl="5" w:tplc="0C0A001B" w:tentative="1">
+      <w:start w:val="1"/>
+      <w:numFmt w:val="lowerRoman"/>
+      <w:lvlText w:val="%6."/>
+      <w:lvlJc w:val="right"/>
+      <w:pPr>
+        <w:ind w:left="4320" w:hanging="180"/>
+      </w:pPr>
+    </w:lvl>
+    <w:lvl w:ilvl="6" w:tplc="0C0A000F" w:tentative="1">
+      <w:start w:val="1"/>
+      <w:numFmt w:val="decimal"/>
+      <w:lvlText w:val="%7."/>
+      <w:lvlJc w:val="left"/>
+      <w:pPr>
+        <w:ind w:left="5040" w:hanging="360"/>
+      </w:pPr>
+    </w:lvl>
+    <w:lvl w:ilvl="7" w:tplc="0C0A0019" w:tentative="1">
+      <w:start w:val="1"/>
+      <w:numFmt w:val="lowerLetter"/>
+      <w:lvlText w:val="%8."/>
+      <w:lvlJc w:val="left"/>
+      <w:pPr>
+        <w:ind w:left="5760" w:hanging="360"/>
+      </w:pPr>
+    </w:lvl>
+    <w:lvl w:ilvl="8" w:tplc="0C0A001B" w:tentative="1">
+      <w:start w:val="1"/>
+      <w:numFmt w:val="lowerRoman"/>
+      <w:lvlText w:val="%9."/>
+      <w:lvlJc w:val="right"/>
+      <w:pPr>
+        <w:ind w:left="6480" w:hanging="180"/>
+      </w:pPr>
+    </w:lvl>
+  </w:abstractNum>
   <w:abstractNum w:abstractNumId="5" w15:restartNumberingAfterBreak="0">
-    <w:nsid w:val="422E21F2"/>
+    <w:nsid w:val="32827110"/>
     <w:multiLevelType w:val="multilevel"/>
-    <w:tmpl w:val="153CE43E"/>
+    <w:tmpl w:val="89B696B4"/>
     <w:lvl w:ilvl="0">
       <w:start w:val="1"/>
       <w:numFmt w:val="bullet"/>
@@ -8682,9 +13194,9 @@
     </w:lvl>
   </w:abstractNum>
   <w:abstractNum w:abstractNumId="6" w15:restartNumberingAfterBreak="0">
-    <w:nsid w:val="47874A6F"/>
+    <w:nsid w:val="360228E1"/>
     <w:multiLevelType w:val="multilevel"/>
-    <w:tmpl w:val="755607C6"/>
+    <w:tmpl w:val="FEAA5992"/>
     <w:lvl w:ilvl="0">
       <w:start w:val="1"/>
       <w:numFmt w:val="bullet"/>
@@ -8831,9 +13343,9 @@
     </w:lvl>
   </w:abstractNum>
   <w:abstractNum w:abstractNumId="7" w15:restartNumberingAfterBreak="0">
-    <w:nsid w:val="499343CC"/>
+    <w:nsid w:val="422E21F2"/>
     <w:multiLevelType w:val="multilevel"/>
-    <w:tmpl w:val="481A9864"/>
+    <w:tmpl w:val="153CE43E"/>
     <w:lvl w:ilvl="0">
       <w:start w:val="1"/>
       <w:numFmt w:val="bullet"/>
@@ -8979,29 +13491,637 @@
       </w:rPr>
     </w:lvl>
   </w:abstractNum>
+  <w:abstractNum w:abstractNumId="8" w15:restartNumberingAfterBreak="0">
+    <w:nsid w:val="47874A6F"/>
+    <w:multiLevelType w:val="multilevel"/>
+    <w:tmpl w:val="755607C6"/>
+    <w:lvl w:ilvl="0">
+      <w:start w:val="1"/>
+      <w:numFmt w:val="bullet"/>
+      <w:lvlText w:val=""/>
+      <w:lvlJc w:val="left"/>
+      <w:pPr>
+        <w:tabs>
+          <w:tab w:val="num" w:pos="720"/>
+        </w:tabs>
+        <w:ind w:left="720" w:hanging="360"/>
+      </w:pPr>
+      <w:rPr>
+        <w:rFonts w:ascii="Symbol" w:hAnsi="Symbol" w:hint="default"/>
+        <w:sz w:val="20"/>
+      </w:rPr>
+    </w:lvl>
+    <w:lvl w:ilvl="1" w:tentative="1">
+      <w:start w:val="1"/>
+      <w:numFmt w:val="bullet"/>
+      <w:lvlText w:val="o"/>
+      <w:lvlJc w:val="left"/>
+      <w:pPr>
+        <w:tabs>
+          <w:tab w:val="num" w:pos="1440"/>
+        </w:tabs>
+        <w:ind w:left="1440" w:hanging="360"/>
+      </w:pPr>
+      <w:rPr>
+        <w:rFonts w:ascii="Courier New" w:hAnsi="Courier New" w:hint="default"/>
+        <w:sz w:val="20"/>
+      </w:rPr>
+    </w:lvl>
+    <w:lvl w:ilvl="2" w:tentative="1">
+      <w:start w:val="1"/>
+      <w:numFmt w:val="bullet"/>
+      <w:lvlText w:val=""/>
+      <w:lvlJc w:val="left"/>
+      <w:pPr>
+        <w:tabs>
+          <w:tab w:val="num" w:pos="2160"/>
+        </w:tabs>
+        <w:ind w:left="2160" w:hanging="360"/>
+      </w:pPr>
+      <w:rPr>
+        <w:rFonts w:ascii="Wingdings" w:hAnsi="Wingdings" w:hint="default"/>
+        <w:sz w:val="20"/>
+      </w:rPr>
+    </w:lvl>
+    <w:lvl w:ilvl="3" w:tentative="1">
+      <w:start w:val="1"/>
+      <w:numFmt w:val="bullet"/>
+      <w:lvlText w:val=""/>
+      <w:lvlJc w:val="left"/>
+      <w:pPr>
+        <w:tabs>
+          <w:tab w:val="num" w:pos="2880"/>
+        </w:tabs>
+        <w:ind w:left="2880" w:hanging="360"/>
+      </w:pPr>
+      <w:rPr>
+        <w:rFonts w:ascii="Wingdings" w:hAnsi="Wingdings" w:hint="default"/>
+        <w:sz w:val="20"/>
+      </w:rPr>
+    </w:lvl>
+    <w:lvl w:ilvl="4" w:tentative="1">
+      <w:start w:val="1"/>
+      <w:numFmt w:val="bullet"/>
+      <w:lvlText w:val=""/>
+      <w:lvlJc w:val="left"/>
+      <w:pPr>
+        <w:tabs>
+          <w:tab w:val="num" w:pos="3600"/>
+        </w:tabs>
+        <w:ind w:left="3600" w:hanging="360"/>
+      </w:pPr>
+      <w:rPr>
+        <w:rFonts w:ascii="Wingdings" w:hAnsi="Wingdings" w:hint="default"/>
+        <w:sz w:val="20"/>
+      </w:rPr>
+    </w:lvl>
+    <w:lvl w:ilvl="5" w:tentative="1">
+      <w:start w:val="1"/>
+      <w:numFmt w:val="bullet"/>
+      <w:lvlText w:val=""/>
+      <w:lvlJc w:val="left"/>
+      <w:pPr>
+        <w:tabs>
+          <w:tab w:val="num" w:pos="4320"/>
+        </w:tabs>
+        <w:ind w:left="4320" w:hanging="360"/>
+      </w:pPr>
+      <w:rPr>
+        <w:rFonts w:ascii="Wingdings" w:hAnsi="Wingdings" w:hint="default"/>
+        <w:sz w:val="20"/>
+      </w:rPr>
+    </w:lvl>
+    <w:lvl w:ilvl="6" w:tentative="1">
+      <w:start w:val="1"/>
+      <w:numFmt w:val="bullet"/>
+      <w:lvlText w:val=""/>
+      <w:lvlJc w:val="left"/>
+      <w:pPr>
+        <w:tabs>
+          <w:tab w:val="num" w:pos="5040"/>
+        </w:tabs>
+        <w:ind w:left="5040" w:hanging="360"/>
+      </w:pPr>
+      <w:rPr>
+        <w:rFonts w:ascii="Wingdings" w:hAnsi="Wingdings" w:hint="default"/>
+        <w:sz w:val="20"/>
+      </w:rPr>
+    </w:lvl>
+    <w:lvl w:ilvl="7" w:tentative="1">
+      <w:start w:val="1"/>
+      <w:numFmt w:val="bullet"/>
+      <w:lvlText w:val=""/>
+      <w:lvlJc w:val="left"/>
+      <w:pPr>
+        <w:tabs>
+          <w:tab w:val="num" w:pos="5760"/>
+        </w:tabs>
+        <w:ind w:left="5760" w:hanging="360"/>
+      </w:pPr>
+      <w:rPr>
+        <w:rFonts w:ascii="Wingdings" w:hAnsi="Wingdings" w:hint="default"/>
+        <w:sz w:val="20"/>
+      </w:rPr>
+    </w:lvl>
+    <w:lvl w:ilvl="8" w:tentative="1">
+      <w:start w:val="1"/>
+      <w:numFmt w:val="bullet"/>
+      <w:lvlText w:val=""/>
+      <w:lvlJc w:val="left"/>
+      <w:pPr>
+        <w:tabs>
+          <w:tab w:val="num" w:pos="6480"/>
+        </w:tabs>
+        <w:ind w:left="6480" w:hanging="360"/>
+      </w:pPr>
+      <w:rPr>
+        <w:rFonts w:ascii="Wingdings" w:hAnsi="Wingdings" w:hint="default"/>
+        <w:sz w:val="20"/>
+      </w:rPr>
+    </w:lvl>
+  </w:abstractNum>
+  <w:abstractNum w:abstractNumId="9" w15:restartNumberingAfterBreak="0">
+    <w:nsid w:val="499343CC"/>
+    <w:multiLevelType w:val="multilevel"/>
+    <w:tmpl w:val="481A9864"/>
+    <w:lvl w:ilvl="0">
+      <w:start w:val="1"/>
+      <w:numFmt w:val="bullet"/>
+      <w:lvlText w:val=""/>
+      <w:lvlJc w:val="left"/>
+      <w:pPr>
+        <w:tabs>
+          <w:tab w:val="num" w:pos="720"/>
+        </w:tabs>
+        <w:ind w:left="720" w:hanging="360"/>
+      </w:pPr>
+      <w:rPr>
+        <w:rFonts w:ascii="Symbol" w:hAnsi="Symbol" w:hint="default"/>
+        <w:sz w:val="20"/>
+      </w:rPr>
+    </w:lvl>
+    <w:lvl w:ilvl="1" w:tentative="1">
+      <w:start w:val="1"/>
+      <w:numFmt w:val="bullet"/>
+      <w:lvlText w:val="o"/>
+      <w:lvlJc w:val="left"/>
+      <w:pPr>
+        <w:tabs>
+          <w:tab w:val="num" w:pos="1440"/>
+        </w:tabs>
+        <w:ind w:left="1440" w:hanging="360"/>
+      </w:pPr>
+      <w:rPr>
+        <w:rFonts w:ascii="Courier New" w:hAnsi="Courier New" w:hint="default"/>
+        <w:sz w:val="20"/>
+      </w:rPr>
+    </w:lvl>
+    <w:lvl w:ilvl="2" w:tentative="1">
+      <w:start w:val="1"/>
+      <w:numFmt w:val="bullet"/>
+      <w:lvlText w:val=""/>
+      <w:lvlJc w:val="left"/>
+      <w:pPr>
+        <w:tabs>
+          <w:tab w:val="num" w:pos="2160"/>
+        </w:tabs>
+        <w:ind w:left="2160" w:hanging="360"/>
+      </w:pPr>
+      <w:rPr>
+        <w:rFonts w:ascii="Wingdings" w:hAnsi="Wingdings" w:hint="default"/>
+        <w:sz w:val="20"/>
+      </w:rPr>
+    </w:lvl>
+    <w:lvl w:ilvl="3" w:tentative="1">
+      <w:start w:val="1"/>
+      <w:numFmt w:val="bullet"/>
+      <w:lvlText w:val=""/>
+      <w:lvlJc w:val="left"/>
+      <w:pPr>
+        <w:tabs>
+          <w:tab w:val="num" w:pos="2880"/>
+        </w:tabs>
+        <w:ind w:left="2880" w:hanging="360"/>
+      </w:pPr>
+      <w:rPr>
+        <w:rFonts w:ascii="Wingdings" w:hAnsi="Wingdings" w:hint="default"/>
+        <w:sz w:val="20"/>
+      </w:rPr>
+    </w:lvl>
+    <w:lvl w:ilvl="4" w:tentative="1">
+      <w:start w:val="1"/>
+      <w:numFmt w:val="bullet"/>
+      <w:lvlText w:val=""/>
+      <w:lvlJc w:val="left"/>
+      <w:pPr>
+        <w:tabs>
+          <w:tab w:val="num" w:pos="3600"/>
+        </w:tabs>
+        <w:ind w:left="3600" w:hanging="360"/>
+      </w:pPr>
+      <w:rPr>
+        <w:rFonts w:ascii="Wingdings" w:hAnsi="Wingdings" w:hint="default"/>
+        <w:sz w:val="20"/>
+      </w:rPr>
+    </w:lvl>
+    <w:lvl w:ilvl="5" w:tentative="1">
+      <w:start w:val="1"/>
+      <w:numFmt w:val="bullet"/>
+      <w:lvlText w:val=""/>
+      <w:lvlJc w:val="left"/>
+      <w:pPr>
+        <w:tabs>
+          <w:tab w:val="num" w:pos="4320"/>
+        </w:tabs>
+        <w:ind w:left="4320" w:hanging="360"/>
+      </w:pPr>
+      <w:rPr>
+        <w:rFonts w:ascii="Wingdings" w:hAnsi="Wingdings" w:hint="default"/>
+        <w:sz w:val="20"/>
+      </w:rPr>
+    </w:lvl>
+    <w:lvl w:ilvl="6" w:tentative="1">
+      <w:start w:val="1"/>
+      <w:numFmt w:val="bullet"/>
+      <w:lvlText w:val=""/>
+      <w:lvlJc w:val="left"/>
+      <w:pPr>
+        <w:tabs>
+          <w:tab w:val="num" w:pos="5040"/>
+        </w:tabs>
+        <w:ind w:left="5040" w:hanging="360"/>
+      </w:pPr>
+      <w:rPr>
+        <w:rFonts w:ascii="Wingdings" w:hAnsi="Wingdings" w:hint="default"/>
+        <w:sz w:val="20"/>
+      </w:rPr>
+    </w:lvl>
+    <w:lvl w:ilvl="7" w:tentative="1">
+      <w:start w:val="1"/>
+      <w:numFmt w:val="bullet"/>
+      <w:lvlText w:val=""/>
+      <w:lvlJc w:val="left"/>
+      <w:pPr>
+        <w:tabs>
+          <w:tab w:val="num" w:pos="5760"/>
+        </w:tabs>
+        <w:ind w:left="5760" w:hanging="360"/>
+      </w:pPr>
+      <w:rPr>
+        <w:rFonts w:ascii="Wingdings" w:hAnsi="Wingdings" w:hint="default"/>
+        <w:sz w:val="20"/>
+      </w:rPr>
+    </w:lvl>
+    <w:lvl w:ilvl="8" w:tentative="1">
+      <w:start w:val="1"/>
+      <w:numFmt w:val="bullet"/>
+      <w:lvlText w:val=""/>
+      <w:lvlJc w:val="left"/>
+      <w:pPr>
+        <w:tabs>
+          <w:tab w:val="num" w:pos="6480"/>
+        </w:tabs>
+        <w:ind w:left="6480" w:hanging="360"/>
+      </w:pPr>
+      <w:rPr>
+        <w:rFonts w:ascii="Wingdings" w:hAnsi="Wingdings" w:hint="default"/>
+        <w:sz w:val="20"/>
+      </w:rPr>
+    </w:lvl>
+  </w:abstractNum>
+  <w:abstractNum w:abstractNumId="10" w15:restartNumberingAfterBreak="0">
+    <w:nsid w:val="6AAB6689"/>
+    <w:multiLevelType w:val="multilevel"/>
+    <w:tmpl w:val="A1E458E8"/>
+    <w:lvl w:ilvl="0">
+      <w:start w:val="1"/>
+      <w:numFmt w:val="bullet"/>
+      <w:lvlText w:val=""/>
+      <w:lvlJc w:val="left"/>
+      <w:pPr>
+        <w:tabs>
+          <w:tab w:val="num" w:pos="720"/>
+        </w:tabs>
+        <w:ind w:left="720" w:hanging="360"/>
+      </w:pPr>
+      <w:rPr>
+        <w:rFonts w:ascii="Symbol" w:hAnsi="Symbol" w:hint="default"/>
+        <w:sz w:val="20"/>
+      </w:rPr>
+    </w:lvl>
+    <w:lvl w:ilvl="1" w:tentative="1">
+      <w:start w:val="1"/>
+      <w:numFmt w:val="bullet"/>
+      <w:lvlText w:val="o"/>
+      <w:lvlJc w:val="left"/>
+      <w:pPr>
+        <w:tabs>
+          <w:tab w:val="num" w:pos="1440"/>
+        </w:tabs>
+        <w:ind w:left="1440" w:hanging="360"/>
+      </w:pPr>
+      <w:rPr>
+        <w:rFonts w:ascii="Courier New" w:hAnsi="Courier New" w:hint="default"/>
+        <w:sz w:val="20"/>
+      </w:rPr>
+    </w:lvl>
+    <w:lvl w:ilvl="2" w:tentative="1">
+      <w:start w:val="1"/>
+      <w:numFmt w:val="bullet"/>
+      <w:lvlText w:val=""/>
+      <w:lvlJc w:val="left"/>
+      <w:pPr>
+        <w:tabs>
+          <w:tab w:val="num" w:pos="2160"/>
+        </w:tabs>
+        <w:ind w:left="2160" w:hanging="360"/>
+      </w:pPr>
+      <w:rPr>
+        <w:rFonts w:ascii="Wingdings" w:hAnsi="Wingdings" w:hint="default"/>
+        <w:sz w:val="20"/>
+      </w:rPr>
+    </w:lvl>
+    <w:lvl w:ilvl="3" w:tentative="1">
+      <w:start w:val="1"/>
+      <w:numFmt w:val="bullet"/>
+      <w:lvlText w:val=""/>
+      <w:lvlJc w:val="left"/>
+      <w:pPr>
+        <w:tabs>
+          <w:tab w:val="num" w:pos="2880"/>
+        </w:tabs>
+        <w:ind w:left="2880" w:hanging="360"/>
+      </w:pPr>
+      <w:rPr>
+        <w:rFonts w:ascii="Wingdings" w:hAnsi="Wingdings" w:hint="default"/>
+        <w:sz w:val="20"/>
+      </w:rPr>
+    </w:lvl>
+    <w:lvl w:ilvl="4" w:tentative="1">
+      <w:start w:val="1"/>
+      <w:numFmt w:val="bullet"/>
+      <w:lvlText w:val=""/>
+      <w:lvlJc w:val="left"/>
+      <w:pPr>
+        <w:tabs>
+          <w:tab w:val="num" w:pos="3600"/>
+        </w:tabs>
+        <w:ind w:left="3600" w:hanging="360"/>
+      </w:pPr>
+      <w:rPr>
+        <w:rFonts w:ascii="Wingdings" w:hAnsi="Wingdings" w:hint="default"/>
+        <w:sz w:val="20"/>
+      </w:rPr>
+    </w:lvl>
+    <w:lvl w:ilvl="5" w:tentative="1">
+      <w:start w:val="1"/>
+      <w:numFmt w:val="bullet"/>
+      <w:lvlText w:val=""/>
+      <w:lvlJc w:val="left"/>
+      <w:pPr>
+        <w:tabs>
+          <w:tab w:val="num" w:pos="4320"/>
+        </w:tabs>
+        <w:ind w:left="4320" w:hanging="360"/>
+      </w:pPr>
+      <w:rPr>
+        <w:rFonts w:ascii="Wingdings" w:hAnsi="Wingdings" w:hint="default"/>
+        <w:sz w:val="20"/>
+      </w:rPr>
+    </w:lvl>
+    <w:lvl w:ilvl="6" w:tentative="1">
+      <w:start w:val="1"/>
+      <w:numFmt w:val="bullet"/>
+      <w:lvlText w:val=""/>
+      <w:lvlJc w:val="left"/>
+      <w:pPr>
+        <w:tabs>
+          <w:tab w:val="num" w:pos="5040"/>
+        </w:tabs>
+        <w:ind w:left="5040" w:hanging="360"/>
+      </w:pPr>
+      <w:rPr>
+        <w:rFonts w:ascii="Wingdings" w:hAnsi="Wingdings" w:hint="default"/>
+        <w:sz w:val="20"/>
+      </w:rPr>
+    </w:lvl>
+    <w:lvl w:ilvl="7" w:tentative="1">
+      <w:start w:val="1"/>
+      <w:numFmt w:val="bullet"/>
+      <w:lvlText w:val=""/>
+      <w:lvlJc w:val="left"/>
+      <w:pPr>
+        <w:tabs>
+          <w:tab w:val="num" w:pos="5760"/>
+        </w:tabs>
+        <w:ind w:left="5760" w:hanging="360"/>
+      </w:pPr>
+      <w:rPr>
+        <w:rFonts w:ascii="Wingdings" w:hAnsi="Wingdings" w:hint="default"/>
+        <w:sz w:val="20"/>
+      </w:rPr>
+    </w:lvl>
+    <w:lvl w:ilvl="8" w:tentative="1">
+      <w:start w:val="1"/>
+      <w:numFmt w:val="bullet"/>
+      <w:lvlText w:val=""/>
+      <w:lvlJc w:val="left"/>
+      <w:pPr>
+        <w:tabs>
+          <w:tab w:val="num" w:pos="6480"/>
+        </w:tabs>
+        <w:ind w:left="6480" w:hanging="360"/>
+      </w:pPr>
+      <w:rPr>
+        <w:rFonts w:ascii="Wingdings" w:hAnsi="Wingdings" w:hint="default"/>
+        <w:sz w:val="20"/>
+      </w:rPr>
+    </w:lvl>
+  </w:abstractNum>
+  <w:abstractNum w:abstractNumId="11" w15:restartNumberingAfterBreak="0">
+    <w:nsid w:val="6C7A4FE3"/>
+    <w:multiLevelType w:val="multilevel"/>
+    <w:tmpl w:val="E684DAEC"/>
+    <w:lvl w:ilvl="0">
+      <w:start w:val="1"/>
+      <w:numFmt w:val="bullet"/>
+      <w:lvlText w:val=""/>
+      <w:lvlJc w:val="left"/>
+      <w:pPr>
+        <w:tabs>
+          <w:tab w:val="num" w:pos="720"/>
+        </w:tabs>
+        <w:ind w:left="720" w:hanging="360"/>
+      </w:pPr>
+      <w:rPr>
+        <w:rFonts w:ascii="Symbol" w:hAnsi="Symbol" w:hint="default"/>
+        <w:sz w:val="20"/>
+      </w:rPr>
+    </w:lvl>
+    <w:lvl w:ilvl="1" w:tentative="1">
+      <w:start w:val="1"/>
+      <w:numFmt w:val="bullet"/>
+      <w:lvlText w:val="o"/>
+      <w:lvlJc w:val="left"/>
+      <w:pPr>
+        <w:tabs>
+          <w:tab w:val="num" w:pos="1440"/>
+        </w:tabs>
+        <w:ind w:left="1440" w:hanging="360"/>
+      </w:pPr>
+      <w:rPr>
+        <w:rFonts w:ascii="Courier New" w:hAnsi="Courier New" w:hint="default"/>
+        <w:sz w:val="20"/>
+      </w:rPr>
+    </w:lvl>
+    <w:lvl w:ilvl="2" w:tentative="1">
+      <w:start w:val="1"/>
+      <w:numFmt w:val="bullet"/>
+      <w:lvlText w:val=""/>
+      <w:lvlJc w:val="left"/>
+      <w:pPr>
+        <w:tabs>
+          <w:tab w:val="num" w:pos="2160"/>
+        </w:tabs>
+        <w:ind w:left="2160" w:hanging="360"/>
+      </w:pPr>
+      <w:rPr>
+        <w:rFonts w:ascii="Wingdings" w:hAnsi="Wingdings" w:hint="default"/>
+        <w:sz w:val="20"/>
+      </w:rPr>
+    </w:lvl>
+    <w:lvl w:ilvl="3" w:tentative="1">
+      <w:start w:val="1"/>
+      <w:numFmt w:val="bullet"/>
+      <w:lvlText w:val=""/>
+      <w:lvlJc w:val="left"/>
+      <w:pPr>
+        <w:tabs>
+          <w:tab w:val="num" w:pos="2880"/>
+        </w:tabs>
+        <w:ind w:left="2880" w:hanging="360"/>
+      </w:pPr>
+      <w:rPr>
+        <w:rFonts w:ascii="Wingdings" w:hAnsi="Wingdings" w:hint="default"/>
+        <w:sz w:val="20"/>
+      </w:rPr>
+    </w:lvl>
+    <w:lvl w:ilvl="4" w:tentative="1">
+      <w:start w:val="1"/>
+      <w:numFmt w:val="bullet"/>
+      <w:lvlText w:val=""/>
+      <w:lvlJc w:val="left"/>
+      <w:pPr>
+        <w:tabs>
+          <w:tab w:val="num" w:pos="3600"/>
+        </w:tabs>
+        <w:ind w:left="3600" w:hanging="360"/>
+      </w:pPr>
+      <w:rPr>
+        <w:rFonts w:ascii="Wingdings" w:hAnsi="Wingdings" w:hint="default"/>
+        <w:sz w:val="20"/>
+      </w:rPr>
+    </w:lvl>
+    <w:lvl w:ilvl="5" w:tentative="1">
+      <w:start w:val="1"/>
+      <w:numFmt w:val="bullet"/>
+      <w:lvlText w:val=""/>
+      <w:lvlJc w:val="left"/>
+      <w:pPr>
+        <w:tabs>
+          <w:tab w:val="num" w:pos="4320"/>
+        </w:tabs>
+        <w:ind w:left="4320" w:hanging="360"/>
+      </w:pPr>
+      <w:rPr>
+        <w:rFonts w:ascii="Wingdings" w:hAnsi="Wingdings" w:hint="default"/>
+        <w:sz w:val="20"/>
+      </w:rPr>
+    </w:lvl>
+    <w:lvl w:ilvl="6" w:tentative="1">
+      <w:start w:val="1"/>
+      <w:numFmt w:val="bullet"/>
+      <w:lvlText w:val=""/>
+      <w:lvlJc w:val="left"/>
+      <w:pPr>
+        <w:tabs>
+          <w:tab w:val="num" w:pos="5040"/>
+        </w:tabs>
+        <w:ind w:left="5040" w:hanging="360"/>
+      </w:pPr>
+      <w:rPr>
+        <w:rFonts w:ascii="Wingdings" w:hAnsi="Wingdings" w:hint="default"/>
+        <w:sz w:val="20"/>
+      </w:rPr>
+    </w:lvl>
+    <w:lvl w:ilvl="7" w:tentative="1">
+      <w:start w:val="1"/>
+      <w:numFmt w:val="bullet"/>
+      <w:lvlText w:val=""/>
+      <w:lvlJc w:val="left"/>
+      <w:pPr>
+        <w:tabs>
+          <w:tab w:val="num" w:pos="5760"/>
+        </w:tabs>
+        <w:ind w:left="5760" w:hanging="360"/>
+      </w:pPr>
+      <w:rPr>
+        <w:rFonts w:ascii="Wingdings" w:hAnsi="Wingdings" w:hint="default"/>
+        <w:sz w:val="20"/>
+      </w:rPr>
+    </w:lvl>
+    <w:lvl w:ilvl="8" w:tentative="1">
+      <w:start w:val="1"/>
+      <w:numFmt w:val="bullet"/>
+      <w:lvlText w:val=""/>
+      <w:lvlJc w:val="left"/>
+      <w:pPr>
+        <w:tabs>
+          <w:tab w:val="num" w:pos="6480"/>
+        </w:tabs>
+        <w:ind w:left="6480" w:hanging="360"/>
+      </w:pPr>
+      <w:rPr>
+        <w:rFonts w:ascii="Wingdings" w:hAnsi="Wingdings" w:hint="default"/>
+        <w:sz w:val="20"/>
+      </w:rPr>
+    </w:lvl>
+  </w:abstractNum>
   <w:num w:numId="1">
-    <w:abstractNumId w:val="3"/>
+    <w:abstractNumId w:val="4"/>
   </w:num>
   <w:num w:numId="2">
-    <w:abstractNumId w:val="5"/>
+    <w:abstractNumId w:val="7"/>
   </w:num>
   <w:num w:numId="3">
-    <w:abstractNumId w:val="4"/>
+    <w:abstractNumId w:val="5"/>
   </w:num>
   <w:num w:numId="4">
     <w:abstractNumId w:val="0"/>
   </w:num>
   <w:num w:numId="5">
-    <w:abstractNumId w:val="2"/>
+    <w:abstractNumId w:val="3"/>
   </w:num>
   <w:num w:numId="6">
     <w:abstractNumId w:val="1"/>
   </w:num>
   <w:num w:numId="7">
+    <w:abstractNumId w:val="8"/>
+  </w:num>
+  <w:num w:numId="8">
+    <w:abstractNumId w:val="9"/>
+  </w:num>
+  <w:num w:numId="9">
     <w:abstractNumId w:val="6"/>
   </w:num>
-  <w:num w:numId="8">
-    <w:abstractNumId w:val="7"/>
+  <w:num w:numId="10">
+    <w:abstractNumId w:val="10"/>
+  </w:num>
+  <w:num w:numId="11">
+    <w:abstractNumId w:val="2"/>
+  </w:num>
+  <w:num w:numId="12">
+    <w:abstractNumId w:val="11"/>
   </w:num>
 </w:numbering>
 </file>
@@ -9405,6 +14525,27 @@
     <w:name w:val="Normal"/>
     <w:qFormat/>
   </w:style>
+  <w:style w:type="paragraph" w:styleId="Ttulo1">
+    <w:name w:val="heading 1"/>
+    <w:basedOn w:val="Normal"/>
+    <w:next w:val="Normal"/>
+    <w:link w:val="Ttulo1Car"/>
+    <w:uiPriority w:val="9"/>
+    <w:qFormat/>
+    <w:rsid w:val="00C11A47"/>
+    <w:pPr>
+      <w:keepNext/>
+      <w:keepLines/>
+      <w:spacing w:before="240" w:after="0"/>
+      <w:outlineLvl w:val="0"/>
+    </w:pPr>
+    <w:rPr>
+      <w:rFonts w:asciiTheme="majorHAnsi" w:eastAsiaTheme="majorEastAsia" w:hAnsiTheme="majorHAnsi" w:cstheme="majorBidi"/>
+      <w:color w:val="2F5496" w:themeColor="accent1" w:themeShade="BF"/>
+      <w:sz w:val="32"/>
+      <w:szCs w:val="32"/>
+    </w:rPr>
+  </w:style>
   <w:style w:type="paragraph" w:styleId="Ttulo2">
     <w:name w:val="heading 2"/>
     <w:basedOn w:val="Normal"/>
@@ -9607,6 +14748,24 @@
     <w:name w:val="ͼg"/>
     <w:basedOn w:val="Fuentedeprrafopredeter"/>
     <w:rsid w:val="00130070"/>
+  </w:style>
+  <w:style w:type="character" w:customStyle="1" w:styleId="Ttulo1Car">
+    <w:name w:val="Título 1 Car"/>
+    <w:basedOn w:val="Fuentedeprrafopredeter"/>
+    <w:link w:val="Ttulo1"/>
+    <w:uiPriority w:val="9"/>
+    <w:rsid w:val="00C11A47"/>
+    <w:rPr>
+      <w:rFonts w:asciiTheme="majorHAnsi" w:eastAsiaTheme="majorEastAsia" w:hAnsiTheme="majorHAnsi" w:cstheme="majorBidi"/>
+      <w:color w:val="2F5496" w:themeColor="accent1" w:themeShade="BF"/>
+      <w:sz w:val="32"/>
+      <w:szCs w:val="32"/>
+    </w:rPr>
+  </w:style>
+  <w:style w:type="character" w:customStyle="1" w:styleId="k">
+    <w:name w:val="ͼk"/>
+    <w:basedOn w:val="Fuentedeprrafopredeter"/>
+    <w:rsid w:val="000B01D8"/>
   </w:style>
 </w:styles>
 </file>

--- a/docs/Documentacion_Proyecto_Banking_DWH_Pipeline.docx
+++ b/docs/Documentacion_Proyecto_Banking_DWH_Pipeline.docx
@@ -12301,10 +12301,2797 @@
     </w:p>
     <w:p>
       <w:pPr>
+        <w:pStyle w:val="Ttulo1"/>
+      </w:pPr>
+      <w:r>
+        <w:t xml:space="preserve">10. Tarea 4: Instalación y validación de Java para </w:t>
+      </w:r>
+      <w:proofErr w:type="spellStart"/>
+      <w:r>
+        <w:t>PySpark</w:t>
+      </w:r>
+      <w:proofErr w:type="spellEnd"/>
+    </w:p>
+    <w:p>
+      <w:pPr>
+        <w:pStyle w:val="Ttulo2"/>
+      </w:pPr>
+      <w:r>
+        <w:t>10.1 Objetivo de la tarea</w:t>
+      </w:r>
+    </w:p>
+    <w:p>
+      <w:pPr>
         <w:pStyle w:val="NormalWeb"/>
       </w:pPr>
       <w:r>
-        <w:t>La siguiente tarea será:</w:t>
+        <w:t xml:space="preserve">El objetivo de esta tarea fue verificar que el equipo contara con una instalación compatible de Java y que la variable de entorno </w:t>
+      </w:r>
+      <w:r>
+        <w:rPr>
+          <w:rStyle w:val="CdigoHTML"/>
+        </w:rPr>
+        <w:t>JAVA_HOME</w:t>
+      </w:r>
+      <w:r>
+        <w:t xml:space="preserve"> estuviera configurada correctamente.</w:t>
+      </w:r>
+    </w:p>
+    <w:p>
+      <w:pPr>
+        <w:pStyle w:val="NormalWeb"/>
+      </w:pPr>
+      <w:proofErr w:type="spellStart"/>
+      <w:r>
+        <w:t>PySpark</w:t>
+      </w:r>
+      <w:proofErr w:type="spellEnd"/>
+      <w:r>
+        <w:t xml:space="preserve"> utiliza componentes de Apache </w:t>
+      </w:r>
+      <w:proofErr w:type="spellStart"/>
+      <w:r>
+        <w:t>Spark</w:t>
+      </w:r>
+      <w:proofErr w:type="spellEnd"/>
+      <w:r>
+        <w:t xml:space="preserve"> que se ejecutan sobre la Máquina Virtual de Java, por lo tanto, Java es un requisito fundamental para iniciar una sesión de </w:t>
+      </w:r>
+      <w:proofErr w:type="spellStart"/>
+      <w:r>
+        <w:t>Spark</w:t>
+      </w:r>
+      <w:proofErr w:type="spellEnd"/>
+      <w:r>
+        <w:t>.</w:t>
+      </w:r>
+    </w:p>
+    <w:p>
+      <w:r>
+        <w:pict w14:anchorId="12ABD706">
+          <v:rect id="_x0000_i1079" style="width:0;height:1.5pt" o:hralign="center" o:hrstd="t" o:hr="t" fillcolor="#a0a0a0" stroked="f"/>
+        </w:pict>
+      </w:r>
+    </w:p>
+    <w:p>
+      <w:pPr>
+        <w:pStyle w:val="Ttulo2"/>
+      </w:pPr>
+      <w:r>
+        <w:t>10.2 Validación de la versión de Java</w:t>
+      </w:r>
+    </w:p>
+    <w:p>
+      <w:pPr>
+        <w:pStyle w:val="NormalWeb"/>
+      </w:pPr>
+      <w:r>
+        <w:t>Se ejecutó el siguiente comando:</w:t>
+      </w:r>
+    </w:p>
+    <w:p>
+      <w:pPr>
+        <w:pStyle w:val="HTMLconformatoprevio"/>
+      </w:pPr>
+      <w:r>
+        <w:rPr>
+          <w:rStyle w:val="m"/>
+        </w:rPr>
+        <w:t>java</w:t>
+      </w:r>
+      <w:r>
+        <w:rPr>
+          <w:rStyle w:val="CdigoHTML"/>
+        </w:rPr>
+        <w:t xml:space="preserve"> </w:t>
+      </w:r>
+      <w:r>
+        <w:rPr>
+          <w:rStyle w:val="g"/>
+        </w:rPr>
+        <w:t>-</w:t>
+      </w:r>
+      <w:proofErr w:type="spellStart"/>
+      <w:r>
+        <w:rPr>
+          <w:rStyle w:val="m"/>
+        </w:rPr>
+        <w:t>version</w:t>
+      </w:r>
+      <w:proofErr w:type="spellEnd"/>
+    </w:p>
+    <w:p>
+      <w:pPr>
+        <w:pStyle w:val="NormalWeb"/>
+      </w:pPr>
+      <w:r>
+        <w:lastRenderedPageBreak/>
+        <w:t>El resultado obtenido fue:</w:t>
+      </w:r>
+    </w:p>
+    <w:p>
+      <w:pPr>
+        <w:pStyle w:val="HTMLconformatoprevio"/>
+        <w:rPr>
+          <w:rStyle w:val="CdigoHTML"/>
+        </w:rPr>
+      </w:pPr>
+      <w:proofErr w:type="spellStart"/>
+      <w:r>
+        <w:rPr>
+          <w:rStyle w:val="CdigoHTML"/>
+        </w:rPr>
+        <w:t>openjdk</w:t>
+      </w:r>
+      <w:proofErr w:type="spellEnd"/>
+      <w:r>
+        <w:rPr>
+          <w:rStyle w:val="CdigoHTML"/>
+        </w:rPr>
+        <w:t xml:space="preserve"> </w:t>
+      </w:r>
+      <w:proofErr w:type="spellStart"/>
+      <w:r>
+        <w:rPr>
+          <w:rStyle w:val="CdigoHTML"/>
+        </w:rPr>
+        <w:t>version</w:t>
+      </w:r>
+      <w:proofErr w:type="spellEnd"/>
+      <w:r>
+        <w:rPr>
+          <w:rStyle w:val="CdigoHTML"/>
+        </w:rPr>
+        <w:t xml:space="preserve"> "17.0.19" 2026-04-21</w:t>
+      </w:r>
+    </w:p>
+    <w:p>
+      <w:pPr>
+        <w:pStyle w:val="HTMLconformatoprevio"/>
+        <w:rPr>
+          <w:rStyle w:val="CdigoHTML"/>
+        </w:rPr>
+      </w:pPr>
+      <w:proofErr w:type="spellStart"/>
+      <w:r>
+        <w:rPr>
+          <w:rStyle w:val="CdigoHTML"/>
+        </w:rPr>
+        <w:t>OpenJDK</w:t>
+      </w:r>
+      <w:proofErr w:type="spellEnd"/>
+      <w:r>
+        <w:rPr>
+          <w:rStyle w:val="CdigoHTML"/>
+        </w:rPr>
+        <w:t xml:space="preserve"> </w:t>
+      </w:r>
+      <w:proofErr w:type="spellStart"/>
+      <w:r>
+        <w:rPr>
+          <w:rStyle w:val="CdigoHTML"/>
+        </w:rPr>
+        <w:t>Runtime</w:t>
+      </w:r>
+      <w:proofErr w:type="spellEnd"/>
+      <w:r>
+        <w:rPr>
+          <w:rStyle w:val="CdigoHTML"/>
+        </w:rPr>
+        <w:t xml:space="preserve"> </w:t>
+      </w:r>
+      <w:proofErr w:type="spellStart"/>
+      <w:r>
+        <w:rPr>
+          <w:rStyle w:val="CdigoHTML"/>
+        </w:rPr>
+        <w:t>Environment</w:t>
+      </w:r>
+      <w:proofErr w:type="spellEnd"/>
+      <w:r>
+        <w:rPr>
+          <w:rStyle w:val="CdigoHTML"/>
+        </w:rPr>
+        <w:t xml:space="preserve"> Temurin-17.0.19+10</w:t>
+      </w:r>
+    </w:p>
+    <w:p>
+      <w:pPr>
+        <w:pStyle w:val="HTMLconformatoprevio"/>
+      </w:pPr>
+      <w:proofErr w:type="spellStart"/>
+      <w:r>
+        <w:rPr>
+          <w:rStyle w:val="CdigoHTML"/>
+        </w:rPr>
+        <w:t>OpenJDK</w:t>
+      </w:r>
+      <w:proofErr w:type="spellEnd"/>
+      <w:r>
+        <w:rPr>
+          <w:rStyle w:val="CdigoHTML"/>
+        </w:rPr>
+        <w:t xml:space="preserve"> 64-Bit Server VM Temurin-17.0.19+10</w:t>
+      </w:r>
+    </w:p>
+    <w:p>
+      <w:pPr>
+        <w:pStyle w:val="NormalWeb"/>
+      </w:pPr>
+      <w:r>
+        <w:t xml:space="preserve">Esto confirmó que el equipo cuenta con </w:t>
+      </w:r>
+      <w:proofErr w:type="spellStart"/>
+      <w:r>
+        <w:t>OpenJDK</w:t>
+      </w:r>
+      <w:proofErr w:type="spellEnd"/>
+      <w:r>
+        <w:t xml:space="preserve"> 17 instalado.</w:t>
+      </w:r>
+    </w:p>
+    <w:p>
+      <w:pPr>
+        <w:pStyle w:val="NormalWeb"/>
+      </w:pPr>
+      <w:r>
+        <w:t xml:space="preserve">La distribución instalada corresponde a Eclipse </w:t>
+      </w:r>
+      <w:proofErr w:type="spellStart"/>
+      <w:r>
+        <w:t>Temurin</w:t>
+      </w:r>
+      <w:proofErr w:type="spellEnd"/>
+      <w:r>
+        <w:t>.</w:t>
+      </w:r>
+    </w:p>
+    <w:p>
+      <w:r>
+        <w:pict w14:anchorId="6564C43D">
+          <v:rect id="_x0000_i1080" style="width:0;height:1.5pt" o:hralign="center" o:hrstd="t" o:hr="t" fillcolor="#a0a0a0" stroked="f"/>
+        </w:pict>
+      </w:r>
+    </w:p>
+    <w:p>
+      <w:pPr>
+        <w:pStyle w:val="Ttulo2"/>
+      </w:pPr>
+      <w:r>
+        <w:t>10.3 Función de Java dentro del proyecto</w:t>
+      </w:r>
+    </w:p>
+    <w:p>
+      <w:pPr>
+        <w:pStyle w:val="NormalWeb"/>
+      </w:pPr>
+      <w:r>
+        <w:t xml:space="preserve">Java será utilizado por Apache </w:t>
+      </w:r>
+      <w:proofErr w:type="spellStart"/>
+      <w:r>
+        <w:t>Spark</w:t>
+      </w:r>
+      <w:proofErr w:type="spellEnd"/>
+      <w:r>
+        <w:t xml:space="preserve"> para ejecutar procesos de transformación y procesamiento distribuido.</w:t>
+      </w:r>
+    </w:p>
+    <w:p>
+      <w:pPr>
+        <w:pStyle w:val="NormalWeb"/>
+      </w:pPr>
+      <w:r>
+        <w:t xml:space="preserve">La relación entre Python, </w:t>
+      </w:r>
+      <w:proofErr w:type="spellStart"/>
+      <w:r>
+        <w:t>PySpark</w:t>
+      </w:r>
+      <w:proofErr w:type="spellEnd"/>
+      <w:r>
+        <w:t xml:space="preserve"> y Java puede representarse así:</w:t>
+      </w:r>
+    </w:p>
+    <w:p>
+      <w:pPr>
+        <w:pStyle w:val="HTMLconformatoprevio"/>
+        <w:rPr>
+          <w:rStyle w:val="CdigoHTML"/>
+        </w:rPr>
+      </w:pPr>
+      <w:r>
+        <w:rPr>
+          <w:rStyle w:val="CdigoHTML"/>
+        </w:rPr>
+        <w:t>Código Python</w:t>
+      </w:r>
+    </w:p>
+    <w:p>
+      <w:pPr>
+        <w:pStyle w:val="HTMLconformatoprevio"/>
+        <w:rPr>
+          <w:rStyle w:val="CdigoHTML"/>
+        </w:rPr>
+      </w:pPr>
+      <w:r>
+        <w:rPr>
+          <w:rStyle w:val="CdigoHTML"/>
+        </w:rPr>
+        <w:t xml:space="preserve">     ↓</w:t>
+      </w:r>
+    </w:p>
+    <w:p>
+      <w:pPr>
+        <w:pStyle w:val="HTMLconformatoprevio"/>
+        <w:rPr>
+          <w:rStyle w:val="CdigoHTML"/>
+        </w:rPr>
+      </w:pPr>
+      <w:proofErr w:type="spellStart"/>
+      <w:r>
+        <w:rPr>
+          <w:rStyle w:val="CdigoHTML"/>
+        </w:rPr>
+        <w:t>PySpark</w:t>
+      </w:r>
+      <w:proofErr w:type="spellEnd"/>
+    </w:p>
+    <w:p>
+      <w:pPr>
+        <w:pStyle w:val="HTMLconformatoprevio"/>
+        <w:rPr>
+          <w:rStyle w:val="CdigoHTML"/>
+        </w:rPr>
+      </w:pPr>
+      <w:r>
+        <w:rPr>
+          <w:rStyle w:val="CdigoHTML"/>
+        </w:rPr>
+        <w:t xml:space="preserve">     ↓</w:t>
+      </w:r>
+    </w:p>
+    <w:p>
+      <w:pPr>
+        <w:pStyle w:val="HTMLconformatoprevio"/>
+        <w:rPr>
+          <w:rStyle w:val="CdigoHTML"/>
+        </w:rPr>
+      </w:pPr>
+      <w:r>
+        <w:rPr>
+          <w:rStyle w:val="CdigoHTML"/>
+        </w:rPr>
+        <w:t xml:space="preserve">Apache </w:t>
+      </w:r>
+      <w:proofErr w:type="spellStart"/>
+      <w:r>
+        <w:rPr>
+          <w:rStyle w:val="CdigoHTML"/>
+        </w:rPr>
+        <w:t>Spark</w:t>
+      </w:r>
+      <w:proofErr w:type="spellEnd"/>
+    </w:p>
+    <w:p>
+      <w:pPr>
+        <w:pStyle w:val="HTMLconformatoprevio"/>
+        <w:rPr>
+          <w:rStyle w:val="CdigoHTML"/>
+        </w:rPr>
+      </w:pPr>
+      <w:r>
+        <w:rPr>
+          <w:rStyle w:val="CdigoHTML"/>
+        </w:rPr>
+        <w:t xml:space="preserve">     ↓</w:t>
+      </w:r>
+    </w:p>
+    <w:p>
+      <w:pPr>
+        <w:pStyle w:val="HTMLconformatoprevio"/>
+      </w:pPr>
+      <w:r>
+        <w:rPr>
+          <w:rStyle w:val="CdigoHTML"/>
+        </w:rPr>
+        <w:t>Máquina Virtual de Java</w:t>
+      </w:r>
+    </w:p>
+    <w:p>
+      <w:pPr>
+        <w:pStyle w:val="NormalWeb"/>
+      </w:pPr>
+      <w:r>
+        <w:t xml:space="preserve">El código será escrito en Python, pero </w:t>
+      </w:r>
+      <w:proofErr w:type="spellStart"/>
+      <w:r>
+        <w:t>Spark</w:t>
+      </w:r>
+      <w:proofErr w:type="spellEnd"/>
+      <w:r>
+        <w:t xml:space="preserve"> necesita Java para ejecutar el motor de procesamiento.</w:t>
+      </w:r>
+    </w:p>
+    <w:p>
+      <w:r>
+        <w:pict w14:anchorId="65C947CD">
+          <v:rect id="_x0000_i1081" style="width:0;height:1.5pt" o:hralign="center" o:hrstd="t" o:hr="t" fillcolor="#a0a0a0" stroked="f"/>
+        </w:pict>
+      </w:r>
+    </w:p>
+    <w:p>
+      <w:pPr>
+        <w:pStyle w:val="Ttulo2"/>
+      </w:pPr>
+      <w:r>
+        <w:t xml:space="preserve">10.4 Validación de la variable </w:t>
+      </w:r>
+      <w:r>
+        <w:rPr>
+          <w:rStyle w:val="CdigoHTML"/>
+        </w:rPr>
+        <w:t>JAVA_HOME</w:t>
+      </w:r>
+    </w:p>
+    <w:p>
+      <w:pPr>
+        <w:pStyle w:val="NormalWeb"/>
+      </w:pPr>
+      <w:r>
+        <w:t>Se utilizó el siguiente comando:</w:t>
+      </w:r>
+    </w:p>
+    <w:p>
+      <w:pPr>
+        <w:pStyle w:val="HTMLconformatoprevio"/>
+      </w:pPr>
+      <w:r>
+        <w:rPr>
+          <w:rStyle w:val="m"/>
+        </w:rPr>
+        <w:t>$</w:t>
+      </w:r>
+      <w:proofErr w:type="spellStart"/>
+      <w:r>
+        <w:rPr>
+          <w:rStyle w:val="m"/>
+        </w:rPr>
+        <w:t>env:JAVA_HOME</w:t>
+      </w:r>
+      <w:proofErr w:type="spellEnd"/>
+    </w:p>
+    <w:p>
+      <w:pPr>
+        <w:pStyle w:val="NormalWeb"/>
+      </w:pPr>
+      <w:r>
+        <w:t>El resultado fue:</w:t>
+      </w:r>
+    </w:p>
+    <w:p>
+      <w:pPr>
+        <w:pStyle w:val="HTMLconformatoprevio"/>
+      </w:pPr>
+      <w:r>
+        <w:rPr>
+          <w:rStyle w:val="CdigoHTML"/>
+        </w:rPr>
+        <w:t xml:space="preserve">C:\Program Files\Eclipse </w:t>
+      </w:r>
+      <w:proofErr w:type="spellStart"/>
+      <w:r>
+        <w:rPr>
+          <w:rStyle w:val="CdigoHTML"/>
+        </w:rPr>
+        <w:t>Adoptium</w:t>
+      </w:r>
+      <w:proofErr w:type="spellEnd"/>
+      <w:r>
+        <w:rPr>
+          <w:rStyle w:val="CdigoHTML"/>
+        </w:rPr>
+        <w:t>\jdk-17.0.19.10-hotspot\</w:t>
+      </w:r>
+    </w:p>
+    <w:p>
+      <w:pPr>
+        <w:pStyle w:val="NormalWeb"/>
+      </w:pPr>
+      <w:r>
+        <w:t xml:space="preserve">La variable </w:t>
+      </w:r>
+      <w:r>
+        <w:rPr>
+          <w:rStyle w:val="CdigoHTML"/>
+        </w:rPr>
+        <w:t>JAVA_HOME</w:t>
+      </w:r>
+      <w:r>
+        <w:t xml:space="preserve"> indica a las aplicaciones dónde se encuentra instalado el JDK.</w:t>
+      </w:r>
+    </w:p>
+    <w:p>
+      <w:pPr>
+        <w:pStyle w:val="NormalWeb"/>
+      </w:pPr>
+      <w:r>
+        <w:t xml:space="preserve">Esta configuración es importante porque </w:t>
+      </w:r>
+      <w:proofErr w:type="spellStart"/>
+      <w:r>
+        <w:t>PySpark</w:t>
+      </w:r>
+      <w:proofErr w:type="spellEnd"/>
+      <w:r>
+        <w:t xml:space="preserve"> utiliza dicha ruta para localizar Java.</w:t>
+      </w:r>
+    </w:p>
+    <w:p>
+      <w:r>
+        <w:pict w14:anchorId="75D47609">
+          <v:rect id="_x0000_i1082" style="width:0;height:1.5pt" o:hralign="center" o:hrstd="t" o:hr="t" fillcolor="#a0a0a0" stroked="f"/>
+        </w:pict>
+      </w:r>
+    </w:p>
+    <w:p>
+      <w:pPr>
+        <w:pStyle w:val="Ttulo2"/>
+      </w:pPr>
+      <w:r>
+        <w:t>10.5 Validación del ejecutable de Java</w:t>
+      </w:r>
+    </w:p>
+    <w:p>
+      <w:pPr>
+        <w:pStyle w:val="NormalWeb"/>
+      </w:pPr>
+      <w:r>
+        <w:lastRenderedPageBreak/>
+        <w:t>Se ejecutó:</w:t>
+      </w:r>
+    </w:p>
+    <w:p>
+      <w:pPr>
+        <w:pStyle w:val="HTMLconformatoprevio"/>
+      </w:pPr>
+      <w:proofErr w:type="spellStart"/>
+      <w:r>
+        <w:rPr>
+          <w:rStyle w:val="l"/>
+          <w:rFonts w:eastAsiaTheme="majorEastAsia"/>
+        </w:rPr>
+        <w:t>Get-Command</w:t>
+      </w:r>
+      <w:proofErr w:type="spellEnd"/>
+      <w:r>
+        <w:rPr>
+          <w:rStyle w:val="CdigoHTML"/>
+        </w:rPr>
+        <w:t xml:space="preserve"> </w:t>
+      </w:r>
+      <w:r>
+        <w:rPr>
+          <w:rStyle w:val="m"/>
+        </w:rPr>
+        <w:t>java</w:t>
+      </w:r>
+      <w:r>
+        <w:rPr>
+          <w:rStyle w:val="CdigoHTML"/>
+        </w:rPr>
+        <w:t xml:space="preserve"> </w:t>
+      </w:r>
+      <w:r>
+        <w:rPr>
+          <w:rStyle w:val="g"/>
+        </w:rPr>
+        <w:t>|</w:t>
+      </w:r>
+      <w:r>
+        <w:rPr>
+          <w:rStyle w:val="CdigoHTML"/>
+        </w:rPr>
+        <w:t xml:space="preserve"> </w:t>
+      </w:r>
+      <w:proofErr w:type="spellStart"/>
+      <w:r>
+        <w:rPr>
+          <w:rStyle w:val="l"/>
+          <w:rFonts w:eastAsiaTheme="majorEastAsia"/>
+        </w:rPr>
+        <w:t>Select-Object</w:t>
+      </w:r>
+      <w:proofErr w:type="spellEnd"/>
+      <w:r>
+        <w:rPr>
+          <w:rStyle w:val="CdigoHTML"/>
+        </w:rPr>
+        <w:t xml:space="preserve"> </w:t>
+      </w:r>
+      <w:proofErr w:type="spellStart"/>
+      <w:r>
+        <w:rPr>
+          <w:rStyle w:val="m"/>
+        </w:rPr>
+        <w:t>Source</w:t>
+      </w:r>
+      <w:proofErr w:type="spellEnd"/>
+    </w:p>
+    <w:p>
+      <w:pPr>
+        <w:pStyle w:val="NormalWeb"/>
+      </w:pPr>
+      <w:r>
+        <w:t>El resultado fue:</w:t>
+      </w:r>
+    </w:p>
+    <w:p>
+      <w:pPr>
+        <w:pStyle w:val="HTMLconformatoprevio"/>
+      </w:pPr>
+      <w:r>
+        <w:rPr>
+          <w:rStyle w:val="CdigoHTML"/>
+        </w:rPr>
+        <w:t xml:space="preserve">C:\Program Files\Eclipse </w:t>
+      </w:r>
+      <w:proofErr w:type="spellStart"/>
+      <w:r>
+        <w:rPr>
+          <w:rStyle w:val="CdigoHTML"/>
+        </w:rPr>
+        <w:t>Adoptium</w:t>
+      </w:r>
+      <w:proofErr w:type="spellEnd"/>
+      <w:r>
+        <w:rPr>
+          <w:rStyle w:val="CdigoHTML"/>
+        </w:rPr>
+        <w:t>\jdk-17.0.19.10-hotspot\</w:t>
+      </w:r>
+      <w:proofErr w:type="spellStart"/>
+      <w:r>
+        <w:rPr>
+          <w:rStyle w:val="CdigoHTML"/>
+        </w:rPr>
+        <w:t>bin</w:t>
+      </w:r>
+      <w:proofErr w:type="spellEnd"/>
+      <w:r>
+        <w:rPr>
+          <w:rStyle w:val="CdigoHTML"/>
+        </w:rPr>
+        <w:t>\java.exe</w:t>
+      </w:r>
+    </w:p>
+    <w:p>
+      <w:pPr>
+        <w:pStyle w:val="NormalWeb"/>
+      </w:pPr>
+      <w:r>
+        <w:t xml:space="preserve">Esto confirmó que el </w:t>
+      </w:r>
+      <w:proofErr w:type="gramStart"/>
+      <w:r>
+        <w:t xml:space="preserve">comando </w:t>
+      </w:r>
+      <w:r>
+        <w:rPr>
+          <w:rStyle w:val="CdigoHTML"/>
+        </w:rPr>
+        <w:t>java</w:t>
+      </w:r>
+      <w:proofErr w:type="gramEnd"/>
+      <w:r>
+        <w:t xml:space="preserve"> utiliza el mismo JDK definido en </w:t>
+      </w:r>
+      <w:r>
+        <w:rPr>
+          <w:rStyle w:val="CdigoHTML"/>
+        </w:rPr>
+        <w:t>JAVA_HOME</w:t>
+      </w:r>
+      <w:r>
+        <w:t>.</w:t>
+      </w:r>
+    </w:p>
+    <w:p>
+      <w:r>
+        <w:pict w14:anchorId="72C12D0E">
+          <v:rect id="_x0000_i1083" style="width:0;height:1.5pt" o:hralign="center" o:hrstd="t" o:hr="t" fillcolor="#a0a0a0" stroked="f"/>
+        </w:pict>
+      </w:r>
+    </w:p>
+    <w:p>
+      <w:pPr>
+        <w:pStyle w:val="Ttulo2"/>
+      </w:pPr>
+      <w:r>
+        <w:t>10.6 Estado final de la tarea</w:t>
+      </w:r>
+    </w:p>
+    <w:p>
+      <w:pPr>
+        <w:pStyle w:val="NormalWeb"/>
+      </w:pPr>
+      <w:r>
+        <w:t>Al finalizar esta tarea se confirmó que:</w:t>
+      </w:r>
+    </w:p>
+    <w:p>
+      <w:pPr>
+        <w:numPr>
+          <w:ilvl w:val="0"/>
+          <w:numId w:val="13"/>
+        </w:numPr>
+        <w:spacing w:before="100" w:beforeAutospacing="1" w:after="100" w:afterAutospacing="1" w:line="240" w:lineRule="auto"/>
+      </w:pPr>
+      <w:r>
+        <w:t xml:space="preserve">Java se encuentra instalado. </w:t>
+      </w:r>
+    </w:p>
+    <w:p>
+      <w:pPr>
+        <w:numPr>
+          <w:ilvl w:val="0"/>
+          <w:numId w:val="13"/>
+        </w:numPr>
+        <w:spacing w:before="100" w:beforeAutospacing="1" w:after="100" w:afterAutospacing="1" w:line="240" w:lineRule="auto"/>
+      </w:pPr>
+      <w:r>
+        <w:t xml:space="preserve">La versión instalada es </w:t>
+      </w:r>
+      <w:proofErr w:type="spellStart"/>
+      <w:r>
+        <w:t>OpenJDK</w:t>
+      </w:r>
+      <w:proofErr w:type="spellEnd"/>
+      <w:r>
+        <w:t xml:space="preserve"> 17.0.19. </w:t>
+      </w:r>
+    </w:p>
+    <w:p>
+      <w:pPr>
+        <w:numPr>
+          <w:ilvl w:val="0"/>
+          <w:numId w:val="13"/>
+        </w:numPr>
+        <w:spacing w:before="100" w:beforeAutospacing="1" w:after="100" w:afterAutospacing="1" w:line="240" w:lineRule="auto"/>
+      </w:pPr>
+      <w:r>
+        <w:rPr>
+          <w:rStyle w:val="CdigoHTML"/>
+          <w:rFonts w:eastAsiaTheme="minorHAnsi"/>
+        </w:rPr>
+        <w:t>JAVA_HOME</w:t>
+      </w:r>
+      <w:r>
+        <w:t xml:space="preserve"> está configurado. </w:t>
+      </w:r>
+    </w:p>
+    <w:p>
+      <w:pPr>
+        <w:numPr>
+          <w:ilvl w:val="0"/>
+          <w:numId w:val="13"/>
+        </w:numPr>
+        <w:spacing w:before="100" w:beforeAutospacing="1" w:after="100" w:afterAutospacing="1" w:line="240" w:lineRule="auto"/>
+      </w:pPr>
+      <w:r>
+        <w:t xml:space="preserve">El ejecutable de Java corresponde a la instalación esperada. </w:t>
+      </w:r>
+    </w:p>
+    <w:p>
+      <w:pPr>
+        <w:numPr>
+          <w:ilvl w:val="0"/>
+          <w:numId w:val="13"/>
+        </w:numPr>
+        <w:spacing w:before="100" w:beforeAutospacing="1" w:after="100" w:afterAutospacing="1" w:line="240" w:lineRule="auto"/>
+      </w:pPr>
+      <w:r>
+        <w:t xml:space="preserve">El equipo está preparado para ejecutar </w:t>
+      </w:r>
+      <w:proofErr w:type="spellStart"/>
+      <w:r>
+        <w:t>PySpark</w:t>
+      </w:r>
+      <w:proofErr w:type="spellEnd"/>
+      <w:r>
+        <w:t xml:space="preserve">. </w:t>
+      </w:r>
+    </w:p>
+    <w:p>
+      <w:pPr>
+        <w:pStyle w:val="Ttulo1"/>
+      </w:pPr>
+      <w:r>
+        <w:t>10.7 Instalación de Java 17 en Windows</w:t>
+      </w:r>
+    </w:p>
+    <w:p>
+      <w:pPr>
+        <w:pStyle w:val="Ttulo2"/>
+      </w:pPr>
+      <w:r>
+        <w:t>10.7.1 Objetivo</w:t>
+      </w:r>
+    </w:p>
+    <w:p>
+      <w:pPr>
+        <w:pStyle w:val="NormalWeb"/>
+      </w:pPr>
+      <w:r>
+        <w:t xml:space="preserve">Instalar </w:t>
+      </w:r>
+      <w:proofErr w:type="spellStart"/>
+      <w:r>
+        <w:t>OpenJDK</w:t>
+      </w:r>
+      <w:proofErr w:type="spellEnd"/>
+      <w:r>
+        <w:t xml:space="preserve"> 17 en Windows y configurar correctamente las variables necesarias para que </w:t>
+      </w:r>
+      <w:proofErr w:type="spellStart"/>
+      <w:r>
+        <w:t>PySpark</w:t>
+      </w:r>
+      <w:proofErr w:type="spellEnd"/>
+      <w:r>
+        <w:t xml:space="preserve"> pueda utilizar Java.</w:t>
+      </w:r>
+    </w:p>
+    <w:p>
+      <w:pPr>
+        <w:pStyle w:val="NormalWeb"/>
+      </w:pPr>
+      <w:r>
+        <w:t>Para este proyecto se utilizará:</w:t>
+      </w:r>
+    </w:p>
+    <w:p>
+      <w:pPr>
+        <w:pStyle w:val="HTMLconformatoprevio"/>
+      </w:pPr>
+      <w:r>
+        <w:rPr>
+          <w:rStyle w:val="CdigoHTML"/>
+        </w:rPr>
+        <w:t xml:space="preserve">Eclipse </w:t>
+      </w:r>
+      <w:proofErr w:type="spellStart"/>
+      <w:r>
+        <w:rPr>
+          <w:rStyle w:val="CdigoHTML"/>
+        </w:rPr>
+        <w:t>Temurin</w:t>
+      </w:r>
+      <w:proofErr w:type="spellEnd"/>
+      <w:r>
+        <w:rPr>
+          <w:rStyle w:val="CdigoHTML"/>
+        </w:rPr>
+        <w:t xml:space="preserve"> </w:t>
+      </w:r>
+      <w:proofErr w:type="spellStart"/>
+      <w:r>
+        <w:rPr>
+          <w:rStyle w:val="CdigoHTML"/>
+        </w:rPr>
+        <w:t>OpenJDK</w:t>
+      </w:r>
+      <w:proofErr w:type="spellEnd"/>
+      <w:r>
+        <w:rPr>
+          <w:rStyle w:val="CdigoHTML"/>
+        </w:rPr>
+        <w:t xml:space="preserve"> 17</w:t>
+      </w:r>
+    </w:p>
+    <w:p>
+      <w:pPr>
+        <w:pStyle w:val="NormalWeb"/>
+      </w:pPr>
+      <w:proofErr w:type="spellStart"/>
+      <w:r>
+        <w:t>Temurin</w:t>
+      </w:r>
+      <w:proofErr w:type="spellEnd"/>
+      <w:r>
+        <w:t xml:space="preserve"> es una distribución de </w:t>
+      </w:r>
+      <w:proofErr w:type="spellStart"/>
+      <w:r>
+        <w:t>OpenJDK</w:t>
+      </w:r>
+      <w:proofErr w:type="spellEnd"/>
+      <w:r>
+        <w:t xml:space="preserve"> mantenida por Eclipse </w:t>
+      </w:r>
+      <w:proofErr w:type="spellStart"/>
+      <w:r>
+        <w:t>Adoptium</w:t>
+      </w:r>
+      <w:proofErr w:type="spellEnd"/>
+      <w:r>
+        <w:t xml:space="preserve">. El instalador oficial de Windows está disponible en formato </w:t>
+      </w:r>
+      <w:r>
+        <w:rPr>
+          <w:rStyle w:val="CdigoHTML"/>
+        </w:rPr>
+        <w:t>.</w:t>
+      </w:r>
+      <w:proofErr w:type="spellStart"/>
+      <w:r>
+        <w:rPr>
+          <w:rStyle w:val="CdigoHTML"/>
+        </w:rPr>
+        <w:t>msi</w:t>
+      </w:r>
+      <w:proofErr w:type="spellEnd"/>
+      <w:r>
+        <w:t xml:space="preserve">. </w:t>
+      </w:r>
+    </w:p>
+    <w:p>
+      <w:r>
+        <w:pict w14:anchorId="3487FFDB">
+          <v:rect id="_x0000_i1089" style="width:0;height:1.5pt" o:hralign="center" o:hrstd="t" o:hr="t" fillcolor="#a0a0a0" stroked="f"/>
+        </w:pict>
+      </w:r>
+    </w:p>
+    <w:p>
+      <w:pPr>
+        <w:pStyle w:val="Ttulo2"/>
+      </w:pPr>
+      <w:r>
+        <w:t>10.7.2 Validar si Java ya está instalado</w:t>
+      </w:r>
+    </w:p>
+    <w:p>
+      <w:pPr>
+        <w:pStyle w:val="NormalWeb"/>
+      </w:pPr>
+      <w:r>
+        <w:t>Antes de instalar, abrir PowerShell y ejecutar:</w:t>
+      </w:r>
+    </w:p>
+    <w:p>
+      <w:pPr>
+        <w:pStyle w:val="HTMLconformatoprevio"/>
+      </w:pPr>
+      <w:r>
+        <w:rPr>
+          <w:rStyle w:val="m"/>
+        </w:rPr>
+        <w:t>java</w:t>
+      </w:r>
+      <w:r>
+        <w:rPr>
+          <w:rStyle w:val="CdigoHTML"/>
+        </w:rPr>
+        <w:t xml:space="preserve"> </w:t>
+      </w:r>
+      <w:r>
+        <w:rPr>
+          <w:rStyle w:val="g"/>
+        </w:rPr>
+        <w:t>-</w:t>
+      </w:r>
+      <w:proofErr w:type="spellStart"/>
+      <w:r>
+        <w:rPr>
+          <w:rStyle w:val="m"/>
+        </w:rPr>
+        <w:t>version</w:t>
+      </w:r>
+      <w:proofErr w:type="spellEnd"/>
+    </w:p>
+    <w:p>
+      <w:pPr>
+        <w:pStyle w:val="NormalWeb"/>
+      </w:pPr>
+      <w:r>
+        <w:t>También validar:</w:t>
+      </w:r>
+    </w:p>
+    <w:p>
+      <w:pPr>
+        <w:pStyle w:val="HTMLconformatoprevio"/>
+      </w:pPr>
+      <w:r>
+        <w:rPr>
+          <w:rStyle w:val="m"/>
+        </w:rPr>
+        <w:t>$</w:t>
+      </w:r>
+      <w:proofErr w:type="spellStart"/>
+      <w:r>
+        <w:rPr>
+          <w:rStyle w:val="m"/>
+        </w:rPr>
+        <w:t>env:JAVA_HOME</w:t>
+      </w:r>
+      <w:proofErr w:type="spellEnd"/>
+    </w:p>
+    <w:p>
+      <w:pPr>
+        <w:pStyle w:val="NormalWeb"/>
+      </w:pPr>
+      <w:r>
+        <w:lastRenderedPageBreak/>
+        <w:t xml:space="preserve">Si el </w:t>
+      </w:r>
+      <w:proofErr w:type="gramStart"/>
+      <w:r>
+        <w:t xml:space="preserve">comando </w:t>
+      </w:r>
+      <w:r>
+        <w:rPr>
+          <w:rStyle w:val="CdigoHTML"/>
+        </w:rPr>
+        <w:t>java</w:t>
+      </w:r>
+      <w:proofErr w:type="gramEnd"/>
+      <w:r>
+        <w:t xml:space="preserve"> no se reconoce o </w:t>
+      </w:r>
+      <w:r>
+        <w:rPr>
+          <w:rStyle w:val="CdigoHTML"/>
+        </w:rPr>
+        <w:t>JAVA_HOME</w:t>
+      </w:r>
+      <w:r>
+        <w:t xml:space="preserve"> está vacío, será necesario instalar o configurar Java.</w:t>
+      </w:r>
+    </w:p>
+    <w:p>
+      <w:r>
+        <w:pict w14:anchorId="606F4840">
+          <v:rect id="_x0000_i1090" style="width:0;height:1.5pt" o:hralign="center" o:hrstd="t" o:hr="t" fillcolor="#a0a0a0" stroked="f"/>
+        </w:pict>
+      </w:r>
+    </w:p>
+    <w:p>
+      <w:pPr>
+        <w:pStyle w:val="Ttulo2"/>
+      </w:pPr>
+      <w:r>
+        <w:t>10.7.3 Descargar Java</w:t>
+      </w:r>
+    </w:p>
+    <w:p>
+      <w:pPr>
+        <w:pStyle w:val="NormalWeb"/>
+      </w:pPr>
+      <w:r>
+        <w:t xml:space="preserve">Ingresar al sitio oficial de Eclipse </w:t>
+      </w:r>
+      <w:proofErr w:type="spellStart"/>
+      <w:r>
+        <w:t>Adoptium</w:t>
+      </w:r>
+      <w:proofErr w:type="spellEnd"/>
+      <w:r>
+        <w:t xml:space="preserve"> y seleccionar:</w:t>
+      </w:r>
+    </w:p>
+    <w:p>
+      <w:pPr>
+        <w:pStyle w:val="HTMLconformatoprevio"/>
+        <w:rPr>
+          <w:rStyle w:val="CdigoHTML"/>
+        </w:rPr>
+      </w:pPr>
+      <w:proofErr w:type="spellStart"/>
+      <w:r>
+        <w:rPr>
+          <w:rStyle w:val="CdigoHTML"/>
+        </w:rPr>
+        <w:t>Version</w:t>
+      </w:r>
+      <w:proofErr w:type="spellEnd"/>
+      <w:r>
+        <w:rPr>
+          <w:rStyle w:val="CdigoHTML"/>
+        </w:rPr>
+        <w:t>: JDK 17 - LTS</w:t>
+      </w:r>
+    </w:p>
+    <w:p>
+      <w:pPr>
+        <w:pStyle w:val="HTMLconformatoprevio"/>
+        <w:rPr>
+          <w:rStyle w:val="CdigoHTML"/>
+        </w:rPr>
+      </w:pPr>
+      <w:proofErr w:type="spellStart"/>
+      <w:r>
+        <w:rPr>
+          <w:rStyle w:val="CdigoHTML"/>
+        </w:rPr>
+        <w:t>Operating</w:t>
+      </w:r>
+      <w:proofErr w:type="spellEnd"/>
+      <w:r>
+        <w:rPr>
+          <w:rStyle w:val="CdigoHTML"/>
+        </w:rPr>
+        <w:t xml:space="preserve"> </w:t>
+      </w:r>
+      <w:proofErr w:type="spellStart"/>
+      <w:r>
+        <w:rPr>
+          <w:rStyle w:val="CdigoHTML"/>
+        </w:rPr>
+        <w:t>System</w:t>
+      </w:r>
+      <w:proofErr w:type="spellEnd"/>
+      <w:r>
+        <w:rPr>
+          <w:rStyle w:val="CdigoHTML"/>
+        </w:rPr>
+        <w:t>: Windows</w:t>
+      </w:r>
+    </w:p>
+    <w:p>
+      <w:pPr>
+        <w:pStyle w:val="HTMLconformatoprevio"/>
+        <w:rPr>
+          <w:rStyle w:val="CdigoHTML"/>
+        </w:rPr>
+      </w:pPr>
+      <w:proofErr w:type="spellStart"/>
+      <w:r>
+        <w:rPr>
+          <w:rStyle w:val="CdigoHTML"/>
+        </w:rPr>
+        <w:t>Architecture</w:t>
+      </w:r>
+      <w:proofErr w:type="spellEnd"/>
+      <w:r>
+        <w:rPr>
+          <w:rStyle w:val="CdigoHTML"/>
+        </w:rPr>
+        <w:t>: x64</w:t>
+      </w:r>
+    </w:p>
+    <w:p>
+      <w:pPr>
+        <w:pStyle w:val="HTMLconformatoprevio"/>
+        <w:rPr>
+          <w:rStyle w:val="CdigoHTML"/>
+        </w:rPr>
+      </w:pPr>
+      <w:proofErr w:type="spellStart"/>
+      <w:r>
+        <w:rPr>
+          <w:rStyle w:val="CdigoHTML"/>
+        </w:rPr>
+        <w:t>Package</w:t>
+      </w:r>
+      <w:proofErr w:type="spellEnd"/>
+      <w:r>
+        <w:rPr>
+          <w:rStyle w:val="CdigoHTML"/>
+        </w:rPr>
+        <w:t xml:space="preserve"> </w:t>
+      </w:r>
+      <w:proofErr w:type="spellStart"/>
+      <w:r>
+        <w:rPr>
+          <w:rStyle w:val="CdigoHTML"/>
+        </w:rPr>
+        <w:t>Type</w:t>
+      </w:r>
+      <w:proofErr w:type="spellEnd"/>
+      <w:r>
+        <w:rPr>
+          <w:rStyle w:val="CdigoHTML"/>
+        </w:rPr>
+        <w:t>: JDK</w:t>
+      </w:r>
+    </w:p>
+    <w:p>
+      <w:pPr>
+        <w:pStyle w:val="HTMLconformatoprevio"/>
+        <w:rPr>
+          <w:rStyle w:val="CdigoHTML"/>
+        </w:rPr>
+      </w:pPr>
+      <w:r>
+        <w:rPr>
+          <w:rStyle w:val="CdigoHTML"/>
+        </w:rPr>
+        <w:t xml:space="preserve">JVM: </w:t>
+      </w:r>
+      <w:proofErr w:type="spellStart"/>
+      <w:r>
+        <w:rPr>
+          <w:rStyle w:val="CdigoHTML"/>
+        </w:rPr>
+        <w:t>HotSpot</w:t>
+      </w:r>
+      <w:proofErr w:type="spellEnd"/>
+    </w:p>
+    <w:p>
+      <w:pPr>
+        <w:pStyle w:val="HTMLconformatoprevio"/>
+      </w:pPr>
+      <w:proofErr w:type="spellStart"/>
+      <w:r>
+        <w:rPr>
+          <w:rStyle w:val="CdigoHTML"/>
+        </w:rPr>
+        <w:t>Installer</w:t>
+      </w:r>
+      <w:proofErr w:type="spellEnd"/>
+      <w:r>
+        <w:rPr>
+          <w:rStyle w:val="CdigoHTML"/>
+        </w:rPr>
+        <w:t>: MSI</w:t>
+      </w:r>
+    </w:p>
+    <w:p>
+      <w:pPr>
+        <w:pStyle w:val="NormalWeb"/>
+      </w:pPr>
+      <w:r>
+        <w:t xml:space="preserve">Debe seleccionarse </w:t>
+      </w:r>
+      <w:r>
+        <w:rPr>
+          <w:rStyle w:val="Textoennegrita"/>
+          <w:rFonts w:eastAsiaTheme="majorEastAsia"/>
+        </w:rPr>
+        <w:t>JDK</w:t>
+      </w:r>
+      <w:r>
+        <w:t xml:space="preserve">, no solamente JRE, porque el JDK incluye las herramientas completas necesarias para desarrollar y ejecutar aplicaciones Java. La página oficial permite elegir versión, sistema operativo, arquitectura y tipo de paquete. </w:t>
+      </w:r>
+    </w:p>
+    <w:p>
+      <w:pPr>
+        <w:pStyle w:val="NormalWeb"/>
+      </w:pPr>
+      <w:r>
+        <w:t>Descargar el archivo con extensión:</w:t>
+      </w:r>
+    </w:p>
+    <w:p>
+      <w:pPr>
+        <w:pStyle w:val="HTMLconformatoprevio"/>
+      </w:pPr>
+      <w:r>
+        <w:rPr>
+          <w:rStyle w:val="CdigoHTML"/>
+        </w:rPr>
+        <w:t>.</w:t>
+      </w:r>
+      <w:proofErr w:type="spellStart"/>
+      <w:r>
+        <w:rPr>
+          <w:rStyle w:val="CdigoHTML"/>
+        </w:rPr>
+        <w:t>msi</w:t>
+      </w:r>
+      <w:proofErr w:type="spellEnd"/>
+    </w:p>
+    <w:p>
+      <w:r>
+        <w:pict w14:anchorId="2833BB55">
+          <v:rect id="_x0000_i1091" style="width:0;height:1.5pt" o:hralign="center" o:hrstd="t" o:hr="t" fillcolor="#a0a0a0" stroked="f"/>
+        </w:pict>
+      </w:r>
+    </w:p>
+    <w:p>
+      <w:pPr>
+        <w:pStyle w:val="Ttulo2"/>
+      </w:pPr>
+      <w:r>
+        <w:t>10.7.4 Ejecutar el instalador</w:t>
+      </w:r>
+    </w:p>
+    <w:p>
+      <w:pPr>
+        <w:pStyle w:val="NormalWeb"/>
+      </w:pPr>
+      <w:r>
+        <w:t xml:space="preserve">Abrir el archivo </w:t>
+      </w:r>
+      <w:r>
+        <w:rPr>
+          <w:rStyle w:val="CdigoHTML"/>
+        </w:rPr>
+        <w:t>.</w:t>
+      </w:r>
+      <w:proofErr w:type="spellStart"/>
+      <w:r>
+        <w:rPr>
+          <w:rStyle w:val="CdigoHTML"/>
+        </w:rPr>
+        <w:t>msi</w:t>
+      </w:r>
+      <w:proofErr w:type="spellEnd"/>
+      <w:r>
+        <w:t xml:space="preserve"> descargado.</w:t>
+      </w:r>
+    </w:p>
+    <w:p>
+      <w:pPr>
+        <w:pStyle w:val="NormalWeb"/>
+      </w:pPr>
+      <w:r>
+        <w:t>Durante el proceso:</w:t>
+      </w:r>
+    </w:p>
+    <w:p>
+      <w:pPr>
+        <w:numPr>
+          <w:ilvl w:val="0"/>
+          <w:numId w:val="14"/>
+        </w:numPr>
+        <w:spacing w:before="100" w:beforeAutospacing="1" w:after="100" w:afterAutospacing="1" w:line="240" w:lineRule="auto"/>
+      </w:pPr>
+      <w:r>
+        <w:t xml:space="preserve">Aceptar la licencia. </w:t>
+      </w:r>
+    </w:p>
+    <w:p>
+      <w:pPr>
+        <w:numPr>
+          <w:ilvl w:val="0"/>
+          <w:numId w:val="14"/>
+        </w:numPr>
+        <w:spacing w:before="100" w:beforeAutospacing="1" w:after="100" w:afterAutospacing="1" w:line="240" w:lineRule="auto"/>
+      </w:pPr>
+      <w:r>
+        <w:t xml:space="preserve">Mantener la ruta de instalación predeterminada. </w:t>
+      </w:r>
+    </w:p>
+    <w:p>
+      <w:pPr>
+        <w:numPr>
+          <w:ilvl w:val="0"/>
+          <w:numId w:val="14"/>
+        </w:numPr>
+        <w:spacing w:before="100" w:beforeAutospacing="1" w:after="100" w:afterAutospacing="1" w:line="240" w:lineRule="auto"/>
+      </w:pPr>
+      <w:r>
+        <w:t xml:space="preserve">Entrar a la pantalla de configuración personalizada. </w:t>
+      </w:r>
+    </w:p>
+    <w:p>
+      <w:pPr>
+        <w:numPr>
+          <w:ilvl w:val="0"/>
+          <w:numId w:val="14"/>
+        </w:numPr>
+        <w:spacing w:before="100" w:beforeAutospacing="1" w:after="100" w:afterAutospacing="1" w:line="240" w:lineRule="auto"/>
+      </w:pPr>
+      <w:r>
+        <w:t xml:space="preserve">Verificar que estén habilitadas estas opciones: </w:t>
+      </w:r>
+    </w:p>
+    <w:p>
+      <w:pPr>
+        <w:pStyle w:val="HTMLconformatoprevio"/>
+        <w:rPr>
+          <w:rStyle w:val="CdigoHTML"/>
+        </w:rPr>
+      </w:pPr>
+      <w:proofErr w:type="spellStart"/>
+      <w:r>
+        <w:rPr>
+          <w:rStyle w:val="CdigoHTML"/>
+        </w:rPr>
+        <w:t>Add</w:t>
+      </w:r>
+      <w:proofErr w:type="spellEnd"/>
+      <w:r>
+        <w:rPr>
+          <w:rStyle w:val="CdigoHTML"/>
+        </w:rPr>
+        <w:t xml:space="preserve"> </w:t>
+      </w:r>
+      <w:proofErr w:type="spellStart"/>
+      <w:r>
+        <w:rPr>
+          <w:rStyle w:val="CdigoHTML"/>
+        </w:rPr>
+        <w:t>to</w:t>
+      </w:r>
+      <w:proofErr w:type="spellEnd"/>
+      <w:r>
+        <w:rPr>
+          <w:rStyle w:val="CdigoHTML"/>
+        </w:rPr>
+        <w:t xml:space="preserve"> PATH</w:t>
+      </w:r>
+    </w:p>
+    <w:p>
+      <w:pPr>
+        <w:pStyle w:val="HTMLconformatoprevio"/>
+      </w:pPr>
+      <w:r>
+        <w:rPr>
+          <w:rStyle w:val="CdigoHTML"/>
+        </w:rPr>
+        <w:t xml:space="preserve">Set </w:t>
+      </w:r>
+      <w:proofErr w:type="spellStart"/>
+      <w:r>
+        <w:rPr>
+          <w:rStyle w:val="CdigoHTML"/>
+        </w:rPr>
+        <w:t>or</w:t>
+      </w:r>
+      <w:proofErr w:type="spellEnd"/>
+      <w:r>
+        <w:rPr>
+          <w:rStyle w:val="CdigoHTML"/>
+        </w:rPr>
+        <w:t xml:space="preserve"> </w:t>
+      </w:r>
+      <w:proofErr w:type="spellStart"/>
+      <w:r>
+        <w:rPr>
+          <w:rStyle w:val="CdigoHTML"/>
+        </w:rPr>
+        <w:t>update</w:t>
+      </w:r>
+      <w:proofErr w:type="spellEnd"/>
+      <w:r>
+        <w:rPr>
+          <w:rStyle w:val="CdigoHTML"/>
+        </w:rPr>
+        <w:t xml:space="preserve"> JAVA_HOME</w:t>
+      </w:r>
+    </w:p>
+    <w:p>
+      <w:pPr>
+        <w:pStyle w:val="NormalWeb"/>
+      </w:pPr>
+      <w:r>
+        <w:t>La ruta predeterminada suele quedar bajo:</w:t>
+      </w:r>
+    </w:p>
+    <w:p>
+      <w:pPr>
+        <w:pStyle w:val="HTMLconformatoprevio"/>
+      </w:pPr>
+      <w:r>
+        <w:rPr>
+          <w:rStyle w:val="CdigoHTML"/>
+        </w:rPr>
+        <w:t xml:space="preserve">C:\Program Files\Eclipse </w:t>
+      </w:r>
+      <w:proofErr w:type="spellStart"/>
+      <w:r>
+        <w:rPr>
+          <w:rStyle w:val="CdigoHTML"/>
+        </w:rPr>
+        <w:t>Adoptium</w:t>
+      </w:r>
+      <w:proofErr w:type="spellEnd"/>
+      <w:r>
+        <w:rPr>
+          <w:rStyle w:val="CdigoHTML"/>
+        </w:rPr>
+        <w:t>\</w:t>
+      </w:r>
+    </w:p>
+    <w:p>
+      <w:pPr>
+        <w:pStyle w:val="NormalWeb"/>
+      </w:pPr>
+      <w:r>
+        <w:t xml:space="preserve">El instalador MSI permite agregar Java a </w:t>
+      </w:r>
+      <w:r>
+        <w:rPr>
+          <w:rStyle w:val="CdigoHTML"/>
+        </w:rPr>
+        <w:t>PATH</w:t>
+      </w:r>
+      <w:r>
+        <w:t xml:space="preserve"> y actualizar la variable </w:t>
+      </w:r>
+      <w:r>
+        <w:rPr>
+          <w:rStyle w:val="CdigoHTML"/>
+        </w:rPr>
+        <w:t>JAVA_HOME</w:t>
+      </w:r>
+      <w:r>
+        <w:t xml:space="preserve">. </w:t>
+      </w:r>
+    </w:p>
+    <w:p>
+      <w:pPr>
+        <w:pStyle w:val="NormalWeb"/>
+      </w:pPr>
+      <w:r>
+        <w:t>Luego seleccionar:</w:t>
+      </w:r>
+    </w:p>
+    <w:p>
+      <w:pPr>
+        <w:pStyle w:val="HTMLconformatoprevio"/>
+        <w:rPr>
+          <w:rStyle w:val="CdigoHTML"/>
+        </w:rPr>
+      </w:pPr>
+      <w:r>
+        <w:rPr>
+          <w:rStyle w:val="CdigoHTML"/>
+        </w:rPr>
+        <w:t>Next</w:t>
+      </w:r>
+    </w:p>
+    <w:p>
+      <w:pPr>
+        <w:pStyle w:val="HTMLconformatoprevio"/>
+        <w:rPr>
+          <w:rStyle w:val="CdigoHTML"/>
+        </w:rPr>
+      </w:pPr>
+      <w:proofErr w:type="spellStart"/>
+      <w:r>
+        <w:rPr>
+          <w:rStyle w:val="CdigoHTML"/>
+        </w:rPr>
+        <w:t>Install</w:t>
+      </w:r>
+      <w:proofErr w:type="spellEnd"/>
+    </w:p>
+    <w:p>
+      <w:pPr>
+        <w:pStyle w:val="HTMLconformatoprevio"/>
+      </w:pPr>
+      <w:proofErr w:type="spellStart"/>
+      <w:r>
+        <w:rPr>
+          <w:rStyle w:val="CdigoHTML"/>
+        </w:rPr>
+        <w:t>Finish</w:t>
+      </w:r>
+      <w:proofErr w:type="spellEnd"/>
+    </w:p>
+    <w:p>
+      <w:pPr>
+        <w:pStyle w:val="NormalWeb"/>
+      </w:pPr>
+      <w:r>
+        <w:lastRenderedPageBreak/>
+        <w:t>Puede solicitar permisos de administrador.</w:t>
+      </w:r>
+    </w:p>
+    <w:p>
+      <w:r>
+        <w:pict w14:anchorId="63A67DEC">
+          <v:rect id="_x0000_i1092" style="width:0;height:1.5pt" o:hralign="center" o:hrstd="t" o:hr="t" fillcolor="#a0a0a0" stroked="f"/>
+        </w:pict>
+      </w:r>
+    </w:p>
+    <w:p>
+      <w:pPr>
+        <w:pStyle w:val="Ttulo2"/>
+      </w:pPr>
+      <w:r>
+        <w:t>10.7.5 Reiniciar la terminal</w:t>
+      </w:r>
+    </w:p>
+    <w:p>
+      <w:pPr>
+        <w:pStyle w:val="NormalWeb"/>
+      </w:pPr>
+      <w:r>
+        <w:t>Después de instalar Java:</w:t>
+      </w:r>
+    </w:p>
+    <w:p>
+      <w:pPr>
+        <w:numPr>
+          <w:ilvl w:val="0"/>
+          <w:numId w:val="15"/>
+        </w:numPr>
+        <w:spacing w:before="100" w:beforeAutospacing="1" w:after="100" w:afterAutospacing="1" w:line="240" w:lineRule="auto"/>
+      </w:pPr>
+      <w:r>
+        <w:t xml:space="preserve">Cerrar PowerShell. </w:t>
+      </w:r>
+    </w:p>
+    <w:p>
+      <w:pPr>
+        <w:numPr>
+          <w:ilvl w:val="0"/>
+          <w:numId w:val="15"/>
+        </w:numPr>
+        <w:spacing w:before="100" w:beforeAutospacing="1" w:after="100" w:afterAutospacing="1" w:line="240" w:lineRule="auto"/>
+      </w:pPr>
+      <w:r>
+        <w:t xml:space="preserve">Cerrar la terminal de VS </w:t>
+      </w:r>
+      <w:proofErr w:type="spellStart"/>
+      <w:r>
+        <w:t>Code</w:t>
+      </w:r>
+      <w:proofErr w:type="spellEnd"/>
+      <w:r>
+        <w:t xml:space="preserve">. </w:t>
+      </w:r>
+    </w:p>
+    <w:p>
+      <w:pPr>
+        <w:numPr>
+          <w:ilvl w:val="0"/>
+          <w:numId w:val="15"/>
+        </w:numPr>
+        <w:spacing w:before="100" w:beforeAutospacing="1" w:after="100" w:afterAutospacing="1" w:line="240" w:lineRule="auto"/>
+      </w:pPr>
+      <w:r>
+        <w:t xml:space="preserve">Abrir una terminal nueva. </w:t>
+      </w:r>
+    </w:p>
+    <w:p>
+      <w:pPr>
+        <w:pStyle w:val="NormalWeb"/>
+      </w:pPr>
+      <w:r>
+        <w:t>Las terminales que estaban abiertas antes de la instalación pueden conservar las variables antiguas.</w:t>
+      </w:r>
+    </w:p>
+    <w:p>
+      <w:r>
+        <w:pict w14:anchorId="0539C2F8">
+          <v:rect id="_x0000_i1093" style="width:0;height:1.5pt" o:hralign="center" o:hrstd="t" o:hr="t" fillcolor="#a0a0a0" stroked="f"/>
+        </w:pict>
+      </w:r>
+    </w:p>
+    <w:p>
+      <w:pPr>
+        <w:pStyle w:val="Ttulo2"/>
+      </w:pPr>
+      <w:r>
+        <w:t>10.7.6 Validar la instalación</w:t>
+      </w:r>
+    </w:p>
+    <w:p>
+      <w:pPr>
+        <w:pStyle w:val="NormalWeb"/>
+      </w:pPr>
+      <w:r>
+        <w:t>Ejecutar:</w:t>
+      </w:r>
+    </w:p>
+    <w:p>
+      <w:pPr>
+        <w:pStyle w:val="HTMLconformatoprevio"/>
+      </w:pPr>
+      <w:r>
+        <w:rPr>
+          <w:rStyle w:val="m"/>
+        </w:rPr>
+        <w:t>java</w:t>
+      </w:r>
+      <w:r>
+        <w:rPr>
+          <w:rStyle w:val="CdigoHTML"/>
+        </w:rPr>
+        <w:t xml:space="preserve"> </w:t>
+      </w:r>
+      <w:r>
+        <w:rPr>
+          <w:rStyle w:val="g"/>
+        </w:rPr>
+        <w:t>-</w:t>
+      </w:r>
+      <w:proofErr w:type="spellStart"/>
+      <w:r>
+        <w:rPr>
+          <w:rStyle w:val="m"/>
+        </w:rPr>
+        <w:t>version</w:t>
+      </w:r>
+      <w:proofErr w:type="spellEnd"/>
+    </w:p>
+    <w:p>
+      <w:pPr>
+        <w:pStyle w:val="NormalWeb"/>
+      </w:pPr>
+      <w:r>
+        <w:t>El resultado debería ser parecido a:</w:t>
+      </w:r>
+    </w:p>
+    <w:p>
+      <w:pPr>
+        <w:pStyle w:val="HTMLconformatoprevio"/>
+        <w:rPr>
+          <w:rStyle w:val="CdigoHTML"/>
+        </w:rPr>
+      </w:pPr>
+      <w:proofErr w:type="spellStart"/>
+      <w:r>
+        <w:rPr>
+          <w:rStyle w:val="CdigoHTML"/>
+        </w:rPr>
+        <w:t>openjdk</w:t>
+      </w:r>
+      <w:proofErr w:type="spellEnd"/>
+      <w:r>
+        <w:rPr>
+          <w:rStyle w:val="CdigoHTML"/>
+        </w:rPr>
+        <w:t xml:space="preserve"> </w:t>
+      </w:r>
+      <w:proofErr w:type="spellStart"/>
+      <w:r>
+        <w:rPr>
+          <w:rStyle w:val="CdigoHTML"/>
+        </w:rPr>
+        <w:t>version</w:t>
+      </w:r>
+      <w:proofErr w:type="spellEnd"/>
+      <w:r>
+        <w:rPr>
+          <w:rStyle w:val="CdigoHTML"/>
+        </w:rPr>
+        <w:t xml:space="preserve"> "17.x.x"</w:t>
+      </w:r>
+    </w:p>
+    <w:p>
+      <w:pPr>
+        <w:pStyle w:val="HTMLconformatoprevio"/>
+        <w:rPr>
+          <w:rStyle w:val="CdigoHTML"/>
+        </w:rPr>
+      </w:pPr>
+      <w:proofErr w:type="spellStart"/>
+      <w:r>
+        <w:rPr>
+          <w:rStyle w:val="CdigoHTML"/>
+        </w:rPr>
+        <w:t>OpenJDK</w:t>
+      </w:r>
+      <w:proofErr w:type="spellEnd"/>
+      <w:r>
+        <w:rPr>
+          <w:rStyle w:val="CdigoHTML"/>
+        </w:rPr>
+        <w:t xml:space="preserve"> </w:t>
+      </w:r>
+      <w:proofErr w:type="spellStart"/>
+      <w:r>
+        <w:rPr>
+          <w:rStyle w:val="CdigoHTML"/>
+        </w:rPr>
+        <w:t>Runtime</w:t>
+      </w:r>
+      <w:proofErr w:type="spellEnd"/>
+      <w:r>
+        <w:rPr>
+          <w:rStyle w:val="CdigoHTML"/>
+        </w:rPr>
+        <w:t xml:space="preserve"> </w:t>
+      </w:r>
+      <w:proofErr w:type="spellStart"/>
+      <w:r>
+        <w:rPr>
+          <w:rStyle w:val="CdigoHTML"/>
+        </w:rPr>
+        <w:t>Environment</w:t>
+      </w:r>
+      <w:proofErr w:type="spellEnd"/>
+      <w:r>
+        <w:rPr>
+          <w:rStyle w:val="CdigoHTML"/>
+        </w:rPr>
+        <w:t xml:space="preserve"> Temurin-17...</w:t>
+      </w:r>
+    </w:p>
+    <w:p>
+      <w:pPr>
+        <w:pStyle w:val="HTMLconformatoprevio"/>
+      </w:pPr>
+      <w:proofErr w:type="spellStart"/>
+      <w:r>
+        <w:rPr>
+          <w:rStyle w:val="CdigoHTML"/>
+        </w:rPr>
+        <w:t>OpenJDK</w:t>
+      </w:r>
+      <w:proofErr w:type="spellEnd"/>
+      <w:r>
+        <w:rPr>
+          <w:rStyle w:val="CdigoHTML"/>
+        </w:rPr>
+        <w:t xml:space="preserve"> 64-Bit Server VM Temurin-17...</w:t>
+      </w:r>
+    </w:p>
+    <w:p>
+      <w:pPr>
+        <w:pStyle w:val="NormalWeb"/>
+      </w:pPr>
+      <w:r>
+        <w:t>Después validar:</w:t>
+      </w:r>
+    </w:p>
+    <w:p>
+      <w:pPr>
+        <w:pStyle w:val="HTMLconformatoprevio"/>
+      </w:pPr>
+      <w:r>
+        <w:rPr>
+          <w:rStyle w:val="m"/>
+        </w:rPr>
+        <w:t>$</w:t>
+      </w:r>
+      <w:proofErr w:type="spellStart"/>
+      <w:r>
+        <w:rPr>
+          <w:rStyle w:val="m"/>
+        </w:rPr>
+        <w:t>env:JAVA_HOME</w:t>
+      </w:r>
+      <w:proofErr w:type="spellEnd"/>
+    </w:p>
+    <w:p>
+      <w:pPr>
+        <w:pStyle w:val="NormalWeb"/>
+      </w:pPr>
+      <w:r>
+        <w:t>El resultado debería apuntar a una ruta similar a:</w:t>
+      </w:r>
+    </w:p>
+    <w:p>
+      <w:pPr>
+        <w:pStyle w:val="HTMLconformatoprevio"/>
+      </w:pPr>
+      <w:r>
+        <w:rPr>
+          <w:rStyle w:val="CdigoHTML"/>
+        </w:rPr>
+        <w:t xml:space="preserve">C:\Program Files\Eclipse </w:t>
+      </w:r>
+      <w:proofErr w:type="spellStart"/>
+      <w:r>
+        <w:rPr>
+          <w:rStyle w:val="CdigoHTML"/>
+        </w:rPr>
+        <w:t>Adoptium</w:t>
+      </w:r>
+      <w:proofErr w:type="spellEnd"/>
+      <w:r>
+        <w:rPr>
+          <w:rStyle w:val="CdigoHTML"/>
+        </w:rPr>
+        <w:t>\jdk-17.x.x-hotspot\</w:t>
+      </w:r>
+    </w:p>
+    <w:p>
+      <w:pPr>
+        <w:pStyle w:val="NormalWeb"/>
+      </w:pPr>
+      <w:r>
+        <w:t>Finalmente, validar el ejecutable utilizado:</w:t>
+      </w:r>
+    </w:p>
+    <w:p>
+      <w:pPr>
+        <w:pStyle w:val="HTMLconformatoprevio"/>
+      </w:pPr>
+      <w:proofErr w:type="spellStart"/>
+      <w:r>
+        <w:rPr>
+          <w:rStyle w:val="l"/>
+        </w:rPr>
+        <w:t>Get-Command</w:t>
+      </w:r>
+      <w:proofErr w:type="spellEnd"/>
+      <w:r>
+        <w:rPr>
+          <w:rStyle w:val="CdigoHTML"/>
+        </w:rPr>
+        <w:t xml:space="preserve"> </w:t>
+      </w:r>
+      <w:r>
+        <w:rPr>
+          <w:rStyle w:val="m"/>
+        </w:rPr>
+        <w:t>java</w:t>
+      </w:r>
+      <w:r>
+        <w:rPr>
+          <w:rStyle w:val="CdigoHTML"/>
+        </w:rPr>
+        <w:t xml:space="preserve"> </w:t>
+      </w:r>
+      <w:r>
+        <w:rPr>
+          <w:rStyle w:val="g"/>
+        </w:rPr>
+        <w:t>|</w:t>
+      </w:r>
+      <w:r>
+        <w:rPr>
+          <w:rStyle w:val="CdigoHTML"/>
+        </w:rPr>
+        <w:t xml:space="preserve"> </w:t>
+      </w:r>
+      <w:proofErr w:type="spellStart"/>
+      <w:r>
+        <w:rPr>
+          <w:rStyle w:val="l"/>
+        </w:rPr>
+        <w:t>Select-Object</w:t>
+      </w:r>
+      <w:proofErr w:type="spellEnd"/>
+      <w:r>
+        <w:rPr>
+          <w:rStyle w:val="CdigoHTML"/>
+        </w:rPr>
+        <w:t xml:space="preserve"> </w:t>
+      </w:r>
+      <w:proofErr w:type="spellStart"/>
+      <w:r>
+        <w:rPr>
+          <w:rStyle w:val="m"/>
+        </w:rPr>
+        <w:t>Source</w:t>
+      </w:r>
+      <w:proofErr w:type="spellEnd"/>
+    </w:p>
+    <w:p>
+      <w:pPr>
+        <w:pStyle w:val="NormalWeb"/>
+      </w:pPr>
+      <w:r>
+        <w:t>La salida debería terminar en:</w:t>
+      </w:r>
+    </w:p>
+    <w:p>
+      <w:pPr>
+        <w:pStyle w:val="HTMLconformatoprevio"/>
+      </w:pPr>
+      <w:r>
+        <w:rPr>
+          <w:rStyle w:val="CdigoHTML"/>
+        </w:rPr>
+        <w:t>\</w:t>
+      </w:r>
+      <w:proofErr w:type="spellStart"/>
+      <w:r>
+        <w:rPr>
+          <w:rStyle w:val="CdigoHTML"/>
+        </w:rPr>
+        <w:t>bin</w:t>
+      </w:r>
+      <w:proofErr w:type="spellEnd"/>
+      <w:r>
+        <w:rPr>
+          <w:rStyle w:val="CdigoHTML"/>
+        </w:rPr>
+        <w:t>\java.exe</w:t>
+      </w:r>
+    </w:p>
+    <w:p>
+      <w:pPr>
+        <w:pStyle w:val="NormalWeb"/>
+      </w:pPr>
+      <w:r>
+        <w:t>Ejemplo:</w:t>
+      </w:r>
+    </w:p>
+    <w:p>
+      <w:pPr>
+        <w:pStyle w:val="HTMLconformatoprevio"/>
+      </w:pPr>
+      <w:r>
+        <w:rPr>
+          <w:rStyle w:val="CdigoHTML"/>
+        </w:rPr>
+        <w:t xml:space="preserve">C:\Program Files\Eclipse </w:t>
+      </w:r>
+      <w:proofErr w:type="spellStart"/>
+      <w:r>
+        <w:rPr>
+          <w:rStyle w:val="CdigoHTML"/>
+        </w:rPr>
+        <w:t>Adoptium</w:t>
+      </w:r>
+      <w:proofErr w:type="spellEnd"/>
+      <w:r>
+        <w:rPr>
+          <w:rStyle w:val="CdigoHTML"/>
+        </w:rPr>
+        <w:t>\jdk-17.x.x-hotspot\</w:t>
+      </w:r>
+      <w:proofErr w:type="spellStart"/>
+      <w:r>
+        <w:rPr>
+          <w:rStyle w:val="CdigoHTML"/>
+        </w:rPr>
+        <w:t>bin</w:t>
+      </w:r>
+      <w:proofErr w:type="spellEnd"/>
+      <w:r>
+        <w:rPr>
+          <w:rStyle w:val="CdigoHTML"/>
+        </w:rPr>
+        <w:t>\java.exe</w:t>
+      </w:r>
+    </w:p>
+    <w:p>
+      <w:r>
+        <w:pict w14:anchorId="13F95DB7">
+          <v:rect id="_x0000_i1094" style="width:0;height:1.5pt" o:hralign="center" o:hrstd="t" o:hr="t" fillcolor="#a0a0a0" stroked="f"/>
+        </w:pict>
+      </w:r>
+    </w:p>
+    <w:p>
+      <w:pPr>
+        <w:pStyle w:val="Ttulo2"/>
+      </w:pPr>
+      <w:r>
+        <w:lastRenderedPageBreak/>
+        <w:t xml:space="preserve">10.7.7 Configuración manual de </w:t>
+      </w:r>
+      <w:r>
+        <w:rPr>
+          <w:rStyle w:val="CdigoHTML"/>
+        </w:rPr>
+        <w:t>JAVA_HOME</w:t>
+      </w:r>
+    </w:p>
+    <w:p>
+      <w:pPr>
+        <w:pStyle w:val="NormalWeb"/>
+      </w:pPr>
+      <w:r>
+        <w:t xml:space="preserve">Este paso solo es necesario si Java fue instalado, pero </w:t>
+      </w:r>
+      <w:r>
+        <w:rPr>
+          <w:rStyle w:val="CdigoHTML"/>
+        </w:rPr>
+        <w:t>$</w:t>
+      </w:r>
+      <w:proofErr w:type="spellStart"/>
+      <w:r>
+        <w:rPr>
+          <w:rStyle w:val="CdigoHTML"/>
+        </w:rPr>
+        <w:t>env:JAVA_HOME</w:t>
+      </w:r>
+      <w:proofErr w:type="spellEnd"/>
+      <w:r>
+        <w:t xml:space="preserve"> aparece vacío o apunta a una ruta incorrecta.</w:t>
+      </w:r>
+    </w:p>
+    <w:p>
+      <w:pPr>
+        <w:pStyle w:val="NormalWeb"/>
+      </w:pPr>
+      <w:r>
+        <w:t>En Windows:</w:t>
+      </w:r>
+    </w:p>
+    <w:p>
+      <w:pPr>
+        <w:numPr>
+          <w:ilvl w:val="0"/>
+          <w:numId w:val="16"/>
+        </w:numPr>
+        <w:spacing w:before="100" w:beforeAutospacing="1" w:after="100" w:afterAutospacing="1" w:line="240" w:lineRule="auto"/>
+      </w:pPr>
+      <w:r>
+        <w:t xml:space="preserve">Buscar en Inicio: </w:t>
+      </w:r>
+    </w:p>
+    <w:p>
+      <w:pPr>
+        <w:pStyle w:val="HTMLconformatoprevio"/>
+      </w:pPr>
+      <w:r>
+        <w:rPr>
+          <w:rStyle w:val="CdigoHTML"/>
+        </w:rPr>
+        <w:t>Editar las variables de entorno del sistema</w:t>
+      </w:r>
+    </w:p>
+    <w:p>
+      <w:pPr>
+        <w:numPr>
+          <w:ilvl w:val="0"/>
+          <w:numId w:val="17"/>
+        </w:numPr>
+        <w:spacing w:before="100" w:beforeAutospacing="1" w:after="100" w:afterAutospacing="1" w:line="240" w:lineRule="auto"/>
+      </w:pPr>
+      <w:r>
+        <w:t xml:space="preserve">Abrir </w:t>
+      </w:r>
+      <w:r>
+        <w:rPr>
+          <w:rStyle w:val="Textoennegrita"/>
+        </w:rPr>
+        <w:t>Propiedades del sistema</w:t>
+      </w:r>
+      <w:r>
+        <w:t xml:space="preserve">. </w:t>
+      </w:r>
+    </w:p>
+    <w:p>
+      <w:pPr>
+        <w:numPr>
+          <w:ilvl w:val="0"/>
+          <w:numId w:val="17"/>
+        </w:numPr>
+        <w:spacing w:before="100" w:beforeAutospacing="1" w:after="100" w:afterAutospacing="1" w:line="240" w:lineRule="auto"/>
+      </w:pPr>
+      <w:r>
+        <w:t xml:space="preserve">Seleccionar </w:t>
+      </w:r>
+      <w:r>
+        <w:rPr>
+          <w:rStyle w:val="Textoennegrita"/>
+        </w:rPr>
+        <w:t>Variables de entorno</w:t>
+      </w:r>
+      <w:r>
+        <w:t xml:space="preserve">. </w:t>
+      </w:r>
+    </w:p>
+    <w:p>
+      <w:pPr>
+        <w:numPr>
+          <w:ilvl w:val="0"/>
+          <w:numId w:val="17"/>
+        </w:numPr>
+        <w:spacing w:before="100" w:beforeAutospacing="1" w:after="100" w:afterAutospacing="1" w:line="240" w:lineRule="auto"/>
+      </w:pPr>
+      <w:r>
+        <w:t xml:space="preserve">En </w:t>
+      </w:r>
+      <w:r>
+        <w:rPr>
+          <w:rStyle w:val="Textoennegrita"/>
+        </w:rPr>
+        <w:t>Variables del sistema</w:t>
+      </w:r>
+      <w:r>
+        <w:t xml:space="preserve">, crear o editar: </w:t>
+      </w:r>
+    </w:p>
+    <w:p>
+      <w:pPr>
+        <w:pStyle w:val="HTMLconformatoprevio"/>
+        <w:rPr>
+          <w:rStyle w:val="CdigoHTML"/>
+        </w:rPr>
+      </w:pPr>
+      <w:r>
+        <w:rPr>
+          <w:rStyle w:val="CdigoHTML"/>
+        </w:rPr>
+        <w:t>Nombre: JAVA_HOME</w:t>
+      </w:r>
+    </w:p>
+    <w:p>
+      <w:pPr>
+        <w:pStyle w:val="HTMLconformatoprevio"/>
+      </w:pPr>
+      <w:r>
+        <w:rPr>
+          <w:rStyle w:val="CdigoHTML"/>
+        </w:rPr>
+        <w:t xml:space="preserve">Valor: C:\Program Files\Eclipse </w:t>
+      </w:r>
+      <w:proofErr w:type="spellStart"/>
+      <w:r>
+        <w:rPr>
+          <w:rStyle w:val="CdigoHTML"/>
+        </w:rPr>
+        <w:t>Adoptium</w:t>
+      </w:r>
+      <w:proofErr w:type="spellEnd"/>
+      <w:r>
+        <w:rPr>
+          <w:rStyle w:val="CdigoHTML"/>
+        </w:rPr>
+        <w:t>\jdk-17.x.x-hotspot</w:t>
+      </w:r>
+    </w:p>
+    <w:p>
+      <w:pPr>
+        <w:pStyle w:val="NormalWeb"/>
+      </w:pPr>
+      <w:r>
+        <w:t>La ruta debe corresponder a la carpeta real donde quedó instalado el JDK.</w:t>
+      </w:r>
+    </w:p>
+    <w:p>
+      <w:pPr>
+        <w:pStyle w:val="NormalWeb"/>
+      </w:pPr>
+      <w:r>
+        <w:t>Después, editar la variable:</w:t>
+      </w:r>
+    </w:p>
+    <w:p>
+      <w:pPr>
+        <w:pStyle w:val="HTMLconformatoprevio"/>
+      </w:pPr>
+      <w:proofErr w:type="spellStart"/>
+      <w:r>
+        <w:rPr>
+          <w:rStyle w:val="CdigoHTML"/>
+        </w:rPr>
+        <w:t>Path</w:t>
+      </w:r>
+      <w:proofErr w:type="spellEnd"/>
+    </w:p>
+    <w:p>
+      <w:pPr>
+        <w:pStyle w:val="NormalWeb"/>
+      </w:pPr>
+      <w:r>
+        <w:t>Agregar una nueva entrada:</w:t>
+      </w:r>
+    </w:p>
+    <w:p>
+      <w:pPr>
+        <w:pStyle w:val="HTMLconformatoprevio"/>
+      </w:pPr>
+      <w:r>
+        <w:rPr>
+          <w:rStyle w:val="CdigoHTML"/>
+        </w:rPr>
+        <w:t>%JAVA_HOME%\</w:t>
+      </w:r>
+      <w:proofErr w:type="spellStart"/>
+      <w:r>
+        <w:rPr>
+          <w:rStyle w:val="CdigoHTML"/>
+        </w:rPr>
+        <w:t>bin</w:t>
+      </w:r>
+      <w:proofErr w:type="spellEnd"/>
+    </w:p>
+    <w:p>
+      <w:pPr>
+        <w:pStyle w:val="NormalWeb"/>
+      </w:pPr>
+      <w:r>
+        <w:t>Aceptar todas las ventanas y abrir una terminal nueva.</w:t>
+      </w:r>
+    </w:p>
+    <w:p>
+      <w:pPr>
+        <w:pStyle w:val="NormalWeb"/>
+      </w:pPr>
+      <w:proofErr w:type="spellStart"/>
+      <w:r>
+        <w:t>Adoptium</w:t>
+      </w:r>
+      <w:proofErr w:type="spellEnd"/>
+      <w:r>
+        <w:t xml:space="preserve"> también documenta la configuración permanente de </w:t>
+      </w:r>
+      <w:r>
+        <w:rPr>
+          <w:rStyle w:val="CdigoHTML"/>
+        </w:rPr>
+        <w:t>JAVA_HOME</w:t>
+      </w:r>
+      <w:r>
+        <w:t xml:space="preserve"> y </w:t>
+      </w:r>
+      <w:r>
+        <w:rPr>
+          <w:rStyle w:val="CdigoHTML"/>
+        </w:rPr>
+        <w:t>PATH</w:t>
+      </w:r>
+      <w:r>
+        <w:t xml:space="preserve"> en Windows. </w:t>
+      </w:r>
+    </w:p>
+    <w:p>
+      <w:r>
+        <w:pict w14:anchorId="608D031B">
+          <v:rect id="_x0000_i1095" style="width:0;height:1.5pt" o:hralign="center" o:hrstd="t" o:hr="t" fillcolor="#a0a0a0" stroked="f"/>
+        </w:pict>
+      </w:r>
+    </w:p>
+    <w:p>
+      <w:pPr>
+        <w:pStyle w:val="Ttulo2"/>
+      </w:pPr>
+      <w:r>
+        <w:t>10.7.8 Validación de consistencia</w:t>
+      </w:r>
+    </w:p>
+    <w:p>
+      <w:pPr>
+        <w:pStyle w:val="NormalWeb"/>
+      </w:pPr>
+      <w:r>
+        <w:t>Las siguientes rutas deben corresponder a la misma instalación:</w:t>
+      </w:r>
+    </w:p>
+    <w:p>
+      <w:pPr>
+        <w:pStyle w:val="HTMLconformatoprevio"/>
+      </w:pPr>
+      <w:r>
+        <w:rPr>
+          <w:rStyle w:val="m"/>
+        </w:rPr>
+        <w:t>$</w:t>
+      </w:r>
+      <w:proofErr w:type="spellStart"/>
+      <w:r>
+        <w:rPr>
+          <w:rStyle w:val="m"/>
+        </w:rPr>
+        <w:t>env:JAVA_HOME</w:t>
+      </w:r>
+      <w:proofErr w:type="spellEnd"/>
+    </w:p>
+    <w:p>
+      <w:pPr>
+        <w:pStyle w:val="HTMLconformatoprevio"/>
+      </w:pPr>
+      <w:proofErr w:type="spellStart"/>
+      <w:r>
+        <w:rPr>
+          <w:rStyle w:val="l"/>
+        </w:rPr>
+        <w:t>Get-Command</w:t>
+      </w:r>
+      <w:proofErr w:type="spellEnd"/>
+      <w:r>
+        <w:rPr>
+          <w:rStyle w:val="CdigoHTML"/>
+        </w:rPr>
+        <w:t xml:space="preserve"> </w:t>
+      </w:r>
+      <w:r>
+        <w:rPr>
+          <w:rStyle w:val="m"/>
+        </w:rPr>
+        <w:t>java</w:t>
+      </w:r>
+      <w:r>
+        <w:rPr>
+          <w:rStyle w:val="CdigoHTML"/>
+        </w:rPr>
+        <w:t xml:space="preserve"> </w:t>
+      </w:r>
+      <w:r>
+        <w:rPr>
+          <w:rStyle w:val="g"/>
+        </w:rPr>
+        <w:t>|</w:t>
+      </w:r>
+      <w:r>
+        <w:rPr>
+          <w:rStyle w:val="CdigoHTML"/>
+        </w:rPr>
+        <w:t xml:space="preserve"> </w:t>
+      </w:r>
+      <w:proofErr w:type="spellStart"/>
+      <w:r>
+        <w:rPr>
+          <w:rStyle w:val="l"/>
+        </w:rPr>
+        <w:t>Select-Object</w:t>
+      </w:r>
+      <w:proofErr w:type="spellEnd"/>
+      <w:r>
+        <w:rPr>
+          <w:rStyle w:val="CdigoHTML"/>
+        </w:rPr>
+        <w:t xml:space="preserve"> </w:t>
+      </w:r>
+      <w:proofErr w:type="spellStart"/>
+      <w:r>
+        <w:rPr>
+          <w:rStyle w:val="m"/>
+        </w:rPr>
+        <w:t>Source</w:t>
+      </w:r>
+      <w:proofErr w:type="spellEnd"/>
+    </w:p>
+    <w:p>
+      <w:pPr>
+        <w:pStyle w:val="NormalWeb"/>
+      </w:pPr>
+      <w:r>
+        <w:t>Ejemplo correcto:</w:t>
+      </w:r>
+    </w:p>
+    <w:p>
+      <w:pPr>
+        <w:pStyle w:val="HTMLconformatoprevio"/>
+        <w:rPr>
+          <w:rStyle w:val="CdigoHTML"/>
+        </w:rPr>
+      </w:pPr>
+      <w:r>
+        <w:rPr>
+          <w:rStyle w:val="CdigoHTML"/>
+        </w:rPr>
+        <w:t>JAVA_HOME:</w:t>
+      </w:r>
+    </w:p>
+    <w:p>
+      <w:pPr>
+        <w:pStyle w:val="HTMLconformatoprevio"/>
+        <w:rPr>
+          <w:rStyle w:val="CdigoHTML"/>
+        </w:rPr>
+      </w:pPr>
+      <w:r>
+        <w:rPr>
+          <w:rStyle w:val="CdigoHTML"/>
+        </w:rPr>
+        <w:t xml:space="preserve">C:\Program Files\Eclipse </w:t>
+      </w:r>
+      <w:proofErr w:type="spellStart"/>
+      <w:r>
+        <w:rPr>
+          <w:rStyle w:val="CdigoHTML"/>
+        </w:rPr>
+        <w:t>Adoptium</w:t>
+      </w:r>
+      <w:proofErr w:type="spellEnd"/>
+      <w:r>
+        <w:rPr>
+          <w:rStyle w:val="CdigoHTML"/>
+        </w:rPr>
+        <w:t>\jdk-17.0.19.10-hotspot</w:t>
+      </w:r>
+    </w:p>
+    <w:p>
+      <w:pPr>
+        <w:pStyle w:val="HTMLconformatoprevio"/>
+        <w:rPr>
+          <w:rStyle w:val="CdigoHTML"/>
+        </w:rPr>
+      </w:pPr>
+    </w:p>
+    <w:p>
+      <w:pPr>
+        <w:pStyle w:val="HTMLconformatoprevio"/>
+        <w:rPr>
+          <w:rStyle w:val="CdigoHTML"/>
+        </w:rPr>
+      </w:pPr>
+      <w:r>
+        <w:rPr>
+          <w:rStyle w:val="CdigoHTML"/>
+        </w:rPr>
+        <w:t>Ejecutable:</w:t>
+      </w:r>
+    </w:p>
+    <w:p>
+      <w:pPr>
+        <w:pStyle w:val="HTMLconformatoprevio"/>
+      </w:pPr>
+      <w:r>
+        <w:rPr>
+          <w:rStyle w:val="CdigoHTML"/>
+        </w:rPr>
+        <w:t xml:space="preserve">C:\Program Files\Eclipse </w:t>
+      </w:r>
+      <w:proofErr w:type="spellStart"/>
+      <w:r>
+        <w:rPr>
+          <w:rStyle w:val="CdigoHTML"/>
+        </w:rPr>
+        <w:t>Adoptium</w:t>
+      </w:r>
+      <w:proofErr w:type="spellEnd"/>
+      <w:r>
+        <w:rPr>
+          <w:rStyle w:val="CdigoHTML"/>
+        </w:rPr>
+        <w:t>\jdk-17.0.19.10-hotspot\</w:t>
+      </w:r>
+      <w:proofErr w:type="spellStart"/>
+      <w:r>
+        <w:rPr>
+          <w:rStyle w:val="CdigoHTML"/>
+        </w:rPr>
+        <w:t>bin</w:t>
+      </w:r>
+      <w:proofErr w:type="spellEnd"/>
+      <w:r>
+        <w:rPr>
+          <w:rStyle w:val="CdigoHTML"/>
+        </w:rPr>
+        <w:t>\java.exe</w:t>
+      </w:r>
+    </w:p>
+    <w:p>
+      <w:pPr>
+        <w:pStyle w:val="NormalWeb"/>
+      </w:pPr>
+      <w:r>
+        <w:t xml:space="preserve">Si ambas apuntan a versiones distintas, debe corregirse </w:t>
+      </w:r>
+      <w:r>
+        <w:rPr>
+          <w:rStyle w:val="CdigoHTML"/>
+        </w:rPr>
+        <w:t>JAVA_HOME</w:t>
+      </w:r>
+      <w:r>
+        <w:t xml:space="preserve"> o el </w:t>
+      </w:r>
+      <w:proofErr w:type="spellStart"/>
+      <w:r>
+        <w:rPr>
+          <w:rStyle w:val="CdigoHTML"/>
+        </w:rPr>
+        <w:t>Path</w:t>
+      </w:r>
+      <w:proofErr w:type="spellEnd"/>
+      <w:r>
+        <w:t>.</w:t>
+      </w:r>
+    </w:p>
+    <w:p>
+      <w:r>
+        <w:lastRenderedPageBreak/>
+        <w:pict w14:anchorId="1CBD038B">
+          <v:rect id="_x0000_i1096" style="width:0;height:1.5pt" o:hralign="center" o:hrstd="t" o:hr="t" fillcolor="#a0a0a0" stroked="f"/>
+        </w:pict>
+      </w:r>
+    </w:p>
+    <w:p>
+      <w:pPr>
+        <w:pStyle w:val="Ttulo2"/>
+      </w:pPr>
+      <w:r>
+        <w:t>10.7.9 Instalación alternativa mediante PowerShell</w:t>
+      </w:r>
+    </w:p>
+    <w:p>
+      <w:pPr>
+        <w:pStyle w:val="NormalWeb"/>
+      </w:pPr>
+      <w:r>
+        <w:t xml:space="preserve">En equipos que tengan </w:t>
+      </w:r>
+      <w:proofErr w:type="spellStart"/>
+      <w:r>
+        <w:rPr>
+          <w:rStyle w:val="CdigoHTML"/>
+        </w:rPr>
+        <w:t>winget</w:t>
+      </w:r>
+      <w:proofErr w:type="spellEnd"/>
+      <w:r>
+        <w:t>, Java también puede instalarse desde PowerShell.</w:t>
+      </w:r>
+    </w:p>
+    <w:p>
+      <w:pPr>
+        <w:pStyle w:val="NormalWeb"/>
+      </w:pPr>
+      <w:r>
+        <w:t>Para Java 17:</w:t>
+      </w:r>
+    </w:p>
+    <w:p>
+      <w:pPr>
+        <w:pStyle w:val="HTMLconformatoprevio"/>
+      </w:pPr>
+      <w:proofErr w:type="spellStart"/>
+      <w:r>
+        <w:rPr>
+          <w:rStyle w:val="m"/>
+        </w:rPr>
+        <w:t>winget</w:t>
+      </w:r>
+      <w:proofErr w:type="spellEnd"/>
+      <w:r>
+        <w:rPr>
+          <w:rStyle w:val="CdigoHTML"/>
+        </w:rPr>
+        <w:t xml:space="preserve"> </w:t>
+      </w:r>
+      <w:proofErr w:type="spellStart"/>
+      <w:r>
+        <w:rPr>
+          <w:rStyle w:val="m"/>
+        </w:rPr>
+        <w:t>install</w:t>
+      </w:r>
+      <w:proofErr w:type="spellEnd"/>
+      <w:r>
+        <w:rPr>
+          <w:rStyle w:val="CdigoHTML"/>
+        </w:rPr>
+        <w:t xml:space="preserve"> </w:t>
+      </w:r>
+      <w:r>
+        <w:rPr>
+          <w:rStyle w:val="m"/>
+        </w:rPr>
+        <w:t>EclipseAdoptium</w:t>
+      </w:r>
+      <w:r>
+        <w:rPr>
+          <w:rStyle w:val="CdigoHTML"/>
+        </w:rPr>
+        <w:t>.</w:t>
+      </w:r>
+      <w:r>
+        <w:rPr>
+          <w:rStyle w:val="m"/>
+        </w:rPr>
+        <w:t>Temurin</w:t>
+      </w:r>
+      <w:r>
+        <w:rPr>
+          <w:rStyle w:val="j"/>
+        </w:rPr>
+        <w:t>.17</w:t>
+      </w:r>
+      <w:r>
+        <w:rPr>
+          <w:rStyle w:val="CdigoHTML"/>
+        </w:rPr>
+        <w:t>.</w:t>
+      </w:r>
+      <w:r>
+        <w:rPr>
+          <w:rStyle w:val="m"/>
+        </w:rPr>
+        <w:t>JDK</w:t>
+      </w:r>
+    </w:p>
+    <w:p>
+      <w:pPr>
+        <w:pStyle w:val="NormalWeb"/>
+      </w:pPr>
+      <w:r>
+        <w:t>Al terminar:</w:t>
+      </w:r>
+    </w:p>
+    <w:p>
+      <w:pPr>
+        <w:numPr>
+          <w:ilvl w:val="0"/>
+          <w:numId w:val="18"/>
+        </w:numPr>
+        <w:spacing w:before="100" w:beforeAutospacing="1" w:after="100" w:afterAutospacing="1" w:line="240" w:lineRule="auto"/>
+      </w:pPr>
+      <w:r>
+        <w:t xml:space="preserve">Cerrar la terminal. </w:t>
+      </w:r>
+    </w:p>
+    <w:p>
+      <w:pPr>
+        <w:numPr>
+          <w:ilvl w:val="0"/>
+          <w:numId w:val="18"/>
+        </w:numPr>
+        <w:spacing w:before="100" w:beforeAutospacing="1" w:after="100" w:afterAutospacing="1" w:line="240" w:lineRule="auto"/>
+      </w:pPr>
+      <w:r>
+        <w:t xml:space="preserve">Abrir una nueva. </w:t>
+      </w:r>
+    </w:p>
+    <w:p>
+      <w:pPr>
+        <w:numPr>
+          <w:ilvl w:val="0"/>
+          <w:numId w:val="18"/>
+        </w:numPr>
+        <w:spacing w:before="100" w:beforeAutospacing="1" w:after="100" w:afterAutospacing="1" w:line="240" w:lineRule="auto"/>
+      </w:pPr>
+      <w:r>
+        <w:t xml:space="preserve">Ejecutar las validaciones anteriores. </w:t>
+      </w:r>
+    </w:p>
+    <w:p>
+      <w:pPr>
+        <w:pStyle w:val="NormalWeb"/>
+      </w:pPr>
+      <w:r>
+        <w:t xml:space="preserve">Eclipse </w:t>
+      </w:r>
+      <w:proofErr w:type="spellStart"/>
+      <w:r>
+        <w:t>Adoptium</w:t>
+      </w:r>
+      <w:proofErr w:type="spellEnd"/>
+      <w:r>
+        <w:t xml:space="preserve"> ofrece oficialmente la instalación mediante </w:t>
+      </w:r>
+      <w:proofErr w:type="spellStart"/>
+      <w:r>
+        <w:rPr>
+          <w:rStyle w:val="CdigoHTML"/>
+        </w:rPr>
+        <w:t>winget</w:t>
+      </w:r>
+      <w:proofErr w:type="spellEnd"/>
+      <w:r>
+        <w:t xml:space="preserve">, además de los instaladores y archivos comprimidos. </w:t>
+      </w:r>
+    </w:p>
+    <w:p>
+      <w:pPr>
+        <w:pStyle w:val="NormalWeb"/>
+      </w:pPr>
+      <w:r>
+        <w:t xml:space="preserve">Para este proyecto recomiendo el instalador </w:t>
+      </w:r>
+      <w:r>
+        <w:rPr>
+          <w:rStyle w:val="CdigoHTML"/>
+        </w:rPr>
+        <w:t>.</w:t>
+      </w:r>
+      <w:proofErr w:type="spellStart"/>
+      <w:r>
+        <w:rPr>
+          <w:rStyle w:val="CdigoHTML"/>
+        </w:rPr>
+        <w:t>msi</w:t>
+      </w:r>
+      <w:proofErr w:type="spellEnd"/>
+      <w:r>
+        <w:t xml:space="preserve">, porque permite ver y seleccionar claramente las opciones de </w:t>
+      </w:r>
+      <w:r>
+        <w:rPr>
+          <w:rStyle w:val="CdigoHTML"/>
+        </w:rPr>
+        <w:t>PATH</w:t>
+      </w:r>
+      <w:r>
+        <w:t xml:space="preserve"> y </w:t>
+      </w:r>
+      <w:r>
+        <w:rPr>
+          <w:rStyle w:val="CdigoHTML"/>
+        </w:rPr>
+        <w:t>JAVA_HOME</w:t>
+      </w:r>
+      <w:r>
+        <w:t>.</w:t>
       </w:r>
     </w:p>
     <w:p>
@@ -12956,6 +15743,119 @@
     </w:lvl>
   </w:abstractNum>
   <w:abstractNum w:abstractNumId="4" w15:restartNumberingAfterBreak="0">
+    <w:nsid w:val="1A9A392E"/>
+    <w:multiLevelType w:val="multilevel"/>
+    <w:tmpl w:val="9EEA0EE8"/>
+    <w:lvl w:ilvl="0">
+      <w:start w:val="1"/>
+      <w:numFmt w:val="decimal"/>
+      <w:lvlText w:val="%1."/>
+      <w:lvlJc w:val="left"/>
+      <w:pPr>
+        <w:tabs>
+          <w:tab w:val="num" w:pos="720"/>
+        </w:tabs>
+        <w:ind w:left="720" w:hanging="360"/>
+      </w:pPr>
+    </w:lvl>
+    <w:lvl w:ilvl="1" w:tentative="1">
+      <w:start w:val="1"/>
+      <w:numFmt w:val="decimal"/>
+      <w:lvlText w:val="%2."/>
+      <w:lvlJc w:val="left"/>
+      <w:pPr>
+        <w:tabs>
+          <w:tab w:val="num" w:pos="1440"/>
+        </w:tabs>
+        <w:ind w:left="1440" w:hanging="360"/>
+      </w:pPr>
+    </w:lvl>
+    <w:lvl w:ilvl="2" w:tentative="1">
+      <w:start w:val="1"/>
+      <w:numFmt w:val="decimal"/>
+      <w:lvlText w:val="%3."/>
+      <w:lvlJc w:val="left"/>
+      <w:pPr>
+        <w:tabs>
+          <w:tab w:val="num" w:pos="2160"/>
+        </w:tabs>
+        <w:ind w:left="2160" w:hanging="360"/>
+      </w:pPr>
+    </w:lvl>
+    <w:lvl w:ilvl="3" w:tentative="1">
+      <w:start w:val="1"/>
+      <w:numFmt w:val="decimal"/>
+      <w:lvlText w:val="%4."/>
+      <w:lvlJc w:val="left"/>
+      <w:pPr>
+        <w:tabs>
+          <w:tab w:val="num" w:pos="2880"/>
+        </w:tabs>
+        <w:ind w:left="2880" w:hanging="360"/>
+      </w:pPr>
+    </w:lvl>
+    <w:lvl w:ilvl="4" w:tentative="1">
+      <w:start w:val="1"/>
+      <w:numFmt w:val="decimal"/>
+      <w:lvlText w:val="%5."/>
+      <w:lvlJc w:val="left"/>
+      <w:pPr>
+        <w:tabs>
+          <w:tab w:val="num" w:pos="3600"/>
+        </w:tabs>
+        <w:ind w:left="3600" w:hanging="360"/>
+      </w:pPr>
+    </w:lvl>
+    <w:lvl w:ilvl="5" w:tentative="1">
+      <w:start w:val="1"/>
+      <w:numFmt w:val="decimal"/>
+      <w:lvlText w:val="%6."/>
+      <w:lvlJc w:val="left"/>
+      <w:pPr>
+        <w:tabs>
+          <w:tab w:val="num" w:pos="4320"/>
+        </w:tabs>
+        <w:ind w:left="4320" w:hanging="360"/>
+      </w:pPr>
+    </w:lvl>
+    <w:lvl w:ilvl="6" w:tentative="1">
+      <w:start w:val="1"/>
+      <w:numFmt w:val="decimal"/>
+      <w:lvlText w:val="%7."/>
+      <w:lvlJc w:val="left"/>
+      <w:pPr>
+        <w:tabs>
+          <w:tab w:val="num" w:pos="5040"/>
+        </w:tabs>
+        <w:ind w:left="5040" w:hanging="360"/>
+      </w:pPr>
+    </w:lvl>
+    <w:lvl w:ilvl="7" w:tentative="1">
+      <w:start w:val="1"/>
+      <w:numFmt w:val="decimal"/>
+      <w:lvlText w:val="%8."/>
+      <w:lvlJc w:val="left"/>
+      <w:pPr>
+        <w:tabs>
+          <w:tab w:val="num" w:pos="5760"/>
+        </w:tabs>
+        <w:ind w:left="5760" w:hanging="360"/>
+      </w:pPr>
+    </w:lvl>
+    <w:lvl w:ilvl="8" w:tentative="1">
+      <w:start w:val="1"/>
+      <w:numFmt w:val="decimal"/>
+      <w:lvlText w:val="%9."/>
+      <w:lvlJc w:val="left"/>
+      <w:pPr>
+        <w:tabs>
+          <w:tab w:val="num" w:pos="6480"/>
+        </w:tabs>
+        <w:ind w:left="6480" w:hanging="360"/>
+      </w:pPr>
+    </w:lvl>
+  </w:abstractNum>
+  <w:abstractNum w:abstractNumId="5" w15:restartNumberingAfterBreak="0">
     <w:nsid w:val="1B996596"/>
     <w:multiLevelType w:val="hybridMultilevel"/>
     <w:tmpl w:val="D21C2A1E"/>
@@ -13044,7 +15944,7 @@
       </w:pPr>
     </w:lvl>
   </w:abstractNum>
-  <w:abstractNum w:abstractNumId="5" w15:restartNumberingAfterBreak="0">
+  <w:abstractNum w:abstractNumId="6" w15:restartNumberingAfterBreak="0">
     <w:nsid w:val="32827110"/>
     <w:multiLevelType w:val="multilevel"/>
     <w:tmpl w:val="89B696B4"/>
@@ -13193,7 +16093,7 @@
       </w:rPr>
     </w:lvl>
   </w:abstractNum>
-  <w:abstractNum w:abstractNumId="6" w15:restartNumberingAfterBreak="0">
+  <w:abstractNum w:abstractNumId="7" w15:restartNumberingAfterBreak="0">
     <w:nsid w:val="360228E1"/>
     <w:multiLevelType w:val="multilevel"/>
     <w:tmpl w:val="FEAA5992"/>
@@ -13342,7 +16242,120 @@
       </w:rPr>
     </w:lvl>
   </w:abstractNum>
-  <w:abstractNum w:abstractNumId="7" w15:restartNumberingAfterBreak="0">
+  <w:abstractNum w:abstractNumId="8" w15:restartNumberingAfterBreak="0">
+    <w:nsid w:val="40147188"/>
+    <w:multiLevelType w:val="multilevel"/>
+    <w:tmpl w:val="96B4EB78"/>
+    <w:lvl w:ilvl="0">
+      <w:start w:val="1"/>
+      <w:numFmt w:val="decimal"/>
+      <w:lvlText w:val="%1."/>
+      <w:lvlJc w:val="left"/>
+      <w:pPr>
+        <w:tabs>
+          <w:tab w:val="num" w:pos="720"/>
+        </w:tabs>
+        <w:ind w:left="720" w:hanging="360"/>
+      </w:pPr>
+    </w:lvl>
+    <w:lvl w:ilvl="1" w:tentative="1">
+      <w:start w:val="1"/>
+      <w:numFmt w:val="decimal"/>
+      <w:lvlText w:val="%2."/>
+      <w:lvlJc w:val="left"/>
+      <w:pPr>
+        <w:tabs>
+          <w:tab w:val="num" w:pos="1440"/>
+        </w:tabs>
+        <w:ind w:left="1440" w:hanging="360"/>
+      </w:pPr>
+    </w:lvl>
+    <w:lvl w:ilvl="2" w:tentative="1">
+      <w:start w:val="1"/>
+      <w:numFmt w:val="decimal"/>
+      <w:lvlText w:val="%3."/>
+      <w:lvlJc w:val="left"/>
+      <w:pPr>
+        <w:tabs>
+          <w:tab w:val="num" w:pos="2160"/>
+        </w:tabs>
+        <w:ind w:left="2160" w:hanging="360"/>
+      </w:pPr>
+    </w:lvl>
+    <w:lvl w:ilvl="3" w:tentative="1">
+      <w:start w:val="1"/>
+      <w:numFmt w:val="decimal"/>
+      <w:lvlText w:val="%4."/>
+      <w:lvlJc w:val="left"/>
+      <w:pPr>
+        <w:tabs>
+          <w:tab w:val="num" w:pos="2880"/>
+        </w:tabs>
+        <w:ind w:left="2880" w:hanging="360"/>
+      </w:pPr>
+    </w:lvl>
+    <w:lvl w:ilvl="4" w:tentative="1">
+      <w:start w:val="1"/>
+      <w:numFmt w:val="decimal"/>
+      <w:lvlText w:val="%5."/>
+      <w:lvlJc w:val="left"/>
+      <w:pPr>
+        <w:tabs>
+          <w:tab w:val="num" w:pos="3600"/>
+        </w:tabs>
+        <w:ind w:left="3600" w:hanging="360"/>
+      </w:pPr>
+    </w:lvl>
+    <w:lvl w:ilvl="5" w:tentative="1">
+      <w:start w:val="1"/>
+      <w:numFmt w:val="decimal"/>
+      <w:lvlText w:val="%6."/>
+      <w:lvlJc w:val="left"/>
+      <w:pPr>
+        <w:tabs>
+          <w:tab w:val="num" w:pos="4320"/>
+        </w:tabs>
+        <w:ind w:left="4320" w:hanging="360"/>
+      </w:pPr>
+    </w:lvl>
+    <w:lvl w:ilvl="6" w:tentative="1">
+      <w:start w:val="1"/>
+      <w:numFmt w:val="decimal"/>
+      <w:lvlText w:val="%7."/>
+      <w:lvlJc w:val="left"/>
+      <w:pPr>
+        <w:tabs>
+          <w:tab w:val="num" w:pos="5040"/>
+        </w:tabs>
+        <w:ind w:left="5040" w:hanging="360"/>
+      </w:pPr>
+    </w:lvl>
+    <w:lvl w:ilvl="7" w:tentative="1">
+      <w:start w:val="1"/>
+      <w:numFmt w:val="decimal"/>
+      <w:lvlText w:val="%8."/>
+      <w:lvlJc w:val="left"/>
+      <w:pPr>
+        <w:tabs>
+          <w:tab w:val="num" w:pos="5760"/>
+        </w:tabs>
+        <w:ind w:left="5760" w:hanging="360"/>
+      </w:pPr>
+    </w:lvl>
+    <w:lvl w:ilvl="8" w:tentative="1">
+      <w:start w:val="1"/>
+      <w:numFmt w:val="decimal"/>
+      <w:lvlText w:val="%9."/>
+      <w:lvlJc w:val="left"/>
+      <w:pPr>
+        <w:tabs>
+          <w:tab w:val="num" w:pos="6480"/>
+        </w:tabs>
+        <w:ind w:left="6480" w:hanging="360"/>
+      </w:pPr>
+    </w:lvl>
+  </w:abstractNum>
+  <w:abstractNum w:abstractNumId="9" w15:restartNumberingAfterBreak="0">
     <w:nsid w:val="422E21F2"/>
     <w:multiLevelType w:val="multilevel"/>
     <w:tmpl w:val="153CE43E"/>
@@ -13491,7 +16504,7 @@
       </w:rPr>
     </w:lvl>
   </w:abstractNum>
-  <w:abstractNum w:abstractNumId="8" w15:restartNumberingAfterBreak="0">
+  <w:abstractNum w:abstractNumId="10" w15:restartNumberingAfterBreak="0">
     <w:nsid w:val="47874A6F"/>
     <w:multiLevelType w:val="multilevel"/>
     <w:tmpl w:val="755607C6"/>
@@ -13640,7 +16653,7 @@
       </w:rPr>
     </w:lvl>
   </w:abstractNum>
-  <w:abstractNum w:abstractNumId="9" w15:restartNumberingAfterBreak="0">
+  <w:abstractNum w:abstractNumId="11" w15:restartNumberingAfterBreak="0">
     <w:nsid w:val="499343CC"/>
     <w:multiLevelType w:val="multilevel"/>
     <w:tmpl w:val="481A9864"/>
@@ -13789,7 +16802,120 @@
       </w:rPr>
     </w:lvl>
   </w:abstractNum>
-  <w:abstractNum w:abstractNumId="10" w15:restartNumberingAfterBreak="0">
+  <w:abstractNum w:abstractNumId="12" w15:restartNumberingAfterBreak="0">
+    <w:nsid w:val="517C4587"/>
+    <w:multiLevelType w:val="multilevel"/>
+    <w:tmpl w:val="17C0A5FA"/>
+    <w:lvl w:ilvl="0">
+      <w:start w:val="1"/>
+      <w:numFmt w:val="decimal"/>
+      <w:lvlText w:val="%1."/>
+      <w:lvlJc w:val="left"/>
+      <w:pPr>
+        <w:tabs>
+          <w:tab w:val="num" w:pos="720"/>
+        </w:tabs>
+        <w:ind w:left="720" w:hanging="360"/>
+      </w:pPr>
+    </w:lvl>
+    <w:lvl w:ilvl="1" w:tentative="1">
+      <w:start w:val="1"/>
+      <w:numFmt w:val="decimal"/>
+      <w:lvlText w:val="%2."/>
+      <w:lvlJc w:val="left"/>
+      <w:pPr>
+        <w:tabs>
+          <w:tab w:val="num" w:pos="1440"/>
+        </w:tabs>
+        <w:ind w:left="1440" w:hanging="360"/>
+      </w:pPr>
+    </w:lvl>
+    <w:lvl w:ilvl="2" w:tentative="1">
+      <w:start w:val="1"/>
+      <w:numFmt w:val="decimal"/>
+      <w:lvlText w:val="%3."/>
+      <w:lvlJc w:val="left"/>
+      <w:pPr>
+        <w:tabs>
+          <w:tab w:val="num" w:pos="2160"/>
+        </w:tabs>
+        <w:ind w:left="2160" w:hanging="360"/>
+      </w:pPr>
+    </w:lvl>
+    <w:lvl w:ilvl="3" w:tentative="1">
+      <w:start w:val="1"/>
+      <w:numFmt w:val="decimal"/>
+      <w:lvlText w:val="%4."/>
+      <w:lvlJc w:val="left"/>
+      <w:pPr>
+        <w:tabs>
+          <w:tab w:val="num" w:pos="2880"/>
+        </w:tabs>
+        <w:ind w:left="2880" w:hanging="360"/>
+      </w:pPr>
+    </w:lvl>
+    <w:lvl w:ilvl="4" w:tentative="1">
+      <w:start w:val="1"/>
+      <w:numFmt w:val="decimal"/>
+      <w:lvlText w:val="%5."/>
+      <w:lvlJc w:val="left"/>
+      <w:pPr>
+        <w:tabs>
+          <w:tab w:val="num" w:pos="3600"/>
+        </w:tabs>
+        <w:ind w:left="3600" w:hanging="360"/>
+      </w:pPr>
+    </w:lvl>
+    <w:lvl w:ilvl="5" w:tentative="1">
+      <w:start w:val="1"/>
+      <w:numFmt w:val="decimal"/>
+      <w:lvlText w:val="%6."/>
+      <w:lvlJc w:val="left"/>
+      <w:pPr>
+        <w:tabs>
+          <w:tab w:val="num" w:pos="4320"/>
+        </w:tabs>
+        <w:ind w:left="4320" w:hanging="360"/>
+      </w:pPr>
+    </w:lvl>
+    <w:lvl w:ilvl="6" w:tentative="1">
+      <w:start w:val="1"/>
+      <w:numFmt w:val="decimal"/>
+      <w:lvlText w:val="%7."/>
+      <w:lvlJc w:val="left"/>
+      <w:pPr>
+        <w:tabs>
+          <w:tab w:val="num" w:pos="5040"/>
+        </w:tabs>
+        <w:ind w:left="5040" w:hanging="360"/>
+      </w:pPr>
+    </w:lvl>
+    <w:lvl w:ilvl="7" w:tentative="1">
+      <w:start w:val="1"/>
+      <w:numFmt w:val="decimal"/>
+      <w:lvlText w:val="%8."/>
+      <w:lvlJc w:val="left"/>
+      <w:pPr>
+        <w:tabs>
+          <w:tab w:val="num" w:pos="5760"/>
+        </w:tabs>
+        <w:ind w:left="5760" w:hanging="360"/>
+      </w:pPr>
+    </w:lvl>
+    <w:lvl w:ilvl="8" w:tentative="1">
+      <w:start w:val="1"/>
+      <w:numFmt w:val="decimal"/>
+      <w:lvlText w:val="%9."/>
+      <w:lvlJc w:val="left"/>
+      <w:pPr>
+        <w:tabs>
+          <w:tab w:val="num" w:pos="6480"/>
+        </w:tabs>
+        <w:ind w:left="6480" w:hanging="360"/>
+      </w:pPr>
+    </w:lvl>
+  </w:abstractNum>
+  <w:abstractNum w:abstractNumId="13" w15:restartNumberingAfterBreak="0">
     <w:nsid w:val="6AAB6689"/>
     <w:multiLevelType w:val="multilevel"/>
     <w:tmpl w:val="A1E458E8"/>
@@ -13938,7 +17064,233 @@
       </w:rPr>
     </w:lvl>
   </w:abstractNum>
-  <w:abstractNum w:abstractNumId="11" w15:restartNumberingAfterBreak="0">
+  <w:abstractNum w:abstractNumId="14" w15:restartNumberingAfterBreak="0">
+    <w:nsid w:val="6B29603E"/>
+    <w:multiLevelType w:val="multilevel"/>
+    <w:tmpl w:val="0734AF3C"/>
+    <w:lvl w:ilvl="0">
+      <w:start w:val="2"/>
+      <w:numFmt w:val="decimal"/>
+      <w:lvlText w:val="%1."/>
+      <w:lvlJc w:val="left"/>
+      <w:pPr>
+        <w:tabs>
+          <w:tab w:val="num" w:pos="720"/>
+        </w:tabs>
+        <w:ind w:left="720" w:hanging="360"/>
+      </w:pPr>
+    </w:lvl>
+    <w:lvl w:ilvl="1" w:tentative="1">
+      <w:start w:val="1"/>
+      <w:numFmt w:val="decimal"/>
+      <w:lvlText w:val="%2."/>
+      <w:lvlJc w:val="left"/>
+      <w:pPr>
+        <w:tabs>
+          <w:tab w:val="num" w:pos="1440"/>
+        </w:tabs>
+        <w:ind w:left="1440" w:hanging="360"/>
+      </w:pPr>
+    </w:lvl>
+    <w:lvl w:ilvl="2" w:tentative="1">
+      <w:start w:val="1"/>
+      <w:numFmt w:val="decimal"/>
+      <w:lvlText w:val="%3."/>
+      <w:lvlJc w:val="left"/>
+      <w:pPr>
+        <w:tabs>
+          <w:tab w:val="num" w:pos="2160"/>
+        </w:tabs>
+        <w:ind w:left="2160" w:hanging="360"/>
+      </w:pPr>
+    </w:lvl>
+    <w:lvl w:ilvl="3" w:tentative="1">
+      <w:start w:val="1"/>
+      <w:numFmt w:val="decimal"/>
+      <w:lvlText w:val="%4."/>
+      <w:lvlJc w:val="left"/>
+      <w:pPr>
+        <w:tabs>
+          <w:tab w:val="num" w:pos="2880"/>
+        </w:tabs>
+        <w:ind w:left="2880" w:hanging="360"/>
+      </w:pPr>
+    </w:lvl>
+    <w:lvl w:ilvl="4" w:tentative="1">
+      <w:start w:val="1"/>
+      <w:numFmt w:val="decimal"/>
+      <w:lvlText w:val="%5."/>
+      <w:lvlJc w:val="left"/>
+      <w:pPr>
+        <w:tabs>
+          <w:tab w:val="num" w:pos="3600"/>
+        </w:tabs>
+        <w:ind w:left="3600" w:hanging="360"/>
+      </w:pPr>
+    </w:lvl>
+    <w:lvl w:ilvl="5" w:tentative="1">
+      <w:start w:val="1"/>
+      <w:numFmt w:val="decimal"/>
+      <w:lvlText w:val="%6."/>
+      <w:lvlJc w:val="left"/>
+      <w:pPr>
+        <w:tabs>
+          <w:tab w:val="num" w:pos="4320"/>
+        </w:tabs>
+        <w:ind w:left="4320" w:hanging="360"/>
+      </w:pPr>
+    </w:lvl>
+    <w:lvl w:ilvl="6" w:tentative="1">
+      <w:start w:val="1"/>
+      <w:numFmt w:val="decimal"/>
+      <w:lvlText w:val="%7."/>
+      <w:lvlJc w:val="left"/>
+      <w:pPr>
+        <w:tabs>
+          <w:tab w:val="num" w:pos="5040"/>
+        </w:tabs>
+        <w:ind w:left="5040" w:hanging="360"/>
+      </w:pPr>
+    </w:lvl>
+    <w:lvl w:ilvl="7" w:tentative="1">
+      <w:start w:val="1"/>
+      <w:numFmt w:val="decimal"/>
+      <w:lvlText w:val="%8."/>
+      <w:lvlJc w:val="left"/>
+      <w:pPr>
+        <w:tabs>
+          <w:tab w:val="num" w:pos="5760"/>
+        </w:tabs>
+        <w:ind w:left="5760" w:hanging="360"/>
+      </w:pPr>
+    </w:lvl>
+    <w:lvl w:ilvl="8" w:tentative="1">
+      <w:start w:val="1"/>
+      <w:numFmt w:val="decimal"/>
+      <w:lvlText w:val="%9."/>
+      <w:lvlJc w:val="left"/>
+      <w:pPr>
+        <w:tabs>
+          <w:tab w:val="num" w:pos="6480"/>
+        </w:tabs>
+        <w:ind w:left="6480" w:hanging="360"/>
+      </w:pPr>
+    </w:lvl>
+  </w:abstractNum>
+  <w:abstractNum w:abstractNumId="15" w15:restartNumberingAfterBreak="0">
+    <w:nsid w:val="6B850F64"/>
+    <w:multiLevelType w:val="multilevel"/>
+    <w:tmpl w:val="6A4C41BC"/>
+    <w:lvl w:ilvl="0">
+      <w:start w:val="1"/>
+      <w:numFmt w:val="decimal"/>
+      <w:lvlText w:val="%1."/>
+      <w:lvlJc w:val="left"/>
+      <w:pPr>
+        <w:tabs>
+          <w:tab w:val="num" w:pos="720"/>
+        </w:tabs>
+        <w:ind w:left="720" w:hanging="360"/>
+      </w:pPr>
+    </w:lvl>
+    <w:lvl w:ilvl="1" w:tentative="1">
+      <w:start w:val="1"/>
+      <w:numFmt w:val="decimal"/>
+      <w:lvlText w:val="%2."/>
+      <w:lvlJc w:val="left"/>
+      <w:pPr>
+        <w:tabs>
+          <w:tab w:val="num" w:pos="1440"/>
+        </w:tabs>
+        <w:ind w:left="1440" w:hanging="360"/>
+      </w:pPr>
+    </w:lvl>
+    <w:lvl w:ilvl="2" w:tentative="1">
+      <w:start w:val="1"/>
+      <w:numFmt w:val="decimal"/>
+      <w:lvlText w:val="%3."/>
+      <w:lvlJc w:val="left"/>
+      <w:pPr>
+        <w:tabs>
+          <w:tab w:val="num" w:pos="2160"/>
+        </w:tabs>
+        <w:ind w:left="2160" w:hanging="360"/>
+      </w:pPr>
+    </w:lvl>
+    <w:lvl w:ilvl="3" w:tentative="1">
+      <w:start w:val="1"/>
+      <w:numFmt w:val="decimal"/>
+      <w:lvlText w:val="%4."/>
+      <w:lvlJc w:val="left"/>
+      <w:pPr>
+        <w:tabs>
+          <w:tab w:val="num" w:pos="2880"/>
+        </w:tabs>
+        <w:ind w:left="2880" w:hanging="360"/>
+      </w:pPr>
+    </w:lvl>
+    <w:lvl w:ilvl="4" w:tentative="1">
+      <w:start w:val="1"/>
+      <w:numFmt w:val="decimal"/>
+      <w:lvlText w:val="%5."/>
+      <w:lvlJc w:val="left"/>
+      <w:pPr>
+        <w:tabs>
+          <w:tab w:val="num" w:pos="3600"/>
+        </w:tabs>
+        <w:ind w:left="3600" w:hanging="360"/>
+      </w:pPr>
+    </w:lvl>
+    <w:lvl w:ilvl="5" w:tentative="1">
+      <w:start w:val="1"/>
+      <w:numFmt w:val="decimal"/>
+      <w:lvlText w:val="%6."/>
+      <w:lvlJc w:val="left"/>
+      <w:pPr>
+        <w:tabs>
+          <w:tab w:val="num" w:pos="4320"/>
+        </w:tabs>
+        <w:ind w:left="4320" w:hanging="360"/>
+      </w:pPr>
+    </w:lvl>
+    <w:lvl w:ilvl="6" w:tentative="1">
+      <w:start w:val="1"/>
+      <w:numFmt w:val="decimal"/>
+      <w:lvlText w:val="%7."/>
+      <w:lvlJc w:val="left"/>
+      <w:pPr>
+        <w:tabs>
+          <w:tab w:val="num" w:pos="5040"/>
+        </w:tabs>
+        <w:ind w:left="5040" w:hanging="360"/>
+      </w:pPr>
+    </w:lvl>
+    <w:lvl w:ilvl="7" w:tentative="1">
+      <w:start w:val="1"/>
+      <w:numFmt w:val="decimal"/>
+      <w:lvlText w:val="%8."/>
+      <w:lvlJc w:val="left"/>
+      <w:pPr>
+        <w:tabs>
+          <w:tab w:val="num" w:pos="5760"/>
+        </w:tabs>
+        <w:ind w:left="5760" w:hanging="360"/>
+      </w:pPr>
+    </w:lvl>
+    <w:lvl w:ilvl="8" w:tentative="1">
+      <w:start w:val="1"/>
+      <w:numFmt w:val="decimal"/>
+      <w:lvlText w:val="%9."/>
+      <w:lvlJc w:val="left"/>
+      <w:pPr>
+        <w:tabs>
+          <w:tab w:val="num" w:pos="6480"/>
+        </w:tabs>
+        <w:ind w:left="6480" w:hanging="360"/>
+      </w:pPr>
+    </w:lvl>
+  </w:abstractNum>
+  <w:abstractNum w:abstractNumId="16" w15:restartNumberingAfterBreak="0">
     <w:nsid w:val="6C7A4FE3"/>
     <w:multiLevelType w:val="multilevel"/>
     <w:tmpl w:val="E684DAEC"/>
@@ -14087,14 +17439,163 @@
       </w:rPr>
     </w:lvl>
   </w:abstractNum>
+  <w:abstractNum w:abstractNumId="17" w15:restartNumberingAfterBreak="0">
+    <w:nsid w:val="7D4E73C7"/>
+    <w:multiLevelType w:val="multilevel"/>
+    <w:tmpl w:val="C47C7996"/>
+    <w:lvl w:ilvl="0">
+      <w:start w:val="1"/>
+      <w:numFmt w:val="bullet"/>
+      <w:lvlText w:val=""/>
+      <w:lvlJc w:val="left"/>
+      <w:pPr>
+        <w:tabs>
+          <w:tab w:val="num" w:pos="720"/>
+        </w:tabs>
+        <w:ind w:left="720" w:hanging="360"/>
+      </w:pPr>
+      <w:rPr>
+        <w:rFonts w:ascii="Symbol" w:hAnsi="Symbol" w:hint="default"/>
+        <w:sz w:val="20"/>
+      </w:rPr>
+    </w:lvl>
+    <w:lvl w:ilvl="1" w:tentative="1">
+      <w:start w:val="1"/>
+      <w:numFmt w:val="bullet"/>
+      <w:lvlText w:val="o"/>
+      <w:lvlJc w:val="left"/>
+      <w:pPr>
+        <w:tabs>
+          <w:tab w:val="num" w:pos="1440"/>
+        </w:tabs>
+        <w:ind w:left="1440" w:hanging="360"/>
+      </w:pPr>
+      <w:rPr>
+        <w:rFonts w:ascii="Courier New" w:hAnsi="Courier New" w:hint="default"/>
+        <w:sz w:val="20"/>
+      </w:rPr>
+    </w:lvl>
+    <w:lvl w:ilvl="2" w:tentative="1">
+      <w:start w:val="1"/>
+      <w:numFmt w:val="bullet"/>
+      <w:lvlText w:val=""/>
+      <w:lvlJc w:val="left"/>
+      <w:pPr>
+        <w:tabs>
+          <w:tab w:val="num" w:pos="2160"/>
+        </w:tabs>
+        <w:ind w:left="2160" w:hanging="360"/>
+      </w:pPr>
+      <w:rPr>
+        <w:rFonts w:ascii="Wingdings" w:hAnsi="Wingdings" w:hint="default"/>
+        <w:sz w:val="20"/>
+      </w:rPr>
+    </w:lvl>
+    <w:lvl w:ilvl="3" w:tentative="1">
+      <w:start w:val="1"/>
+      <w:numFmt w:val="bullet"/>
+      <w:lvlText w:val=""/>
+      <w:lvlJc w:val="left"/>
+      <w:pPr>
+        <w:tabs>
+          <w:tab w:val="num" w:pos="2880"/>
+        </w:tabs>
+        <w:ind w:left="2880" w:hanging="360"/>
+      </w:pPr>
+      <w:rPr>
+        <w:rFonts w:ascii="Wingdings" w:hAnsi="Wingdings" w:hint="default"/>
+        <w:sz w:val="20"/>
+      </w:rPr>
+    </w:lvl>
+    <w:lvl w:ilvl="4" w:tentative="1">
+      <w:start w:val="1"/>
+      <w:numFmt w:val="bullet"/>
+      <w:lvlText w:val=""/>
+      <w:lvlJc w:val="left"/>
+      <w:pPr>
+        <w:tabs>
+          <w:tab w:val="num" w:pos="3600"/>
+        </w:tabs>
+        <w:ind w:left="3600" w:hanging="360"/>
+      </w:pPr>
+      <w:rPr>
+        <w:rFonts w:ascii="Wingdings" w:hAnsi="Wingdings" w:hint="default"/>
+        <w:sz w:val="20"/>
+      </w:rPr>
+    </w:lvl>
+    <w:lvl w:ilvl="5" w:tentative="1">
+      <w:start w:val="1"/>
+      <w:numFmt w:val="bullet"/>
+      <w:lvlText w:val=""/>
+      <w:lvlJc w:val="left"/>
+      <w:pPr>
+        <w:tabs>
+          <w:tab w:val="num" w:pos="4320"/>
+        </w:tabs>
+        <w:ind w:left="4320" w:hanging="360"/>
+      </w:pPr>
+      <w:rPr>
+        <w:rFonts w:ascii="Wingdings" w:hAnsi="Wingdings" w:hint="default"/>
+        <w:sz w:val="20"/>
+      </w:rPr>
+    </w:lvl>
+    <w:lvl w:ilvl="6" w:tentative="1">
+      <w:start w:val="1"/>
+      <w:numFmt w:val="bullet"/>
+      <w:lvlText w:val=""/>
+      <w:lvlJc w:val="left"/>
+      <w:pPr>
+        <w:tabs>
+          <w:tab w:val="num" w:pos="5040"/>
+        </w:tabs>
+        <w:ind w:left="5040" w:hanging="360"/>
+      </w:pPr>
+      <w:rPr>
+        <w:rFonts w:ascii="Wingdings" w:hAnsi="Wingdings" w:hint="default"/>
+        <w:sz w:val="20"/>
+      </w:rPr>
+    </w:lvl>
+    <w:lvl w:ilvl="7" w:tentative="1">
+      <w:start w:val="1"/>
+      <w:numFmt w:val="bullet"/>
+      <w:lvlText w:val=""/>
+      <w:lvlJc w:val="left"/>
+      <w:pPr>
+        <w:tabs>
+          <w:tab w:val="num" w:pos="5760"/>
+        </w:tabs>
+        <w:ind w:left="5760" w:hanging="360"/>
+      </w:pPr>
+      <w:rPr>
+        <w:rFonts w:ascii="Wingdings" w:hAnsi="Wingdings" w:hint="default"/>
+        <w:sz w:val="20"/>
+      </w:rPr>
+    </w:lvl>
+    <w:lvl w:ilvl="8" w:tentative="1">
+      <w:start w:val="1"/>
+      <w:numFmt w:val="bullet"/>
+      <w:lvlText w:val=""/>
+      <w:lvlJc w:val="left"/>
+      <w:pPr>
+        <w:tabs>
+          <w:tab w:val="num" w:pos="6480"/>
+        </w:tabs>
+        <w:ind w:left="6480" w:hanging="360"/>
+      </w:pPr>
+      <w:rPr>
+        <w:rFonts w:ascii="Wingdings" w:hAnsi="Wingdings" w:hint="default"/>
+        <w:sz w:val="20"/>
+      </w:rPr>
+    </w:lvl>
+  </w:abstractNum>
   <w:num w:numId="1">
-    <w:abstractNumId w:val="4"/>
+    <w:abstractNumId w:val="5"/>
   </w:num>
   <w:num w:numId="2">
-    <w:abstractNumId w:val="7"/>
+    <w:abstractNumId w:val="9"/>
   </w:num>
   <w:num w:numId="3">
-    <w:abstractNumId w:val="5"/>
+    <w:abstractNumId w:val="6"/>
   </w:num>
   <w:num w:numId="4">
     <w:abstractNumId w:val="0"/>
@@ -14106,22 +17607,40 @@
     <w:abstractNumId w:val="1"/>
   </w:num>
   <w:num w:numId="7">
-    <w:abstractNumId w:val="8"/>
+    <w:abstractNumId w:val="10"/>
   </w:num>
   <w:num w:numId="8">
-    <w:abstractNumId w:val="9"/>
+    <w:abstractNumId w:val="11"/>
   </w:num>
   <w:num w:numId="9">
-    <w:abstractNumId w:val="6"/>
+    <w:abstractNumId w:val="7"/>
   </w:num>
   <w:num w:numId="10">
-    <w:abstractNumId w:val="10"/>
+    <w:abstractNumId w:val="13"/>
   </w:num>
   <w:num w:numId="11">
     <w:abstractNumId w:val="2"/>
   </w:num>
   <w:num w:numId="12">
-    <w:abstractNumId w:val="11"/>
+    <w:abstractNumId w:val="16"/>
+  </w:num>
+  <w:num w:numId="13">
+    <w:abstractNumId w:val="17"/>
+  </w:num>
+  <w:num w:numId="14">
+    <w:abstractNumId w:val="12"/>
+  </w:num>
+  <w:num w:numId="15">
+    <w:abstractNumId w:val="8"/>
+  </w:num>
+  <w:num w:numId="16">
+    <w:abstractNumId w:val="15"/>
+  </w:num>
+  <w:num w:numId="17">
+    <w:abstractNumId w:val="14"/>
+  </w:num>
+  <w:num w:numId="18">
+    <w:abstractNumId w:val="4"/>
   </w:num>
 </w:numbering>
 </file>
@@ -14767,6 +18286,22 @@
     <w:basedOn w:val="Fuentedeprrafopredeter"/>
     <w:rsid w:val="000B01D8"/>
   </w:style>
+  <w:style w:type="character" w:styleId="Textoennegrita">
+    <w:name w:val="Strong"/>
+    <w:basedOn w:val="Fuentedeprrafopredeter"/>
+    <w:uiPriority w:val="22"/>
+    <w:qFormat/>
+    <w:rsid w:val="005633B1"/>
+    <w:rPr>
+      <w:b/>
+      <w:bCs/>
+    </w:rPr>
+  </w:style>
+  <w:style w:type="character" w:customStyle="1" w:styleId="j">
+    <w:name w:val="ͼj"/>
+    <w:basedOn w:val="Fuentedeprrafopredeter"/>
+    <w:rsid w:val="005633B1"/>
+  </w:style>
 </w:styles>
 </file>
 
